--- a/简历.docx
+++ b/简历.docx
@@ -2,3899 +2,2584 @@
 <file path=word/document.xml><?xml version="1.0" encoding="utf-8"?>
 <w:document xmlns:wpc="http://schemas.microsoft.com/office/word/2010/wordprocessingCanvas" xmlns:cx="http://schemas.microsoft.com/office/drawing/2014/chartex" xmlns:cx1="http://schemas.microsoft.com/office/drawing/2015/9/8/chartex" xmlns:cx2="http://schemas.microsoft.com/office/drawing/2015/10/21/chartex" xmlns:cx3="http://schemas.microsoft.com/office/drawing/2016/5/9/chartex" xmlns:cx4="http://schemas.microsoft.com/office/drawing/2016/5/10/chartex" xmlns:cx5="http://schemas.microsoft.com/office/drawing/2016/5/11/chartex" xmlns:cx6="http://schemas.microsoft.com/office/drawing/2016/5/12/chartex" xmlns:cx7="http://schemas.microsoft.com/office/drawing/2016/5/13/chartex" xmlns:cx8="http://schemas.microsoft.com/office/drawing/2016/5/14/chartex" xmlns:mc="http://schemas.openxmlformats.org/markup-compatibility/2006" xmlns:aink="http://schemas.microsoft.com/office/drawing/2016/ink" xmlns:am3d="http://schemas.microsoft.com/office/drawing/2017/model3d" xmlns:o="urn:schemas-microsoft-com:office:office" xmlns:oel="http://schemas.microsoft.com/office/2019/extlst" xmlns:r="http://schemas.openxmlformats.org/officeDocument/2006/relationships" xmlns:m="http://schemas.openxmlformats.org/officeDocument/2006/math" xmlns:v="urn:schemas-microsoft-com:vml" xmlns:wp14="http://schemas.microsoft.com/office/word/2010/wordprocessingDrawing" xmlns:wp="http://schemas.openxmlformats.org/drawingml/2006/wordprocessingDrawing" xmlns:w10="urn:schemas-microsoft-com:office:word" xmlns:w="http://schemas.openxmlformats.org/wordprocessingml/2006/main" xmlns:w14="http://schemas.microsoft.com/office/word/2010/wordml" xmlns:w15="http://schemas.microsoft.com/office/word/2012/wordml" xmlns:w16cex="http://schemas.microsoft.com/office/word/2018/wordml/cex" xmlns:w16cid="http://schemas.microsoft.com/office/word/2016/wordml/cid" xmlns:w16="http://schemas.microsoft.com/office/word/2018/wordml" xmlns:w16du="http://schemas.microsoft.com/office/word/2023/wordml/word16du" xmlns:w16sdtdh="http://schemas.microsoft.com/office/word/2020/wordml/sdtdatahash" xmlns:w16sdtfl="http://schemas.microsoft.com/office/word/2024/wordml/sdtformatlock" xmlns:w16se="http://schemas.microsoft.com/office/word/2015/wordml/symex" xmlns:wpg="http://schemas.microsoft.com/office/word/2010/wordprocessingGroup" xmlns:wpi="http://schemas.microsoft.com/office/word/2010/wordprocessingInk" xmlns:wne="http://schemas.microsoft.com/office/word/2006/wordml" xmlns:wps="http://schemas.microsoft.com/office/word/2010/wordprocessingShape" mc:Ignorable="w14 w15 w16se w16cid w16 w16cex w16sdtdh w16sdtfl w16du wp14">
   <w:body>
+    <w:tbl>
+      <w:tblPr>
+        <w:tblW w:w="0" w:type="auto"/>
+        <w:jc w:val="center"/>
+        <w:tblLayout w:type="fixed"/>
+        <w:tblLook w:val="04A0" w:firstRow="1" w:lastRow="0" w:firstColumn="1" w:lastColumn="0" w:noHBand="0" w:noVBand="1"/>
+      </w:tblPr>
+      <w:tblGrid>
+        <w:gridCol w:w="1474"/>
+        <w:gridCol w:w="5783"/>
+        <w:gridCol w:w="340"/>
+        <w:gridCol w:w="1474"/>
+        <w:gridCol w:w="25"/>
+      </w:tblGrid>
+      <w:tr>
+        <w:trPr>
+          <w:gridAfter w:val="1"/>
+          <w:wAfter w:w="25" w:type="dxa"/>
+          <w:trHeight w:val="1247"/>
+          <w:jc w:val="center"/>
+        </w:trPr>
+        <w:tc>
+          <w:tcPr>
+            <w:tcW w:w="1474" w:type="dxa"/>
+            <w:tcMar>
+              <w:top w:w="0" w:type="dxa"/>
+              <w:left w:w="25" w:type="dxa"/>
+              <w:bottom w:w="0" w:type="dxa"/>
+              <w:right w:w="25" w:type="dxa"/>
+            </w:tcMar>
+            <w:vAlign w:val="center"/>
+          </w:tcPr>
+          <w:p>
+            <w:pPr>
+              <w:spacing w:line="320" w:lineRule="exact"/>
+            </w:pPr>
+          </w:p>
+        </w:tc>
+        <w:tc>
+          <w:tcPr>
+            <w:tcW w:w="6123" w:type="dxa"/>
+            <w:gridSpan w:val="2"/>
+            <w:tcMar>
+              <w:top w:w="0" w:type="dxa"/>
+              <w:left w:w="25" w:type="dxa"/>
+              <w:bottom w:w="0" w:type="dxa"/>
+              <w:right w:w="25" w:type="dxa"/>
+            </w:tcMar>
+            <w:vAlign w:val="center"/>
+          </w:tcPr>
+          <w:p>
+            <w:pPr>
+              <w:pStyle w:val="aa"/>
+              <w:keepNext/>
+              <w:spacing w:after="30" w:line="320" w:lineRule="exact"/>
+              <w:rPr>
+                <w:rFonts w:ascii="Arial" w:eastAsia="微软雅黑" w:hAnsi="Arial" w:cs="Arial"/>
+                <w:sz w:val="20"/>
+                <w:szCs w:val="20"/>
+                <w:lang w:eastAsia="zh-CN"/>
+              </w:rPr>
+            </w:pPr>
+          </w:p>
+          <w:p>
+            <w:pPr>
+              <w:rPr>
+                <w:lang w:eastAsia="zh-CN"/>
+              </w:rPr>
+            </w:pPr>
+          </w:p>
+          <w:p>
+            <w:pPr>
+              <w:pStyle w:val="aa"/>
+              <w:keepNext/>
+              <w:spacing w:after="30" w:line="320" w:lineRule="exact"/>
+              <w:jc w:val="center"/>
+              <w:rPr>
+                <w:lang w:eastAsia="zh-CN"/>
+              </w:rPr>
+            </w:pPr>
+            <w:r>
+              <w:rPr>
+                <w:rFonts w:ascii="Arial" w:eastAsia="微软雅黑" w:hAnsi="Arial" w:cs="Arial" w:hint="eastAsia"/>
+                <w:lang w:eastAsia="zh-CN"/>
+              </w:rPr>
+              <w:t>阚海</w:t>
+            </w:r>
+          </w:p>
+          <w:p>
+            <w:pPr>
+              <w:spacing w:line="320" w:lineRule="exact"/>
+              <w:jc w:val="center"/>
+              <w:rPr>
+                <w:lang w:eastAsia="zh-CN"/>
+              </w:rPr>
+            </w:pPr>
+            <w:r>
+              <w:rPr>
+                <w:b/>
+                <w:sz w:val="19"/>
+                <w:lang w:eastAsia="zh-CN"/>
+              </w:rPr>
+              <w:t>手机号码：</w:t>
+            </w:r>
+            <w:r>
+              <w:rPr>
+                <w:sz w:val="19"/>
+                <w:lang w:eastAsia="zh-CN"/>
+              </w:rPr>
+              <w:t>13046859853</w:t>
+            </w:r>
+            <w:r>
+              <w:rPr>
+                <w:color w:val="666666"/>
+                <w:sz w:val="19"/>
+                <w:lang w:eastAsia="zh-CN"/>
+              </w:rPr>
+              <w:t xml:space="preserve">  |  </w:t>
+            </w:r>
+            <w:r>
+              <w:rPr>
+                <w:b/>
+                <w:sz w:val="19"/>
+                <w:lang w:eastAsia="zh-CN"/>
+              </w:rPr>
+              <w:t>邮箱：</w:t>
+            </w:r>
+            <w:r>
+              <w:rPr>
+                <w:sz w:val="19"/>
+                <w:lang w:eastAsia="zh-CN"/>
+              </w:rPr>
+              <w:t>2025282050209@whu.edu.cn</w:t>
+            </w:r>
+          </w:p>
+        </w:tc>
+        <w:tc>
+          <w:tcPr>
+            <w:tcW w:w="1474" w:type="dxa"/>
+            <w:vMerge w:val="restart"/>
+            <w:tcBorders>
+              <w:top w:val="single" w:sz="8" w:space="0" w:color="A6A6A6"/>
+              <w:left w:val="single" w:sz="8" w:space="0" w:color="A6A6A6"/>
+              <w:bottom w:val="single" w:sz="16" w:space="0" w:color="000000"/>
+              <w:right w:val="single" w:sz="8" w:space="0" w:color="A6A6A6"/>
+            </w:tcBorders>
+            <w:tcMar>
+              <w:top w:w="0" w:type="dxa"/>
+              <w:left w:w="25" w:type="dxa"/>
+              <w:bottom w:w="0" w:type="dxa"/>
+              <w:right w:w="25" w:type="dxa"/>
+            </w:tcMar>
+            <w:vAlign w:val="center"/>
+          </w:tcPr>
+          <w:p>
+            <w:pPr>
+              <w:spacing w:line="320" w:lineRule="exact"/>
+              <w:rPr>
+                <w:lang w:eastAsia="zh-CN"/>
+              </w:rPr>
+            </w:pPr>
+          </w:p>
+          <w:p>
+            <w:pPr>
+              <w:spacing w:line="320" w:lineRule="exact"/>
+              <w:rPr>
+                <w:lang w:eastAsia="zh-CN"/>
+              </w:rPr>
+            </w:pPr>
+          </w:p>
+          <w:p>
+            <w:pPr>
+              <w:spacing w:line="320" w:lineRule="exact"/>
+              <w:jc w:val="center"/>
+              <w:rPr>
+                <w:lang w:eastAsia="zh-CN"/>
+              </w:rPr>
+            </w:pPr>
+          </w:p>
+          <w:p>
+            <w:pPr>
+              <w:spacing w:line="320" w:lineRule="exact"/>
+              <w:jc w:val="center"/>
+              <w:rPr>
+                <w:lang w:eastAsia="zh-CN"/>
+              </w:rPr>
+            </w:pPr>
+          </w:p>
+          <w:p>
+            <w:pPr>
+              <w:spacing w:line="320" w:lineRule="exact"/>
+              <w:jc w:val="center"/>
+              <w:rPr>
+                <w:lang w:eastAsia="zh-CN"/>
+              </w:rPr>
+            </w:pPr>
+          </w:p>
+          <w:p>
+            <w:pPr>
+              <w:spacing w:line="320" w:lineRule="exact"/>
+              <w:jc w:val="center"/>
+              <w:rPr>
+                <w:lang w:eastAsia="zh-CN"/>
+              </w:rPr>
+            </w:pPr>
+            <w:r>
+              <w:rPr>
+                <w:rFonts w:hint="eastAsia"/>
+                <w:noProof/>
+                <w:lang w:eastAsia="zh-CN"/>
+              </w:rPr>
+              <w:drawing>
+                <wp:inline distT="0" distB="0" distL="0" distR="0" wp14:anchorId="15371D3F" wp14:editId="10324892">
+                  <wp:extent cx="904240" cy="1129665"/>
+                  <wp:effectExtent l="0" t="0" r="0" b="0"/>
+                  <wp:docPr id="310368122" name="图片 1"/>
+                  <wp:cNvGraphicFramePr>
+                    <a:graphicFrameLocks xmlns:a="http://schemas.openxmlformats.org/drawingml/2006/main" noChangeAspect="1"/>
+                  </wp:cNvGraphicFramePr>
+                  <a:graphic xmlns:a="http://schemas.openxmlformats.org/drawingml/2006/main">
+                    <a:graphicData uri="http://schemas.openxmlformats.org/drawingml/2006/picture">
+                      <pic:pic xmlns:pic="http://schemas.openxmlformats.org/drawingml/2006/picture">
+                        <pic:nvPicPr>
+                          <pic:cNvPr id="310368122" name="图片 310368122"/>
+                          <pic:cNvPicPr/>
+                        </pic:nvPicPr>
+                        <pic:blipFill>
+                          <a:blip r:embed="rId8"/>
+                          <a:stretch>
+                            <a:fillRect/>
+                          </a:stretch>
+                        </pic:blipFill>
+                        <pic:spPr>
+                          <a:xfrm>
+                            <a:off x="0" y="0"/>
+                            <a:ext cx="904240" cy="1129665"/>
+                          </a:xfrm>
+                          <a:prstGeom prst="rect">
+                            <a:avLst/>
+                          </a:prstGeom>
+                        </pic:spPr>
+                      </pic:pic>
+                    </a:graphicData>
+                  </a:graphic>
+                </wp:inline>
+              </w:drawing>
+            </w:r>
+          </w:p>
+        </w:tc>
+      </w:tr>
+      <w:tr>
+        <w:trPr>
+          <w:gridAfter w:val="1"/>
+          <w:wAfter w:w="25" w:type="dxa"/>
+          <w:trHeight w:val="454"/>
+          <w:jc w:val="center"/>
+        </w:trPr>
+        <w:tc>
+          <w:tcPr>
+            <w:tcW w:w="7597" w:type="dxa"/>
+            <w:gridSpan w:val="3"/>
+            <w:tcBorders>
+              <w:bottom w:val="single" w:sz="16" w:space="0" w:color="000000"/>
+            </w:tcBorders>
+            <w:tcMar>
+              <w:top w:w="0" w:type="dxa"/>
+              <w:left w:w="0" w:type="dxa"/>
+              <w:bottom w:w="0" w:type="dxa"/>
+              <w:right w:w="0" w:type="dxa"/>
+            </w:tcMar>
+            <w:vAlign w:val="center"/>
+          </w:tcPr>
+          <w:p>
+            <w:pPr>
+              <w:keepNext/>
+              <w:keepLines/>
+              <w:spacing w:line="320" w:lineRule="exact"/>
+            </w:pPr>
+            <w:proofErr w:type="spellStart"/>
+            <w:r>
+              <w:rPr>
+                <w:b/>
+                <w:sz w:val="28"/>
+              </w:rPr>
+              <w:t>教育背景</w:t>
+            </w:r>
+            <w:proofErr w:type="spellEnd"/>
+          </w:p>
+        </w:tc>
+        <w:tc>
+          <w:tcPr>
+            <w:tcW w:w="1474" w:type="dxa"/>
+            <w:vMerge/>
+            <w:tcBorders>
+              <w:left w:val="single" w:sz="8" w:space="0" w:color="A6A6A6"/>
+              <w:bottom w:val="single" w:sz="16" w:space="0" w:color="000000"/>
+              <w:right w:val="single" w:sz="8" w:space="0" w:color="A6A6A6"/>
+            </w:tcBorders>
+            <w:tcMar>
+              <w:top w:w="0" w:type="dxa"/>
+              <w:left w:w="25" w:type="dxa"/>
+              <w:bottom w:w="0" w:type="dxa"/>
+              <w:right w:w="25" w:type="dxa"/>
+            </w:tcMar>
+            <w:vAlign w:val="center"/>
+          </w:tcPr>
+          <w:p>
+            <w:pPr>
+              <w:spacing w:line="320" w:lineRule="exact"/>
+            </w:pPr>
+          </w:p>
+        </w:tc>
+      </w:tr>
+      <w:tr>
+        <w:trPr>
+          <w:jc w:val="center"/>
+        </w:trPr>
+        <w:tc>
+          <w:tcPr>
+            <w:tcW w:w="7257" w:type="dxa"/>
+            <w:gridSpan w:val="2"/>
+            <w:tcMar>
+              <w:top w:w="0" w:type="dxa"/>
+              <w:left w:w="0" w:type="dxa"/>
+              <w:bottom w:w="0" w:type="dxa"/>
+              <w:right w:w="0" w:type="dxa"/>
+            </w:tcMar>
+            <w:vAlign w:val="center"/>
+          </w:tcPr>
+          <w:p>
+            <w:pPr>
+              <w:keepNext/>
+              <w:spacing w:after="14" w:line="320" w:lineRule="exact"/>
+              <w:rPr>
+                <w:lang w:eastAsia="zh-CN"/>
+              </w:rPr>
+            </w:pPr>
+            <w:r>
+              <w:rPr>
+                <w:b/>
+                <w:sz w:val="21"/>
+                <w:lang w:eastAsia="zh-CN"/>
+              </w:rPr>
+              <w:t>武汉大学</w:t>
+            </w:r>
+            <w:r>
+              <w:rPr>
+                <w:sz w:val="21"/>
+                <w:lang w:eastAsia="zh-CN"/>
+              </w:rPr>
+              <w:t xml:space="preserve"> - </w:t>
+            </w:r>
+            <w:r>
+              <w:rPr>
+                <w:sz w:val="21"/>
+                <w:lang w:eastAsia="zh-CN"/>
+              </w:rPr>
+              <w:t>测绘工程</w:t>
+            </w:r>
+            <w:r>
+              <w:rPr>
+                <w:sz w:val="21"/>
+                <w:lang w:eastAsia="zh-CN"/>
+              </w:rPr>
+              <w:t xml:space="preserve"> </w:t>
+            </w:r>
+            <w:r>
+              <w:rPr>
+                <w:sz w:val="21"/>
+                <w:lang w:eastAsia="zh-CN"/>
+              </w:rPr>
+              <w:t>硕士</w:t>
+            </w:r>
+          </w:p>
+        </w:tc>
+        <w:tc>
+          <w:tcPr>
+            <w:tcW w:w="1814" w:type="dxa"/>
+            <w:gridSpan w:val="3"/>
+            <w:tcMar>
+              <w:top w:w="0" w:type="dxa"/>
+              <w:left w:w="0" w:type="dxa"/>
+              <w:bottom w:w="0" w:type="dxa"/>
+              <w:right w:w="0" w:type="dxa"/>
+            </w:tcMar>
+            <w:vAlign w:val="center"/>
+          </w:tcPr>
+          <w:p>
+            <w:pPr>
+              <w:keepNext/>
+              <w:spacing w:after="14" w:line="320" w:lineRule="exact"/>
+              <w:jc w:val="right"/>
+            </w:pPr>
+            <w:r>
+              <w:t>2025.09 - 2027.06</w:t>
+            </w:r>
+          </w:p>
+        </w:tc>
+      </w:tr>
+    </w:tbl>
     <w:p>
       <w:pPr>
-        <w:spacing w:after="20"/>
-        <w:jc w:val="center"/>
-        <w:rPr>
-          <w:rFonts w:ascii="Times New Roman" w:hAnsi="Times New Roman" w:cs="Times New Roman"/>
-          <w:bCs/>
+        <w:pStyle w:val="a0"/>
+        <w:keepLines/>
+        <w:spacing w:after="22" w:line="320" w:lineRule="exact"/>
+        <w:ind w:left="397" w:right="227" w:hanging="193"/>
+        <w:rPr>
           <w:lang w:eastAsia="zh-CN"/>
         </w:rPr>
       </w:pPr>
-      <w:proofErr w:type="gramStart"/>
-      <w:r>
-        <w:rPr>
-          <w:rFonts w:ascii="Times New Roman" w:hAnsi="Times New Roman" w:cs="Times New Roman"/>
-          <w:bCs/>
-          <w:sz w:val="44"/>
-          <w:lang w:eastAsia="zh-CN"/>
-        </w:rPr>
-        <w:t>阚</w:t>
-      </w:r>
-      <w:proofErr w:type="gramEnd"/>
-      <w:r>
-        <w:rPr>
-          <w:rFonts w:ascii="Times New Roman" w:hAnsi="Times New Roman" w:cs="Times New Roman"/>
-          <w:bCs/>
-          <w:sz w:val="44"/>
-          <w:lang w:eastAsia="zh-CN"/>
-        </w:rPr>
-        <w:t xml:space="preserve"> </w:t>
-      </w:r>
-      <w:r>
-        <w:rPr>
-          <w:rFonts w:ascii="Times New Roman" w:hAnsi="Times New Roman" w:cs="Times New Roman"/>
-          <w:bCs/>
-          <w:sz w:val="44"/>
-          <w:lang w:eastAsia="zh-CN"/>
-        </w:rPr>
-        <w:t>海</w:t>
+      <w:r>
+        <w:rPr>
+          <w:b/>
+          <w:lang w:eastAsia="zh-CN"/>
+        </w:rPr>
+        <w:t>研究方向：</w:t>
+      </w:r>
+      <w:r>
+        <w:rPr>
+          <w:lang w:eastAsia="zh-CN"/>
+        </w:rPr>
+        <w:t>基于</w:t>
+      </w:r>
+      <w:r>
+        <w:rPr>
+          <w:lang w:eastAsia="zh-CN"/>
+        </w:rPr>
+        <w:t xml:space="preserve"> YOLO </w:t>
+      </w:r>
+      <w:r>
+        <w:rPr>
+          <w:lang w:eastAsia="zh-CN"/>
+        </w:rPr>
+        <w:t>的车载影像敏感信息识别</w:t>
       </w:r>
     </w:p>
     <w:p>
       <w:pPr>
-        <w:spacing w:after="100"/>
+        <w:pStyle w:val="a0"/>
+        <w:keepLines/>
+        <w:spacing w:after="32" w:line="320" w:lineRule="exact"/>
+        <w:ind w:left="397" w:right="227" w:hanging="193"/>
+        <w:rPr>
+          <w:lang w:eastAsia="zh-CN"/>
+        </w:rPr>
+      </w:pPr>
+      <w:r>
+        <w:rPr>
+          <w:b/>
+          <w:lang w:eastAsia="zh-CN"/>
+        </w:rPr>
+        <w:t>课程：</w:t>
+      </w:r>
+      <w:r>
+        <w:rPr>
+          <w:lang w:eastAsia="zh-CN"/>
+        </w:rPr>
+        <w:t>人工智能与机器学习、深度学习与大模型</w:t>
+      </w:r>
+    </w:p>
+    <w:tbl>
+      <w:tblPr>
+        <w:tblW w:w="9071" w:type="dxa"/>
         <w:jc w:val="center"/>
-        <w:rPr>
-          <w:rFonts w:ascii="Times New Roman" w:hAnsi="Times New Roman" w:cs="Times New Roman"/>
-          <w:bCs/>
+        <w:tblLayout w:type="fixed"/>
+        <w:tblLook w:val="04A0" w:firstRow="1" w:lastRow="0" w:firstColumn="1" w:lastColumn="0" w:noHBand="0" w:noVBand="1"/>
+      </w:tblPr>
+      <w:tblGrid>
+        <w:gridCol w:w="7257"/>
+        <w:gridCol w:w="1814"/>
+      </w:tblGrid>
+      <w:tr>
+        <w:trPr>
+          <w:jc w:val="center"/>
+        </w:trPr>
+        <w:tc>
+          <w:tcPr>
+            <w:tcW w:w="7257" w:type="dxa"/>
+            <w:tcMar>
+              <w:top w:w="0" w:type="dxa"/>
+              <w:left w:w="0" w:type="dxa"/>
+              <w:bottom w:w="0" w:type="dxa"/>
+              <w:right w:w="0" w:type="dxa"/>
+            </w:tcMar>
+            <w:vAlign w:val="center"/>
+          </w:tcPr>
+          <w:p>
+            <w:pPr>
+              <w:keepNext/>
+              <w:spacing w:after="14" w:line="320" w:lineRule="exact"/>
+              <w:rPr>
+                <w:lang w:eastAsia="zh-CN"/>
+              </w:rPr>
+            </w:pPr>
+            <w:r>
+              <w:rPr>
+                <w:b/>
+                <w:sz w:val="21"/>
+                <w:lang w:eastAsia="zh-CN"/>
+              </w:rPr>
+              <w:t>中南大学</w:t>
+            </w:r>
+            <w:r>
+              <w:rPr>
+                <w:sz w:val="21"/>
+                <w:lang w:eastAsia="zh-CN"/>
+              </w:rPr>
+              <w:t xml:space="preserve"> - </w:t>
+            </w:r>
+            <w:r>
+              <w:rPr>
+                <w:sz w:val="21"/>
+                <w:lang w:eastAsia="zh-CN"/>
+              </w:rPr>
+              <w:t>测绘工程</w:t>
+            </w:r>
+            <w:r>
+              <w:rPr>
+                <w:sz w:val="21"/>
+                <w:lang w:eastAsia="zh-CN"/>
+              </w:rPr>
+              <w:t xml:space="preserve"> </w:t>
+            </w:r>
+            <w:r>
+              <w:rPr>
+                <w:sz w:val="21"/>
+                <w:lang w:eastAsia="zh-CN"/>
+              </w:rPr>
+              <w:t>学士</w:t>
+            </w:r>
+          </w:p>
+        </w:tc>
+        <w:tc>
+          <w:tcPr>
+            <w:tcW w:w="1814" w:type="dxa"/>
+            <w:tcMar>
+              <w:top w:w="0" w:type="dxa"/>
+              <w:left w:w="0" w:type="dxa"/>
+              <w:bottom w:w="0" w:type="dxa"/>
+              <w:right w:w="0" w:type="dxa"/>
+            </w:tcMar>
+            <w:vAlign w:val="center"/>
+          </w:tcPr>
+          <w:p>
+            <w:pPr>
+              <w:keepNext/>
+              <w:spacing w:after="14" w:line="320" w:lineRule="exact"/>
+              <w:jc w:val="right"/>
+            </w:pPr>
+            <w:r>
+              <w:t>2021.09 - 2025.06</w:t>
+            </w:r>
+          </w:p>
+        </w:tc>
+      </w:tr>
+    </w:tbl>
+    <w:p>
+      <w:pPr>
+        <w:pStyle w:val="a0"/>
+        <w:keepLines/>
+        <w:spacing w:after="22" w:line="320" w:lineRule="exact"/>
+        <w:ind w:left="397" w:right="227" w:hanging="193"/>
+        <w:rPr>
           <w:lang w:eastAsia="zh-CN"/>
         </w:rPr>
       </w:pPr>
-      <w:proofErr w:type="gramStart"/>
-      <w:r>
-        <w:rPr>
-          <w:rFonts w:ascii="Times New Roman" w:hAnsi="Times New Roman" w:cs="Times New Roman"/>
-          <w:bCs/>
-          <w:lang w:eastAsia="zh-CN"/>
-        </w:rPr>
-        <w:t>13046859853  |</w:t>
-      </w:r>
-      <w:proofErr w:type="gramEnd"/>
-      <w:r>
-        <w:rPr>
-          <w:rFonts w:ascii="Times New Roman" w:hAnsi="Times New Roman" w:cs="Times New Roman"/>
-          <w:bCs/>
-          <w:lang w:eastAsia="zh-CN"/>
-        </w:rPr>
-        <w:t xml:space="preserve">  2025282050209@whu.edu.cn</w:t>
+      <w:r>
+        <w:rPr>
+          <w:b/>
+          <w:lang w:eastAsia="zh-CN"/>
+        </w:rPr>
+        <w:t>研究方向：</w:t>
+      </w:r>
+      <w:r>
+        <w:rPr>
+          <w:lang w:eastAsia="zh-CN"/>
+        </w:rPr>
+        <w:t>基于三维高斯泼溅的无人机影像三维重建</w:t>
+      </w:r>
+    </w:p>
+    <w:p>
+      <w:pPr>
+        <w:pStyle w:val="a0"/>
+        <w:keepLines/>
+        <w:spacing w:after="38" w:line="320" w:lineRule="exact"/>
+        <w:ind w:left="397" w:right="227" w:hanging="193"/>
+        <w:rPr>
+          <w:lang w:eastAsia="zh-CN"/>
+        </w:rPr>
+      </w:pPr>
+      <w:r>
+        <w:rPr>
+          <w:b/>
+          <w:lang w:eastAsia="zh-CN"/>
+        </w:rPr>
+        <w:t>课程：</w:t>
+      </w:r>
+      <w:r>
+        <w:rPr>
+          <w:lang w:eastAsia="zh-CN"/>
+        </w:rPr>
+        <w:t xml:space="preserve">Python </w:t>
+      </w:r>
+      <w:r>
+        <w:rPr>
+          <w:lang w:eastAsia="zh-CN"/>
+        </w:rPr>
+        <w:t>程序设计、</w:t>
+      </w:r>
+      <w:r>
+        <w:rPr>
+          <w:lang w:eastAsia="zh-CN"/>
+        </w:rPr>
+        <w:t xml:space="preserve">C++ </w:t>
+      </w:r>
+      <w:r>
+        <w:rPr>
+          <w:lang w:eastAsia="zh-CN"/>
+        </w:rPr>
+        <w:t>计算机程序</w:t>
+      </w:r>
+      <w:r>
+        <w:rPr>
+          <w:rFonts w:hint="eastAsia"/>
+          <w:lang w:eastAsia="zh-CN"/>
+        </w:rPr>
+        <w:t>设计</w:t>
+      </w:r>
+      <w:r>
+        <w:rPr>
+          <w:lang w:eastAsia="zh-CN"/>
+        </w:rPr>
+        <w:t>、数据结构、科学计算与</w:t>
+      </w:r>
+      <w:r>
+        <w:rPr>
+          <w:lang w:eastAsia="zh-CN"/>
+        </w:rPr>
+        <w:t xml:space="preserve"> MATLAB </w:t>
+      </w:r>
+      <w:r>
+        <w:rPr>
+          <w:lang w:eastAsia="zh-CN"/>
+        </w:rPr>
+        <w:t>语言</w:t>
       </w:r>
     </w:p>
     <w:p>
       <w:pPr>
         <w:pStyle w:val="1"/>
         <w:pBdr>
-          <w:bottom w:val="single" w:sz="9" w:space="2" w:color="1F4E79"/>
+          <w:bottom w:val="single" w:sz="16" w:space="3" w:color="000000"/>
         </w:pBdr>
-        <w:rPr>
-          <w:rFonts w:ascii="Times New Roman" w:hAnsi="Times New Roman" w:cs="Times New Roman"/>
-          <w:b w:val="0"/>
-          <w:lang w:eastAsia="zh-CN"/>
-        </w:rPr>
+        <w:spacing w:before="130" w:after="90" w:line="320" w:lineRule="exact"/>
       </w:pPr>
-      <w:r>
-        <w:rPr>
-          <w:rFonts w:ascii="Times New Roman" w:hAnsi="Times New Roman" w:cs="Times New Roman"/>
-          <w:b w:val="0"/>
-          <w:lang w:eastAsia="zh-CN"/>
-        </w:rPr>
-        <w:t>教育背景</w:t>
+      <w:proofErr w:type="spellStart"/>
+      <w:r>
+        <w:rPr>
+          <w:rFonts w:ascii="Arial" w:eastAsia="微软雅黑" w:hAnsi="Arial" w:cs="Arial"/>
+        </w:rPr>
+        <w:t>实习经历</w:t>
+      </w:r>
+      <w:proofErr w:type="spellEnd"/>
+    </w:p>
+    <w:tbl>
+      <w:tblPr>
+        <w:tblW w:w="9071" w:type="dxa"/>
+        <w:jc w:val="center"/>
+        <w:tblLayout w:type="fixed"/>
+        <w:tblLook w:val="04A0" w:firstRow="1" w:lastRow="0" w:firstColumn="1" w:lastColumn="0" w:noHBand="0" w:noVBand="1"/>
+      </w:tblPr>
+      <w:tblGrid>
+        <w:gridCol w:w="7257"/>
+        <w:gridCol w:w="1814"/>
+      </w:tblGrid>
+      <w:tr>
+        <w:trPr>
+          <w:jc w:val="center"/>
+        </w:trPr>
+        <w:tc>
+          <w:tcPr>
+            <w:tcW w:w="7257" w:type="dxa"/>
+            <w:tcMar>
+              <w:top w:w="0" w:type="dxa"/>
+              <w:left w:w="0" w:type="dxa"/>
+              <w:bottom w:w="0" w:type="dxa"/>
+              <w:right w:w="0" w:type="dxa"/>
+            </w:tcMar>
+            <w:vAlign w:val="center"/>
+          </w:tcPr>
+          <w:p>
+            <w:pPr>
+              <w:keepNext/>
+              <w:spacing w:before="16" w:after="28" w:line="320" w:lineRule="exact"/>
+              <w:rPr>
+                <w:lang w:eastAsia="zh-CN"/>
+              </w:rPr>
+            </w:pPr>
+            <w:r>
+              <w:rPr>
+                <w:b/>
+                <w:lang w:eastAsia="zh-CN"/>
+              </w:rPr>
+              <w:t>阿里巴巴｜</w:t>
+            </w:r>
+            <w:r>
+              <w:rPr>
+                <w:b/>
+                <w:lang w:eastAsia="zh-CN"/>
+              </w:rPr>
+              <w:t>ATH</w:t>
+            </w:r>
+            <w:r>
+              <w:rPr>
+                <w:b/>
+                <w:lang w:eastAsia="zh-CN"/>
+              </w:rPr>
+              <w:t>事业群｜千问事业部｜基础工程技术部｜</w:t>
+            </w:r>
+            <w:r>
+              <w:rPr>
+                <w:lang w:eastAsia="zh-CN"/>
+              </w:rPr>
+              <w:t>大模型应用研发实习生</w:t>
+            </w:r>
+          </w:p>
+        </w:tc>
+        <w:tc>
+          <w:tcPr>
+            <w:tcW w:w="1814" w:type="dxa"/>
+            <w:tcMar>
+              <w:top w:w="0" w:type="dxa"/>
+              <w:left w:w="0" w:type="dxa"/>
+              <w:bottom w:w="0" w:type="dxa"/>
+              <w:right w:w="0" w:type="dxa"/>
+            </w:tcMar>
+            <w:vAlign w:val="center"/>
+          </w:tcPr>
+          <w:p>
+            <w:pPr>
+              <w:keepNext/>
+              <w:spacing w:before="16" w:after="28" w:line="320" w:lineRule="exact"/>
+              <w:jc w:val="right"/>
+            </w:pPr>
+            <w:r>
+              <w:t>2026.05 - 2026.08</w:t>
+            </w:r>
+          </w:p>
+        </w:tc>
+      </w:tr>
+      <w:tr>
+        <w:trPr>
+          <w:jc w:val="center"/>
+        </w:trPr>
+        <w:tc>
+          <w:tcPr>
+            <w:tcW w:w="7257" w:type="dxa"/>
+            <w:tcMar>
+              <w:top w:w="0" w:type="dxa"/>
+              <w:left w:w="0" w:type="dxa"/>
+              <w:bottom w:w="0" w:type="dxa"/>
+              <w:right w:w="0" w:type="dxa"/>
+            </w:tcMar>
+            <w:vAlign w:val="center"/>
+          </w:tcPr>
+          <w:p>
+            <w:pPr>
+              <w:keepNext/>
+              <w:spacing w:before="64" w:after="30" w:line="320" w:lineRule="exact"/>
+            </w:pPr>
+            <w:r>
+              <w:rPr>
+                <w:b/>
+                <w:sz w:val="21"/>
+              </w:rPr>
+              <w:t>多</w:t>
+            </w:r>
+            <w:r>
+              <w:rPr>
+                <w:b/>
+                <w:sz w:val="21"/>
+              </w:rPr>
+              <w:t xml:space="preserve"> Agent </w:t>
+            </w:r>
+            <w:r>
+              <w:rPr>
+                <w:b/>
+                <w:sz w:val="21"/>
+              </w:rPr>
+              <w:t>路由与任务编排</w:t>
+            </w:r>
+          </w:p>
+        </w:tc>
+        <w:tc>
+          <w:tcPr>
+            <w:tcW w:w="1814" w:type="dxa"/>
+            <w:tcMar>
+              <w:top w:w="0" w:type="dxa"/>
+              <w:left w:w="0" w:type="dxa"/>
+              <w:bottom w:w="0" w:type="dxa"/>
+              <w:right w:w="0" w:type="dxa"/>
+            </w:tcMar>
+            <w:vAlign w:val="center"/>
+          </w:tcPr>
+          <w:p>
+            <w:pPr>
+              <w:keepNext/>
+              <w:spacing w:before="64" w:after="30" w:line="320" w:lineRule="exact"/>
+              <w:jc w:val="right"/>
+            </w:pPr>
+            <w:r>
+              <w:rPr>
+                <w:b/>
+                <w:color w:val="666666"/>
+              </w:rPr>
+              <w:t>负责人</w:t>
+            </w:r>
+          </w:p>
+        </w:tc>
+      </w:tr>
+    </w:tbl>
+    <w:p>
+      <w:pPr>
+        <w:pStyle w:val="a0"/>
+        <w:keepLines/>
+        <w:spacing w:after="32" w:line="320" w:lineRule="exact"/>
+        <w:ind w:left="397" w:right="227" w:hanging="193"/>
+        <w:rPr>
+          <w:lang w:eastAsia="zh-CN"/>
+        </w:rPr>
+      </w:pPr>
+      <w:r>
+        <w:rPr>
+          <w:lang w:eastAsia="zh-CN"/>
+        </w:rPr>
+        <w:t>面向教育场景下多</w:t>
+      </w:r>
+      <w:r>
+        <w:rPr>
+          <w:lang w:eastAsia="zh-CN"/>
+        </w:rPr>
+        <w:t xml:space="preserve"> Agent </w:t>
+      </w:r>
+      <w:r>
+        <w:rPr>
+          <w:lang w:eastAsia="zh-CN"/>
+        </w:rPr>
+        <w:t>跨轮协作，建设统一路由与任务编排链路。将依赖上一轮活跃</w:t>
+      </w:r>
+      <w:r>
+        <w:rPr>
+          <w:lang w:eastAsia="zh-CN"/>
+        </w:rPr>
+        <w:t xml:space="preserve"> Agent </w:t>
+      </w:r>
+      <w:r>
+        <w:rPr>
+          <w:lang w:eastAsia="zh-CN"/>
+        </w:rPr>
+        <w:t>的</w:t>
+      </w:r>
+      <w:r>
+        <w:rPr>
+          <w:lang w:eastAsia="zh-CN"/>
+        </w:rPr>
+        <w:t xml:space="preserve"> Session </w:t>
+      </w:r>
+      <w:r>
+        <w:rPr>
+          <w:lang w:eastAsia="zh-CN"/>
+        </w:rPr>
+        <w:t>级粘性路由，演进为由当前</w:t>
+      </w:r>
+      <w:r>
+        <w:rPr>
+          <w:lang w:eastAsia="zh-CN"/>
+        </w:rPr>
+        <w:t xml:space="preserve"> Query </w:t>
+      </w:r>
+      <w:r>
+        <w:rPr>
+          <w:lang w:eastAsia="zh-CN"/>
+        </w:rPr>
+        <w:t>与任务状态共同驱动的</w:t>
+      </w:r>
+      <w:r>
+        <w:rPr>
+          <w:lang w:eastAsia="zh-CN"/>
+        </w:rPr>
+        <w:t xml:space="preserve"> Topic </w:t>
+      </w:r>
+      <w:r>
+        <w:rPr>
+          <w:lang w:eastAsia="zh-CN"/>
+        </w:rPr>
+        <w:t>级动态路由，形成</w:t>
+      </w:r>
+      <w:r>
+        <w:rPr>
+          <w:lang w:eastAsia="zh-CN"/>
+        </w:rPr>
+        <w:t>“</w:t>
+      </w:r>
+      <w:r>
+        <w:rPr>
+          <w:lang w:eastAsia="zh-CN"/>
+        </w:rPr>
+        <w:t>路由决策驱动任务流转、任务状态参与后续路由</w:t>
+      </w:r>
+      <w:r>
+        <w:rPr>
+          <w:lang w:eastAsia="zh-CN"/>
+        </w:rPr>
+        <w:t>”</w:t>
+      </w:r>
+      <w:r>
+        <w:rPr>
+          <w:lang w:eastAsia="zh-CN"/>
+        </w:rPr>
+        <w:t>的闭环，实现用户任务在多</w:t>
+      </w:r>
+      <w:r>
+        <w:rPr>
+          <w:lang w:eastAsia="zh-CN"/>
+        </w:rPr>
+        <w:t xml:space="preserve"> Agent </w:t>
+      </w:r>
+      <w:r>
+        <w:rPr>
+          <w:lang w:eastAsia="zh-CN"/>
+        </w:rPr>
+        <w:t>之间的持续承接、灵活打断与可恢复执行。</w:t>
       </w:r>
     </w:p>
     <w:p>
       <w:pPr>
-        <w:tabs>
-          <w:tab w:val="right" w:pos="10322"/>
-        </w:tabs>
-        <w:spacing w:after="30"/>
-        <w:rPr>
-          <w:rFonts w:ascii="Times New Roman" w:hAnsi="Times New Roman" w:cs="Times New Roman"/>
-          <w:bCs/>
-          <w:lang w:eastAsia="zh-CN"/>
-        </w:rPr>
+        <w:pStyle w:val="a0"/>
+        <w:keepLines/>
+        <w:spacing w:after="32" w:line="320" w:lineRule="exact"/>
+        <w:ind w:left="397" w:right="227" w:hanging="193"/>
       </w:pPr>
-      <w:r>
-        <w:rPr>
-          <w:rFonts w:ascii="Times New Roman" w:hAnsi="Times New Roman" w:cs="Times New Roman"/>
-          <w:bCs/>
-          <w:lang w:eastAsia="zh-CN"/>
-        </w:rPr>
-        <w:t>武汉大学｜测绘工程｜硕士</w:t>
-      </w:r>
-      <w:r>
-        <w:rPr>
-          <w:rFonts w:ascii="Times New Roman" w:hAnsi="Times New Roman" w:cs="Times New Roman"/>
-          <w:bCs/>
-          <w:lang w:eastAsia="zh-CN"/>
-        </w:rPr>
-        <w:tab/>
-        <w:t>2025.09 - 2027.06</w:t>
+      <w:proofErr w:type="spellStart"/>
+      <w:r>
+        <w:t>路由侧，设计</w:t>
+      </w:r>
+      <w:r>
+        <w:t>“</w:t>
+      </w:r>
+      <w:r>
+        <w:t>高精度规则优先、轻量模型补充判断</w:t>
+      </w:r>
+      <w:r>
+        <w:t>”</w:t>
+      </w:r>
+      <w:r>
+        <w:t>的两阶段方案，识别当前</w:t>
+      </w:r>
+      <w:proofErr w:type="spellEnd"/>
+      <w:r>
+        <w:t xml:space="preserve"> Query </w:t>
+      </w:r>
+      <w:proofErr w:type="spellStart"/>
+      <w:r>
+        <w:t>与任务之间的继续、打断、恢复等关系；建设统一多</w:t>
+      </w:r>
+      <w:proofErr w:type="spellEnd"/>
+      <w:r>
+        <w:t xml:space="preserve"> Agent </w:t>
+      </w:r>
+      <w:r>
+        <w:t>入口，通过前置路由、</w:t>
+      </w:r>
+      <w:r>
+        <w:t xml:space="preserve">Main Agent Handoff </w:t>
+      </w:r>
+      <w:r>
+        <w:t>与</w:t>
+      </w:r>
+      <w:r>
+        <w:t xml:space="preserve"> SubAgent Handback</w:t>
+      </w:r>
+      <w:r>
+        <w:t>，打通会话控制权在多</w:t>
+      </w:r>
+      <w:r>
+        <w:t xml:space="preserve"> Agent </w:t>
+      </w:r>
+      <w:r>
+        <w:t>间双向流转的完整路由闭环，并解除</w:t>
+      </w:r>
+      <w:r>
+        <w:t xml:space="preserve"> SubAgent </w:t>
+      </w:r>
+      <w:r>
+        <w:t>接入对</w:t>
+      </w:r>
+      <w:r>
+        <w:t xml:space="preserve"> Handback </w:t>
+      </w:r>
+      <w:r>
+        <w:t>能力的强制依赖，降低接入成本。</w:t>
       </w:r>
     </w:p>
     <w:p>
       <w:pPr>
-        <w:numPr>
-          <w:ilvl w:val="0"/>
-          <w:numId w:val="10"/>
-        </w:numPr>
-        <w:spacing w:after="24" w:line="247" w:lineRule="auto"/>
-        <w:rPr>
-          <w:rFonts w:ascii="Times New Roman" w:hAnsi="Times New Roman" w:cs="Times New Roman"/>
-          <w:bCs/>
-          <w:lang w:eastAsia="zh-CN"/>
-        </w:rPr>
+        <w:pStyle w:val="a0"/>
+        <w:keepLines/>
+        <w:spacing w:after="32" w:line="320" w:lineRule="exact"/>
+        <w:ind w:left="397" w:right="227" w:hanging="193"/>
       </w:pPr>
-      <w:r>
-        <w:rPr>
-          <w:rFonts w:ascii="Times New Roman" w:hAnsi="Times New Roman" w:cs="Times New Roman"/>
-          <w:bCs/>
-          <w:lang w:eastAsia="zh-CN"/>
-        </w:rPr>
-        <w:t>研究方向：基于</w:t>
-      </w:r>
-      <w:r>
-        <w:rPr>
-          <w:rFonts w:ascii="Times New Roman" w:hAnsi="Times New Roman" w:cs="Times New Roman"/>
-          <w:bCs/>
-          <w:lang w:eastAsia="zh-CN"/>
-        </w:rPr>
-        <w:t xml:space="preserve"> YOLO </w:t>
-      </w:r>
-      <w:r>
-        <w:rPr>
-          <w:rFonts w:ascii="Times New Roman" w:hAnsi="Times New Roman" w:cs="Times New Roman"/>
-          <w:bCs/>
-          <w:lang w:eastAsia="zh-CN"/>
-        </w:rPr>
-        <w:t>的车载影像敏感信息识别</w:t>
+      <w:proofErr w:type="spellStart"/>
+      <w:r>
+        <w:t>编排侧，以路由结果驱动任务创建、暂停、恢复和完成，并将</w:t>
+      </w:r>
+      <w:proofErr w:type="spellEnd"/>
+      <w:r>
+        <w:t xml:space="preserve"> </w:t>
+      </w:r>
+      <w:proofErr w:type="spellStart"/>
+      <w:r>
+        <w:t>SubAgent</w:t>
+      </w:r>
+      <w:proofErr w:type="spellEnd"/>
+      <w:r>
+        <w:t xml:space="preserve"> Context </w:t>
+      </w:r>
+      <w:r>
+        <w:t>从</w:t>
+      </w:r>
+      <w:r>
+        <w:t xml:space="preserve"> Session </w:t>
+      </w:r>
+      <w:proofErr w:type="spellStart"/>
+      <w:r>
+        <w:t>级组织升级为按</w:t>
+      </w:r>
+      <w:proofErr w:type="spellEnd"/>
+      <w:r>
+        <w:t xml:space="preserve"> Task </w:t>
+      </w:r>
+      <w:proofErr w:type="spellStart"/>
+      <w:r>
+        <w:t>隔离，减少无关历史注入及不同任务间的上下文串扰；同时以</w:t>
+      </w:r>
+      <w:proofErr w:type="spellEnd"/>
+      <w:r>
+        <w:t xml:space="preserve"> Topic </w:t>
+      </w:r>
+      <w:proofErr w:type="spellStart"/>
+      <w:r>
+        <w:t>标记同一</w:t>
+      </w:r>
+      <w:proofErr w:type="spellEnd"/>
+      <w:r>
+        <w:t xml:space="preserve"> Session </w:t>
+      </w:r>
+      <w:proofErr w:type="spellStart"/>
+      <w:r>
+        <w:t>内的话题分段，为</w:t>
+      </w:r>
+      <w:proofErr w:type="spellEnd"/>
+      <w:r>
+        <w:t xml:space="preserve"> Main Agent </w:t>
+      </w:r>
+      <w:proofErr w:type="spellStart"/>
+      <w:r>
+        <w:t>后续</w:t>
+      </w:r>
+      <w:proofErr w:type="spellEnd"/>
+      <w:r>
+        <w:rPr>
+          <w:rFonts w:hint="eastAsia"/>
+          <w:lang w:eastAsia="zh-CN"/>
+        </w:rPr>
+        <w:t>将</w:t>
+      </w:r>
+      <w:r>
+        <w:rPr>
+          <w:lang w:eastAsia="zh-CN"/>
+        </w:rPr>
+        <w:t>上下文管理</w:t>
+      </w:r>
+      <w:r>
+        <w:t>从</w:t>
+      </w:r>
+      <w:r>
+        <w:t xml:space="preserve"> Session </w:t>
+      </w:r>
+      <w:proofErr w:type="spellStart"/>
+      <w:r>
+        <w:t>级演进为按</w:t>
+      </w:r>
+      <w:proofErr w:type="spellEnd"/>
+      <w:r>
+        <w:t xml:space="preserve"> Topic </w:t>
+      </w:r>
+      <w:r>
+        <w:t>组织提供基础。</w:t>
       </w:r>
     </w:p>
     <w:p>
       <w:pPr>
-        <w:numPr>
-          <w:ilvl w:val="0"/>
-          <w:numId w:val="10"/>
-        </w:numPr>
-        <w:spacing w:after="24" w:line="247" w:lineRule="auto"/>
-        <w:rPr>
-          <w:rFonts w:ascii="Times New Roman" w:hAnsi="Times New Roman" w:cs="Times New Roman"/>
-          <w:bCs/>
+        <w:pStyle w:val="a0"/>
+        <w:keepLines/>
+        <w:spacing w:after="32" w:line="320" w:lineRule="exact"/>
+        <w:ind w:left="397" w:right="227" w:hanging="193"/>
+        <w:rPr>
           <w:lang w:eastAsia="zh-CN"/>
         </w:rPr>
       </w:pPr>
       <w:r>
         <w:rPr>
-          <w:rFonts w:ascii="Times New Roman" w:hAnsi="Times New Roman" w:cs="Times New Roman"/>
-          <w:bCs/>
-          <w:lang w:eastAsia="zh-CN"/>
-        </w:rPr>
-        <w:t>课程：人工智能与机器学习、深度学习与大模型</w:t>
+          <w:lang w:eastAsia="zh-CN"/>
+        </w:rPr>
+        <w:t>线上</w:t>
+      </w:r>
+      <w:r>
+        <w:rPr>
+          <w:lang w:eastAsia="zh-CN"/>
+        </w:rPr>
+        <w:t xml:space="preserve"> A/B </w:t>
+      </w:r>
+      <w:r>
+        <w:rPr>
+          <w:lang w:eastAsia="zh-CN"/>
+        </w:rPr>
+        <w:t>实验观察，链路实际干预率为</w:t>
+      </w:r>
+      <w:r>
+        <w:rPr>
+          <w:lang w:eastAsia="zh-CN"/>
+        </w:rPr>
+        <w:t xml:space="preserve"> 6.7%</w:t>
+      </w:r>
+      <w:r>
+        <w:rPr>
+          <w:lang w:eastAsia="zh-CN"/>
+        </w:rPr>
+        <w:t>；相较对照组，实验组平均对话轮次增加</w:t>
+      </w:r>
+      <w:r>
+        <w:rPr>
+          <w:lang w:eastAsia="zh-CN"/>
+        </w:rPr>
+        <w:t xml:space="preserve"> 0.29</w:t>
+      </w:r>
+      <w:r>
+        <w:rPr>
+          <w:lang w:eastAsia="zh-CN"/>
+        </w:rPr>
+        <w:t>，多轮率提升</w:t>
+      </w:r>
+      <w:r>
+        <w:rPr>
+          <w:lang w:eastAsia="zh-CN"/>
+        </w:rPr>
+        <w:t xml:space="preserve"> </w:t>
+      </w:r>
+      <w:proofErr w:type="spellStart"/>
+      <w:r>
+        <w:rPr>
+          <w:lang w:eastAsia="zh-CN"/>
+        </w:rPr>
+        <w:t>0.8pp</w:t>
+      </w:r>
+      <w:proofErr w:type="spellEnd"/>
+      <w:r>
+        <w:rPr>
+          <w:lang w:eastAsia="zh-CN"/>
+        </w:rPr>
+        <w:t>，切换</w:t>
+      </w:r>
+      <w:r>
+        <w:rPr>
+          <w:lang w:eastAsia="zh-CN"/>
+        </w:rPr>
+        <w:t xml:space="preserve"> Agent </w:t>
+      </w:r>
+      <w:r>
+        <w:rPr>
+          <w:lang w:eastAsia="zh-CN"/>
+        </w:rPr>
+        <w:t>后的单轮退出率下降</w:t>
+      </w:r>
+      <w:r>
+        <w:rPr>
+          <w:lang w:eastAsia="zh-CN"/>
+        </w:rPr>
+        <w:t xml:space="preserve"> </w:t>
+      </w:r>
+      <w:proofErr w:type="spellStart"/>
+      <w:r>
+        <w:rPr>
+          <w:lang w:eastAsia="zh-CN"/>
+        </w:rPr>
+        <w:t>4.7pp</w:t>
+      </w:r>
+      <w:proofErr w:type="spellEnd"/>
+      <w:r>
+        <w:rPr>
+          <w:lang w:eastAsia="zh-CN"/>
+        </w:rPr>
+        <w:t>，会话负向结束率下降</w:t>
+      </w:r>
+      <w:r>
+        <w:rPr>
+          <w:lang w:eastAsia="zh-CN"/>
+        </w:rPr>
+        <w:t xml:space="preserve"> </w:t>
+      </w:r>
+      <w:proofErr w:type="spellStart"/>
+      <w:r>
+        <w:rPr>
+          <w:lang w:eastAsia="zh-CN"/>
+        </w:rPr>
+        <w:t>2.5pp</w:t>
+      </w:r>
+      <w:proofErr w:type="spellEnd"/>
+      <w:r>
+        <w:rPr>
+          <w:lang w:eastAsia="zh-CN"/>
+        </w:rPr>
+        <w:t>。</w:t>
+      </w:r>
+    </w:p>
+    <w:tbl>
+      <w:tblPr>
+        <w:tblW w:w="9071" w:type="dxa"/>
+        <w:jc w:val="center"/>
+        <w:tblLayout w:type="fixed"/>
+        <w:tblLook w:val="04A0" w:firstRow="1" w:lastRow="0" w:firstColumn="1" w:lastColumn="0" w:noHBand="0" w:noVBand="1"/>
+      </w:tblPr>
+      <w:tblGrid>
+        <w:gridCol w:w="7257"/>
+        <w:gridCol w:w="1814"/>
+      </w:tblGrid>
+      <w:tr>
+        <w:trPr>
+          <w:jc w:val="center"/>
+        </w:trPr>
+        <w:tc>
+          <w:tcPr>
+            <w:tcW w:w="7257" w:type="dxa"/>
+            <w:tcMar>
+              <w:top w:w="0" w:type="dxa"/>
+              <w:left w:w="0" w:type="dxa"/>
+              <w:bottom w:w="0" w:type="dxa"/>
+              <w:right w:w="0" w:type="dxa"/>
+            </w:tcMar>
+            <w:vAlign w:val="center"/>
+          </w:tcPr>
+          <w:p>
+            <w:pPr>
+              <w:keepNext/>
+              <w:spacing w:before="64" w:after="30" w:line="320" w:lineRule="exact"/>
+            </w:pPr>
+            <w:proofErr w:type="spellStart"/>
+            <w:r>
+              <w:rPr>
+                <w:b/>
+                <w:sz w:val="21"/>
+              </w:rPr>
+              <w:t>对话主动服务</w:t>
+            </w:r>
+            <w:proofErr w:type="spellEnd"/>
+          </w:p>
+        </w:tc>
+        <w:tc>
+          <w:tcPr>
+            <w:tcW w:w="1814" w:type="dxa"/>
+            <w:tcMar>
+              <w:top w:w="0" w:type="dxa"/>
+              <w:left w:w="0" w:type="dxa"/>
+              <w:bottom w:w="0" w:type="dxa"/>
+              <w:right w:w="0" w:type="dxa"/>
+            </w:tcMar>
+            <w:vAlign w:val="center"/>
+          </w:tcPr>
+          <w:p>
+            <w:pPr>
+              <w:keepNext/>
+              <w:spacing w:before="64" w:after="30" w:line="320" w:lineRule="exact"/>
+              <w:jc w:val="right"/>
+            </w:pPr>
+            <w:r>
+              <w:rPr>
+                <w:b/>
+                <w:color w:val="666666"/>
+              </w:rPr>
+              <w:t>负责人</w:t>
+            </w:r>
+          </w:p>
+        </w:tc>
+      </w:tr>
+    </w:tbl>
+    <w:p>
+      <w:pPr>
+        <w:pStyle w:val="a0"/>
+        <w:keepLines/>
+        <w:spacing w:after="32" w:line="320" w:lineRule="exact"/>
+        <w:ind w:left="397" w:right="227" w:hanging="193"/>
+        <w:rPr>
+          <w:lang w:eastAsia="zh-CN"/>
+        </w:rPr>
+      </w:pPr>
+      <w:r>
+        <w:rPr>
+          <w:lang w:eastAsia="zh-CN"/>
+        </w:rPr>
+        <w:t>面向教育</w:t>
+      </w:r>
+      <w:r>
+        <w:rPr>
+          <w:lang w:eastAsia="zh-CN"/>
+        </w:rPr>
+        <w:t xml:space="preserve"> Agent </w:t>
+      </w:r>
+      <w:r>
+        <w:rPr>
+          <w:lang w:eastAsia="zh-CN"/>
+        </w:rPr>
+        <w:t>以被动响应为主、难以主动发现教学引导机会的问题，建设</w:t>
+      </w:r>
+      <w:r>
+        <w:rPr>
+          <w:lang w:eastAsia="zh-CN"/>
+        </w:rPr>
+        <w:t>“</w:t>
+      </w:r>
+      <w:r>
+        <w:rPr>
+          <w:lang w:eastAsia="zh-CN"/>
+        </w:rPr>
+        <w:t>上一轮异步生成、下一轮实时校验</w:t>
+      </w:r>
+      <w:r>
+        <w:rPr>
+          <w:lang w:eastAsia="zh-CN"/>
+        </w:rPr>
+        <w:t>”</w:t>
+      </w:r>
+      <w:r>
+        <w:rPr>
+          <w:lang w:eastAsia="zh-CN"/>
+        </w:rPr>
+        <w:t>的主动服务链路；在不阻塞当前</w:t>
+      </w:r>
+      <w:r>
+        <w:rPr>
+          <w:lang w:eastAsia="zh-CN"/>
+        </w:rPr>
+        <w:t xml:space="preserve"> Agent </w:t>
+      </w:r>
+      <w:r>
+        <w:rPr>
+          <w:lang w:eastAsia="zh-CN"/>
+        </w:rPr>
+        <w:t>回答的前提下，结合用户状态和对话历史异步生成个性化教学引导，并在下一轮基于最新</w:t>
+      </w:r>
+      <w:r>
+        <w:rPr>
+          <w:lang w:eastAsia="zh-CN"/>
+        </w:rPr>
+        <w:t xml:space="preserve"> Query </w:t>
+      </w:r>
+      <w:r>
+        <w:rPr>
+          <w:lang w:eastAsia="zh-CN"/>
+        </w:rPr>
+        <w:t>实时校验后按需投递。</w:t>
       </w:r>
     </w:p>
     <w:p>
       <w:pPr>
-        <w:tabs>
-          <w:tab w:val="right" w:pos="10322"/>
-        </w:tabs>
-        <w:spacing w:after="30"/>
-        <w:rPr>
-          <w:rFonts w:ascii="Times New Roman" w:hAnsi="Times New Roman" w:cs="Times New Roman"/>
-          <w:bCs/>
+        <w:pStyle w:val="a0"/>
+        <w:keepLines/>
+        <w:spacing w:after="32" w:line="320" w:lineRule="exact"/>
+        <w:ind w:left="397" w:right="227" w:hanging="193"/>
+        <w:rPr>
           <w:lang w:eastAsia="zh-CN"/>
         </w:rPr>
       </w:pPr>
       <w:r>
         <w:rPr>
-          <w:rFonts w:ascii="Times New Roman" w:hAnsi="Times New Roman" w:cs="Times New Roman"/>
-          <w:bCs/>
-          <w:lang w:eastAsia="zh-CN"/>
-        </w:rPr>
-        <w:t>中南大学｜测绘工程｜学士</w:t>
-      </w:r>
-      <w:r>
-        <w:rPr>
-          <w:rFonts w:ascii="Times New Roman" w:hAnsi="Times New Roman" w:cs="Times New Roman"/>
-          <w:bCs/>
-          <w:lang w:eastAsia="zh-CN"/>
-        </w:rPr>
-        <w:tab/>
-        <w:t>2021.09 - 2025.06</w:t>
+          <w:lang w:eastAsia="zh-CN"/>
+        </w:rPr>
+        <w:t>设计异步</w:t>
+      </w:r>
+      <w:r>
+        <w:rPr>
+          <w:lang w:eastAsia="zh-CN"/>
+        </w:rPr>
+        <w:t xml:space="preserve"> Event “</w:t>
+      </w:r>
+      <w:r>
+        <w:rPr>
+          <w:lang w:eastAsia="zh-CN"/>
+        </w:rPr>
+        <w:t>门铃</w:t>
+      </w:r>
+      <w:r>
+        <w:rPr>
+          <w:lang w:eastAsia="zh-CN"/>
+        </w:rPr>
+        <w:t>”</w:t>
+      </w:r>
+      <w:r>
+        <w:rPr>
+          <w:lang w:eastAsia="zh-CN"/>
+        </w:rPr>
+        <w:t>机制，每轮</w:t>
+      </w:r>
+      <w:r>
+        <w:rPr>
+          <w:lang w:eastAsia="zh-CN"/>
+        </w:rPr>
+        <w:t xml:space="preserve"> Agent </w:t>
+      </w:r>
+      <w:r>
+        <w:rPr>
+          <w:lang w:eastAsia="zh-CN"/>
+        </w:rPr>
+        <w:t>回答结束后，仅向主动服务发送事件通知，由主动服务回捞会话历史与用户画像，后台完成规则准入、教学引导机会判断与候选内容生成，并将结果暂存为跨轮候选，避免复杂推理阻塞</w:t>
+      </w:r>
+      <w:r>
+        <w:rPr>
+          <w:lang w:eastAsia="zh-CN"/>
+        </w:rPr>
+        <w:t xml:space="preserve"> </w:t>
+      </w:r>
+      <w:proofErr w:type="spellStart"/>
+      <w:r>
+        <w:rPr>
+          <w:lang w:eastAsia="zh-CN"/>
+        </w:rPr>
+        <w:t>Agent</w:t>
+      </w:r>
+      <w:proofErr w:type="spellEnd"/>
+      <w:r>
+        <w:rPr>
+          <w:lang w:eastAsia="zh-CN"/>
+        </w:rPr>
+        <w:t xml:space="preserve"> </w:t>
+      </w:r>
+      <w:r>
+        <w:rPr>
+          <w:lang w:eastAsia="zh-CN"/>
+        </w:rPr>
+        <w:t>回答链路。下一轮请求到达时，由</w:t>
+      </w:r>
+      <w:r>
+        <w:rPr>
+          <w:lang w:eastAsia="zh-CN"/>
+        </w:rPr>
+        <w:t xml:space="preserve"> Agent </w:t>
+      </w:r>
+      <w:r>
+        <w:rPr>
+          <w:lang w:eastAsia="zh-CN"/>
+        </w:rPr>
+        <w:t>携带最新</w:t>
+      </w:r>
+      <w:r>
+        <w:rPr>
+          <w:lang w:eastAsia="zh-CN"/>
+        </w:rPr>
+        <w:t xml:space="preserve"> Query </w:t>
+      </w:r>
+      <w:r>
+        <w:rPr>
+          <w:lang w:eastAsia="zh-CN"/>
+        </w:rPr>
+        <w:t>调用</w:t>
+      </w:r>
+      <w:r>
+        <w:rPr>
+          <w:lang w:eastAsia="zh-CN"/>
+        </w:rPr>
+        <w:t xml:space="preserve"> Gate</w:t>
+      </w:r>
+      <w:r>
+        <w:rPr>
+          <w:lang w:eastAsia="zh-CN"/>
+        </w:rPr>
+        <w:t>，仅召回与当前意图仍匹配的上一轮候选</w:t>
+      </w:r>
+      <w:r>
+        <w:rPr>
+          <w:rFonts w:hint="eastAsia"/>
+          <w:lang w:eastAsia="zh-CN"/>
+        </w:rPr>
+        <w:t>引导</w:t>
+      </w:r>
+      <w:r>
+        <w:rPr>
+          <w:lang w:eastAsia="zh-CN"/>
+        </w:rPr>
+        <w:t>。</w:t>
       </w:r>
     </w:p>
     <w:p>
       <w:pPr>
-        <w:numPr>
-          <w:ilvl w:val="0"/>
-          <w:numId w:val="10"/>
-        </w:numPr>
-        <w:spacing w:after="24" w:line="247" w:lineRule="auto"/>
-        <w:rPr>
-          <w:rFonts w:ascii="Times New Roman" w:hAnsi="Times New Roman" w:cs="Times New Roman"/>
-          <w:bCs/>
+        <w:pStyle w:val="a0"/>
+        <w:keepLines/>
+        <w:spacing w:after="32" w:line="320" w:lineRule="exact"/>
+        <w:ind w:left="397" w:right="227" w:hanging="193"/>
+        <w:rPr>
           <w:lang w:eastAsia="zh-CN"/>
         </w:rPr>
       </w:pPr>
       <w:r>
         <w:rPr>
-          <w:rFonts w:ascii="Times New Roman" w:hAnsi="Times New Roman" w:cs="Times New Roman"/>
-          <w:bCs/>
-          <w:lang w:eastAsia="zh-CN"/>
-        </w:rPr>
-        <w:t>研究方向：基于三维高斯泼溅的无人机影像</w:t>
-      </w:r>
-      <w:r>
-        <w:rPr>
-          <w:rFonts w:ascii="Times New Roman" w:hAnsi="Times New Roman" w:cs="Times New Roman"/>
-          <w:bCs/>
-          <w:lang w:eastAsia="zh-CN"/>
-        </w:rPr>
-        <w:t>三维</w:t>
-      </w:r>
-      <w:r>
-        <w:rPr>
-          <w:rFonts w:ascii="Times New Roman" w:hAnsi="Times New Roman" w:cs="Times New Roman"/>
-          <w:bCs/>
-          <w:lang w:eastAsia="zh-CN"/>
-        </w:rPr>
-        <w:t>重建</w:t>
+          <w:lang w:eastAsia="zh-CN"/>
+        </w:rPr>
+        <w:t>工程侧，面向异步跨轮与多实例部署，构建内存与</w:t>
+      </w:r>
+      <w:r>
+        <w:rPr>
+          <w:lang w:eastAsia="zh-CN"/>
+        </w:rPr>
+        <w:t xml:space="preserve"> Redis </w:t>
+      </w:r>
+      <w:r>
+        <w:rPr>
+          <w:lang w:eastAsia="zh-CN"/>
+        </w:rPr>
+        <w:t>两级候选存储，结合</w:t>
+      </w:r>
+      <w:r>
+        <w:rPr>
+          <w:lang w:eastAsia="zh-CN"/>
+        </w:rPr>
+        <w:t xml:space="preserve"> TTL </w:t>
+      </w:r>
+      <w:r>
+        <w:rPr>
+          <w:lang w:eastAsia="zh-CN"/>
+        </w:rPr>
+        <w:t>与频控机制，提升引导候选的跨实例可达性，并控制内容时效与干预频率；后台</w:t>
+      </w:r>
+      <w:r>
+        <w:rPr>
+          <w:lang w:eastAsia="zh-CN"/>
+        </w:rPr>
+        <w:t xml:space="preserve"> Pipeline </w:t>
+      </w:r>
+      <w:r>
+        <w:rPr>
+          <w:lang w:eastAsia="zh-CN"/>
+        </w:rPr>
+        <w:t>采用基于会话版本号的乐观锁，在候选提交阶段拒绝过期结果写入，避免旧结果覆盖新候选。</w:t>
       </w:r>
     </w:p>
     <w:p>
       <w:pPr>
-        <w:numPr>
-          <w:ilvl w:val="0"/>
-          <w:numId w:val="10"/>
-        </w:numPr>
-        <w:spacing w:after="24" w:line="247" w:lineRule="auto"/>
-        <w:rPr>
-          <w:rFonts w:ascii="Times New Roman" w:hAnsi="Times New Roman" w:cs="Times New Roman"/>
-          <w:bCs/>
+        <w:pStyle w:val="a0"/>
+        <w:keepLines/>
+        <w:spacing w:after="32" w:line="320" w:lineRule="exact"/>
+        <w:ind w:left="397" w:right="227" w:hanging="193"/>
+        <w:rPr>
           <w:lang w:eastAsia="zh-CN"/>
         </w:rPr>
       </w:pPr>
       <w:r>
         <w:rPr>
-          <w:rFonts w:ascii="Times New Roman" w:hAnsi="Times New Roman" w:cs="Times New Roman"/>
-          <w:bCs/>
-          <w:lang w:eastAsia="zh-CN"/>
-        </w:rPr>
-        <w:t>课程：</w:t>
-      </w:r>
-      <w:r>
-        <w:rPr>
-          <w:rFonts w:ascii="Times New Roman" w:hAnsi="Times New Roman" w:cs="Times New Roman"/>
-          <w:bCs/>
-          <w:lang w:eastAsia="zh-CN"/>
-        </w:rPr>
-        <w:t>Python</w:t>
-      </w:r>
-      <w:r>
-        <w:rPr>
-          <w:rFonts w:ascii="Times New Roman" w:hAnsi="Times New Roman" w:cs="Times New Roman"/>
-          <w:bCs/>
+          <w:lang w:eastAsia="zh-CN"/>
+        </w:rPr>
+        <w:t>线上</w:t>
+      </w:r>
+      <w:r>
+        <w:rPr>
+          <w:lang w:eastAsia="zh-CN"/>
+        </w:rPr>
+        <w:t xml:space="preserve"> A/B </w:t>
+      </w:r>
+      <w:r>
+        <w:rPr>
+          <w:lang w:eastAsia="zh-CN"/>
+        </w:rPr>
+        <w:t>实验观察，相较对照组，实验组平均对话轮次增加</w:t>
+      </w:r>
+      <w:r>
+        <w:rPr>
+          <w:lang w:eastAsia="zh-CN"/>
+        </w:rPr>
+        <w:t xml:space="preserve"> 0.48</w:t>
+      </w:r>
+      <w:r>
+        <w:rPr>
+          <w:lang w:eastAsia="zh-CN"/>
+        </w:rPr>
+        <w:t>，深度对话率提升</w:t>
+      </w:r>
+      <w:r>
+        <w:rPr>
           <w:lang w:eastAsia="zh-CN"/>
         </w:rPr>
         <w:t xml:space="preserve"> </w:t>
       </w:r>
-      <w:r>
-        <w:rPr>
-          <w:rFonts w:ascii="Times New Roman" w:hAnsi="Times New Roman" w:cs="Times New Roman"/>
-          <w:bCs/>
-          <w:lang w:eastAsia="zh-CN"/>
-        </w:rPr>
-        <w:t>程序设计</w:t>
-      </w:r>
-      <w:r>
-        <w:rPr>
-          <w:rFonts w:ascii="Times New Roman" w:hAnsi="Times New Roman" w:cs="Times New Roman"/>
-          <w:bCs/>
-          <w:lang w:eastAsia="zh-CN"/>
-        </w:rPr>
-        <w:t>、</w:t>
-      </w:r>
-      <w:r>
-        <w:rPr>
-          <w:rFonts w:ascii="Times New Roman" w:hAnsi="Times New Roman" w:cs="Times New Roman"/>
-          <w:bCs/>
-          <w:lang w:eastAsia="zh-CN"/>
-        </w:rPr>
-        <w:t>C++</w:t>
-      </w:r>
-      <w:r>
-        <w:rPr>
-          <w:rFonts w:ascii="Times New Roman" w:hAnsi="Times New Roman" w:cs="Times New Roman"/>
-          <w:bCs/>
-          <w:lang w:eastAsia="zh-CN"/>
-        </w:rPr>
-        <w:t xml:space="preserve"> </w:t>
-      </w:r>
-      <w:r>
-        <w:rPr>
-          <w:rFonts w:ascii="Times New Roman" w:hAnsi="Times New Roman" w:cs="Times New Roman"/>
-          <w:bCs/>
-          <w:lang w:eastAsia="zh-CN"/>
-        </w:rPr>
-        <w:t>计算机程序</w:t>
-      </w:r>
-      <w:r>
-        <w:rPr>
-          <w:rFonts w:ascii="Times New Roman" w:hAnsi="Times New Roman" w:cs="Times New Roman"/>
-          <w:bCs/>
-          <w:lang w:eastAsia="zh-CN"/>
-        </w:rPr>
-        <w:t>、数据结构、科学计算与</w:t>
-      </w:r>
-      <w:r>
-        <w:rPr>
-          <w:rFonts w:ascii="Times New Roman" w:hAnsi="Times New Roman" w:cs="Times New Roman"/>
-          <w:bCs/>
-          <w:lang w:eastAsia="zh-CN"/>
-        </w:rPr>
-        <w:t xml:space="preserve"> </w:t>
-      </w:r>
       <w:proofErr w:type="spellStart"/>
       <w:r>
         <w:rPr>
-          <w:rFonts w:ascii="Times New Roman" w:hAnsi="Times New Roman" w:cs="Times New Roman"/>
-          <w:bCs/>
-          <w:lang w:eastAsia="zh-CN"/>
-        </w:rPr>
-        <w:t>M</w:t>
-      </w:r>
-      <w:r>
-        <w:rPr>
-          <w:rFonts w:ascii="Times New Roman" w:hAnsi="Times New Roman" w:cs="Times New Roman"/>
-          <w:bCs/>
-          <w:lang w:eastAsia="zh-CN"/>
-        </w:rPr>
-        <w:t>atlab</w:t>
+          <w:lang w:eastAsia="zh-CN"/>
+        </w:rPr>
+        <w:t>1.66pp</w:t>
       </w:r>
       <w:proofErr w:type="spellEnd"/>
       <w:r>
         <w:rPr>
-          <w:rFonts w:ascii="Times New Roman" w:hAnsi="Times New Roman" w:cs="Times New Roman"/>
-          <w:bCs/>
-          <w:lang w:eastAsia="zh-CN"/>
-        </w:rPr>
-        <w:t>语言</w:t>
-      </w:r>
+          <w:lang w:eastAsia="zh-CN"/>
+        </w:rPr>
+        <w:t>，平均会话时长增加</w:t>
+      </w:r>
+      <w:r>
+        <w:rPr>
+          <w:lang w:eastAsia="zh-CN"/>
+        </w:rPr>
+        <w:t xml:space="preserve"> 12.67 </w:t>
+      </w:r>
+      <w:r>
+        <w:rPr>
+          <w:lang w:eastAsia="zh-CN"/>
+        </w:rPr>
+        <w:t>秒。</w:t>
+      </w:r>
+    </w:p>
+    <w:p>
+      <w:pPr>
+        <w:spacing w:line="320" w:lineRule="exact"/>
+        <w:rPr>
+          <w:lang w:eastAsia="zh-CN"/>
+        </w:rPr>
+      </w:pPr>
+      <w:r>
+        <w:rPr>
+          <w:lang w:eastAsia="zh-CN"/>
+        </w:rPr>
+        <w:br w:type="page"/>
+      </w:r>
+    </w:p>
+    <w:p>
+      <w:pPr>
+        <w:spacing w:line="320" w:lineRule="exact"/>
+        <w:rPr>
+          <w:lang w:eastAsia="zh-CN"/>
+        </w:rPr>
+      </w:pPr>
+    </w:p>
+    <w:p>
+      <w:pPr>
+        <w:spacing w:line="320" w:lineRule="exact"/>
+        <w:rPr>
+          <w:lang w:eastAsia="zh-CN"/>
+        </w:rPr>
+      </w:pPr>
     </w:p>
     <w:p>
       <w:pPr>
         <w:pStyle w:val="1"/>
         <w:pBdr>
-          <w:bottom w:val="single" w:sz="9" w:space="2" w:color="1F4E79"/>
+          <w:bottom w:val="single" w:sz="16" w:space="3" w:color="000000"/>
         </w:pBdr>
-        <w:rPr>
-          <w:rFonts w:ascii="Times New Roman" w:hAnsi="Times New Roman" w:cs="Times New Roman"/>
-          <w:b w:val="0"/>
-          <w:lang w:eastAsia="zh-CN"/>
-        </w:rPr>
+        <w:spacing w:before="80" w:after="90" w:line="320" w:lineRule="exact"/>
       </w:pPr>
-      <w:r>
-        <w:rPr>
-          <w:rFonts w:ascii="Times New Roman" w:eastAsia="微软雅黑" w:hAnsi="Times New Roman" w:cs="Times New Roman"/>
-          <w:b w:val="0"/>
-          <w:lang w:eastAsia="zh-CN"/>
+      <w:proofErr w:type="spellStart"/>
+      <w:r>
+        <w:rPr>
+          <w:rFonts w:ascii="Arial" w:eastAsia="微软雅黑" w:hAnsi="Arial" w:cs="Arial"/>
         </w:rPr>
         <w:t>实习经历</w:t>
+      </w:r>
+      <w:proofErr w:type="spellEnd"/>
+    </w:p>
+    <w:tbl>
+      <w:tblPr>
+        <w:tblW w:w="9071" w:type="dxa"/>
+        <w:jc w:val="center"/>
+        <w:tblLayout w:type="fixed"/>
+        <w:tblLook w:val="04A0" w:firstRow="1" w:lastRow="0" w:firstColumn="1" w:lastColumn="0" w:noHBand="0" w:noVBand="1"/>
+      </w:tblPr>
+      <w:tblGrid>
+        <w:gridCol w:w="7257"/>
+        <w:gridCol w:w="1814"/>
+      </w:tblGrid>
+      <w:tr>
+        <w:trPr>
+          <w:jc w:val="center"/>
+        </w:trPr>
+        <w:tc>
+          <w:tcPr>
+            <w:tcW w:w="7257" w:type="dxa"/>
+            <w:tcMar>
+              <w:top w:w="0" w:type="dxa"/>
+              <w:left w:w="0" w:type="dxa"/>
+              <w:bottom w:w="0" w:type="dxa"/>
+              <w:right w:w="0" w:type="dxa"/>
+            </w:tcMar>
+            <w:vAlign w:val="center"/>
+          </w:tcPr>
+          <w:p>
+            <w:pPr>
+              <w:keepNext/>
+              <w:spacing w:before="16" w:after="28" w:line="320" w:lineRule="exact"/>
+              <w:rPr>
+                <w:lang w:eastAsia="zh-CN"/>
+              </w:rPr>
+            </w:pPr>
+            <w:r>
+              <w:rPr>
+                <w:b/>
+                <w:lang w:eastAsia="zh-CN"/>
+              </w:rPr>
+              <w:t>高途教育集团｜用户研发部｜算法研发组｜</w:t>
+            </w:r>
+            <w:r>
+              <w:rPr>
+                <w:lang w:eastAsia="zh-CN"/>
+              </w:rPr>
+              <w:t>大模型</w:t>
+            </w:r>
+            <w:r>
+              <w:rPr>
+                <w:rFonts w:hint="eastAsia"/>
+                <w:lang w:eastAsia="zh-CN"/>
+              </w:rPr>
+              <w:t>算法</w:t>
+            </w:r>
+            <w:r>
+              <w:rPr>
+                <w:lang w:eastAsia="zh-CN"/>
+              </w:rPr>
+              <w:t>实习生</w:t>
+            </w:r>
+          </w:p>
+        </w:tc>
+        <w:tc>
+          <w:tcPr>
+            <w:tcW w:w="1814" w:type="dxa"/>
+            <w:tcMar>
+              <w:top w:w="0" w:type="dxa"/>
+              <w:left w:w="0" w:type="dxa"/>
+              <w:bottom w:w="0" w:type="dxa"/>
+              <w:right w:w="0" w:type="dxa"/>
+            </w:tcMar>
+            <w:vAlign w:val="center"/>
+          </w:tcPr>
+          <w:p>
+            <w:pPr>
+              <w:keepNext/>
+              <w:spacing w:before="16" w:after="28" w:line="320" w:lineRule="exact"/>
+              <w:jc w:val="right"/>
+            </w:pPr>
+            <w:r>
+              <w:t>2026.02 - 2026.04</w:t>
+            </w:r>
+          </w:p>
+        </w:tc>
+      </w:tr>
+      <w:tr>
+        <w:trPr>
+          <w:jc w:val="center"/>
+        </w:trPr>
+        <w:tc>
+          <w:tcPr>
+            <w:tcW w:w="7257" w:type="dxa"/>
+            <w:tcMar>
+              <w:top w:w="0" w:type="dxa"/>
+              <w:left w:w="0" w:type="dxa"/>
+              <w:bottom w:w="0" w:type="dxa"/>
+              <w:right w:w="0" w:type="dxa"/>
+            </w:tcMar>
+            <w:vAlign w:val="center"/>
+          </w:tcPr>
+          <w:p>
+            <w:pPr>
+              <w:keepNext/>
+              <w:spacing w:before="64" w:after="30" w:line="320" w:lineRule="exact"/>
+            </w:pPr>
+            <w:r>
+              <w:rPr>
+                <w:b/>
+                <w:sz w:val="21"/>
+              </w:rPr>
+              <w:t>智能搜索对话系统</w:t>
+            </w:r>
+          </w:p>
+        </w:tc>
+        <w:tc>
+          <w:tcPr>
+            <w:tcW w:w="1814" w:type="dxa"/>
+            <w:tcMar>
+              <w:top w:w="0" w:type="dxa"/>
+              <w:left w:w="0" w:type="dxa"/>
+              <w:bottom w:w="0" w:type="dxa"/>
+              <w:right w:w="0" w:type="dxa"/>
+            </w:tcMar>
+            <w:vAlign w:val="center"/>
+          </w:tcPr>
+          <w:p>
+            <w:pPr>
+              <w:keepNext/>
+              <w:spacing w:before="64" w:after="30" w:line="320" w:lineRule="exact"/>
+              <w:jc w:val="right"/>
+            </w:pPr>
+            <w:r>
+              <w:rPr>
+                <w:b/>
+                <w:color w:val="666666"/>
+              </w:rPr>
+              <w:t>核心成员</w:t>
+            </w:r>
+          </w:p>
+        </w:tc>
+      </w:tr>
+    </w:tbl>
+    <w:p>
+      <w:pPr>
+        <w:pStyle w:val="a0"/>
+        <w:keepLines/>
+        <w:spacing w:after="32" w:line="320" w:lineRule="exact"/>
+        <w:ind w:left="397" w:right="227" w:hanging="193"/>
+        <w:rPr>
+          <w:lang w:eastAsia="zh-CN"/>
+        </w:rPr>
+      </w:pPr>
+      <w:r>
+        <w:rPr>
+          <w:lang w:eastAsia="zh-CN"/>
+        </w:rPr>
+        <w:t>面向公司</w:t>
+      </w:r>
+      <w:r>
+        <w:rPr>
+          <w:lang w:eastAsia="zh-CN"/>
+        </w:rPr>
+        <w:t xml:space="preserve"> C </w:t>
+      </w:r>
+      <w:r>
+        <w:rPr>
+          <w:lang w:eastAsia="zh-CN"/>
+        </w:rPr>
+        <w:t>端主</w:t>
+      </w:r>
+      <w:r>
+        <w:rPr>
+          <w:lang w:eastAsia="zh-CN"/>
+        </w:rPr>
+        <w:t xml:space="preserve"> App </w:t>
+      </w:r>
+      <w:r>
+        <w:rPr>
+          <w:lang w:eastAsia="zh-CN"/>
+        </w:rPr>
+        <w:t>搜索场景中的意图理解与多轮承接问题，深度参与算法链路重构，负责意图识别、检索</w:t>
+      </w:r>
+      <w:r>
+        <w:rPr>
+          <w:lang w:eastAsia="zh-CN"/>
+        </w:rPr>
+        <w:t>/</w:t>
+      </w:r>
+      <w:r>
+        <w:rPr>
+          <w:lang w:eastAsia="zh-CN"/>
+        </w:rPr>
+        <w:t>生成路由与上下文管理，形成从单轮查询理解到多轮对话承接的完整链路。</w:t>
       </w:r>
     </w:p>
     <w:p>
       <w:pPr>
-        <w:tabs>
-          <w:tab w:val="right" w:pos="10322"/>
-        </w:tabs>
-        <w:spacing w:after="30"/>
-        <w:jc w:val="center"/>
-        <w:rPr>
-          <w:rFonts w:ascii="Times New Roman" w:hAnsi="Times New Roman" w:cs="Times New Roman"/>
-          <w:bCs/>
+        <w:pStyle w:val="a0"/>
+        <w:keepLines/>
+        <w:spacing w:after="32" w:line="320" w:lineRule="exact"/>
+        <w:ind w:left="397" w:right="227" w:hanging="193"/>
+        <w:rPr>
           <w:lang w:eastAsia="zh-CN"/>
         </w:rPr>
       </w:pPr>
       <w:r>
         <w:rPr>
-          <w:rFonts w:ascii="Times New Roman" w:hAnsi="Times New Roman" w:cs="Times New Roman"/>
-          <w:bCs/>
-          <w:lang w:eastAsia="zh-CN"/>
-        </w:rPr>
-        <w:t>阿里巴巴｜</w:t>
-      </w:r>
-      <w:r>
-        <w:rPr>
-          <w:rFonts w:ascii="Times New Roman" w:hAnsi="Times New Roman" w:cs="Times New Roman"/>
-          <w:bCs/>
-          <w:lang w:eastAsia="zh-CN"/>
-        </w:rPr>
-        <w:t>ATH</w:t>
-      </w:r>
-      <w:r>
-        <w:rPr>
-          <w:rFonts w:ascii="Times New Roman" w:hAnsi="Times New Roman" w:cs="Times New Roman"/>
-          <w:bCs/>
-          <w:lang w:eastAsia="zh-CN"/>
-        </w:rPr>
-        <w:t>事业群</w:t>
-      </w:r>
-      <w:r>
-        <w:rPr>
-          <w:rFonts w:ascii="Times New Roman" w:hAnsi="Times New Roman" w:cs="Times New Roman"/>
-          <w:bCs/>
-          <w:lang w:eastAsia="zh-CN"/>
-        </w:rPr>
-        <w:t xml:space="preserve"> | </w:t>
-      </w:r>
-      <w:proofErr w:type="gramStart"/>
-      <w:r>
-        <w:rPr>
-          <w:rFonts w:ascii="Times New Roman" w:hAnsi="Times New Roman" w:cs="Times New Roman"/>
-          <w:bCs/>
-          <w:lang w:eastAsia="zh-CN"/>
-        </w:rPr>
-        <w:t>千问事业</w:t>
-      </w:r>
-      <w:proofErr w:type="gramEnd"/>
-      <w:r>
-        <w:rPr>
-          <w:rFonts w:ascii="Times New Roman" w:hAnsi="Times New Roman" w:cs="Times New Roman"/>
-          <w:bCs/>
-          <w:lang w:eastAsia="zh-CN"/>
-        </w:rPr>
-        <w:t>部</w:t>
-      </w:r>
-      <w:r>
-        <w:rPr>
-          <w:rFonts w:ascii="Times New Roman" w:hAnsi="Times New Roman" w:cs="Times New Roman"/>
-          <w:bCs/>
-          <w:lang w:eastAsia="zh-CN"/>
-        </w:rPr>
-        <w:t xml:space="preserve"> | </w:t>
-      </w:r>
-      <w:r>
-        <w:rPr>
-          <w:rFonts w:ascii="Times New Roman" w:hAnsi="Times New Roman" w:cs="Times New Roman"/>
-          <w:bCs/>
-          <w:lang w:eastAsia="zh-CN"/>
-        </w:rPr>
-        <w:t>基础工程技术部</w:t>
-      </w:r>
-      <w:r>
-        <w:rPr>
-          <w:rFonts w:ascii="Times New Roman" w:hAnsi="Times New Roman" w:cs="Times New Roman"/>
-          <w:bCs/>
-          <w:lang w:eastAsia="zh-CN"/>
-        </w:rPr>
-        <w:t xml:space="preserve">    </w:t>
-      </w:r>
-      <w:r>
-        <w:rPr>
-          <w:rFonts w:ascii="Times New Roman" w:hAnsi="Times New Roman" w:cs="Times New Roman"/>
-          <w:bCs/>
-          <w:lang w:eastAsia="zh-CN"/>
-        </w:rPr>
-        <w:t>大模型应用</w:t>
-      </w:r>
-      <w:r>
-        <w:rPr>
-          <w:rFonts w:ascii="Times New Roman" w:hAnsi="Times New Roman" w:cs="Times New Roman"/>
-          <w:bCs/>
-          <w:lang w:eastAsia="zh-CN"/>
-        </w:rPr>
-        <w:t>研发</w:t>
-      </w:r>
-      <w:r>
-        <w:rPr>
-          <w:rFonts w:ascii="Times New Roman" w:hAnsi="Times New Roman" w:cs="Times New Roman"/>
-          <w:bCs/>
-          <w:lang w:eastAsia="zh-CN"/>
-        </w:rPr>
-        <w:t>实习生</w:t>
-      </w:r>
-      <w:r>
-        <w:rPr>
-          <w:rFonts w:ascii="Times New Roman" w:hAnsi="Times New Roman" w:cs="Times New Roman"/>
-          <w:bCs/>
-          <w:lang w:eastAsia="zh-CN"/>
-        </w:rPr>
-        <w:tab/>
-      </w:r>
-      <w:r>
-        <w:rPr>
-          <w:rFonts w:ascii="Times New Roman" w:hAnsi="Times New Roman" w:cs="Times New Roman"/>
-          <w:bCs/>
-          <w:lang w:eastAsia="zh-CN"/>
-        </w:rPr>
-        <w:t>2026.05 - 2026.08</w:t>
+          <w:lang w:eastAsia="zh-CN"/>
+        </w:rPr>
+        <w:t>意图</w:t>
+      </w:r>
+      <w:r>
+        <w:rPr>
+          <w:rFonts w:hint="eastAsia"/>
+          <w:lang w:eastAsia="zh-CN"/>
+        </w:rPr>
+        <w:t>识别</w:t>
+      </w:r>
+      <w:r>
+        <w:rPr>
+          <w:lang w:eastAsia="zh-CN"/>
+        </w:rPr>
+        <w:t>侧，负责</w:t>
+      </w:r>
+      <w:r>
+        <w:rPr>
+          <w:lang w:eastAsia="zh-CN"/>
+        </w:rPr>
+        <w:t xml:space="preserve"> BERT </w:t>
+      </w:r>
+      <w:r>
+        <w:rPr>
+          <w:lang w:eastAsia="zh-CN"/>
+        </w:rPr>
+        <w:t>训练链路，基于真实用户问句构建实体增强样本，使模型学习实体类型与句式，增强泛化能力，</w:t>
+      </w:r>
+      <w:r>
+        <w:rPr>
+          <w:rFonts w:hint="eastAsia"/>
+          <w:lang w:eastAsia="zh-CN"/>
+        </w:rPr>
+        <w:t>通过</w:t>
+      </w:r>
+      <w:r>
+        <w:rPr>
+          <w:lang w:eastAsia="zh-CN"/>
+        </w:rPr>
+        <w:t>更新词典适配</w:t>
+      </w:r>
+      <w:r>
+        <w:rPr>
+          <w:rFonts w:hint="eastAsia"/>
+          <w:lang w:eastAsia="zh-CN"/>
+        </w:rPr>
+        <w:t>新增实体</w:t>
+      </w:r>
+      <w:r>
+        <w:rPr>
+          <w:lang w:eastAsia="zh-CN"/>
+        </w:rPr>
+        <w:t>；结合</w:t>
+      </w:r>
+      <w:r>
+        <w:rPr>
+          <w:lang w:eastAsia="zh-CN"/>
+        </w:rPr>
+        <w:t xml:space="preserve"> Focal Loss</w:t>
+      </w:r>
+      <w:r>
+        <w:rPr>
+          <w:lang w:eastAsia="zh-CN"/>
+        </w:rPr>
+        <w:t>、</w:t>
+      </w:r>
+      <w:r>
+        <w:rPr>
+          <w:lang w:eastAsia="zh-CN"/>
+        </w:rPr>
+        <w:t xml:space="preserve">Label Smoothing </w:t>
+      </w:r>
+      <w:r>
+        <w:rPr>
+          <w:lang w:eastAsia="zh-CN"/>
+        </w:rPr>
+        <w:t>与类别权重优化长尾及歧义样本</w:t>
+      </w:r>
+      <w:r>
+        <w:rPr>
+          <w:rFonts w:hint="eastAsia"/>
+          <w:lang w:eastAsia="zh-CN"/>
+        </w:rPr>
+        <w:t>。</w:t>
+      </w:r>
+      <w:r>
+        <w:rPr>
+          <w:lang w:eastAsia="zh-CN"/>
+        </w:rPr>
+        <w:t>低置信</w:t>
+      </w:r>
+      <w:r>
+        <w:rPr>
+          <w:rFonts w:hint="eastAsia"/>
+          <w:lang w:eastAsia="zh-CN"/>
+        </w:rPr>
+        <w:t>度</w:t>
+      </w:r>
+      <w:r>
+        <w:rPr>
+          <w:rFonts w:hint="eastAsia"/>
+          <w:lang w:eastAsia="zh-CN"/>
+        </w:rPr>
+        <w:t>意图</w:t>
+      </w:r>
+      <w:r>
+        <w:rPr>
+          <w:rFonts w:hint="eastAsia"/>
+          <w:lang w:eastAsia="zh-CN"/>
+        </w:rPr>
+        <w:t>由</w:t>
+      </w:r>
+      <w:r>
+        <w:rPr>
+          <w:lang w:eastAsia="zh-CN"/>
+        </w:rPr>
+        <w:t>轻量</w:t>
+      </w:r>
+      <w:r>
+        <w:rPr>
+          <w:lang w:eastAsia="zh-CN"/>
+        </w:rPr>
+        <w:t xml:space="preserve"> LLM </w:t>
+      </w:r>
+      <w:r>
+        <w:rPr>
+          <w:rFonts w:hint="eastAsia"/>
+          <w:lang w:eastAsia="zh-CN"/>
+        </w:rPr>
+        <w:t>补判</w:t>
+      </w:r>
+      <w:r>
+        <w:rPr>
+          <w:lang w:eastAsia="zh-CN"/>
+        </w:rPr>
+        <w:t>，意图确定后，检索类</w:t>
+      </w:r>
+      <w:r>
+        <w:rPr>
+          <w:rFonts w:hint="eastAsia"/>
+          <w:lang w:eastAsia="zh-CN"/>
+        </w:rPr>
+        <w:t>意图</w:t>
+      </w:r>
+      <w:r>
+        <w:rPr>
+          <w:lang w:eastAsia="zh-CN"/>
+        </w:rPr>
+        <w:t>直返</w:t>
+      </w:r>
+      <w:r>
+        <w:rPr>
+          <w:rFonts w:hint="eastAsia"/>
+          <w:lang w:eastAsia="zh-CN"/>
+        </w:rPr>
+        <w:t xml:space="preserve"> RAG </w:t>
+      </w:r>
+      <w:r>
+        <w:rPr>
+          <w:lang w:eastAsia="zh-CN"/>
+        </w:rPr>
+        <w:t>结果，生成类</w:t>
+      </w:r>
+      <w:r>
+        <w:rPr>
+          <w:rFonts w:hint="eastAsia"/>
+          <w:lang w:eastAsia="zh-CN"/>
+        </w:rPr>
+        <w:t>意图</w:t>
+      </w:r>
+      <w:r>
+        <w:rPr>
+          <w:lang w:eastAsia="zh-CN"/>
+        </w:rPr>
+        <w:t>路由至对应</w:t>
+      </w:r>
+      <w:r>
+        <w:rPr>
+          <w:lang w:eastAsia="zh-CN"/>
+        </w:rPr>
+        <w:t xml:space="preserve"> Prompt </w:t>
+      </w:r>
+      <w:r>
+        <w:rPr>
+          <w:lang w:eastAsia="zh-CN"/>
+        </w:rPr>
+        <w:t>与模型。</w:t>
       </w:r>
     </w:p>
     <w:p>
       <w:pPr>
-        <w:pStyle w:val="21"/>
-        <w:spacing w:after="30"/>
-        <w:rPr>
-          <w:rFonts w:ascii="Times New Roman" w:hAnsi="Times New Roman" w:cs="Times New Roman"/>
-          <w:b w:val="0"/>
+        <w:pStyle w:val="a0"/>
+        <w:keepLines/>
+        <w:spacing w:after="32" w:line="320" w:lineRule="exact"/>
+        <w:ind w:left="397" w:right="227" w:hanging="193"/>
+        <w:rPr>
           <w:lang w:eastAsia="zh-CN"/>
         </w:rPr>
       </w:pPr>
       <w:r>
         <w:rPr>
-          <w:rFonts w:ascii="Times New Roman" w:eastAsia="微软雅黑" w:hAnsi="Times New Roman" w:cs="Times New Roman" w:hint="eastAsia"/>
-          <w:b w:val="0"/>
-          <w:color w:val="667085"/>
-          <w:lang w:eastAsia="zh-CN"/>
-        </w:rPr>
-        <w:t>多</w:t>
-      </w:r>
-      <w:r>
-        <w:rPr>
-          <w:rFonts w:ascii="Times New Roman" w:eastAsia="微软雅黑" w:hAnsi="Times New Roman" w:cs="Times New Roman" w:hint="eastAsia"/>
-          <w:b w:val="0"/>
-          <w:color w:val="667085"/>
-          <w:lang w:eastAsia="zh-CN"/>
-        </w:rPr>
-        <w:t xml:space="preserve"> </w:t>
-      </w:r>
-      <w:r>
-        <w:rPr>
-          <w:rFonts w:ascii="Times New Roman" w:eastAsia="微软雅黑" w:hAnsi="Times New Roman" w:cs="Times New Roman" w:hint="eastAsia"/>
-          <w:b w:val="0"/>
-          <w:color w:val="667085"/>
-          <w:lang w:eastAsia="zh-CN"/>
-        </w:rPr>
-        <w:t>Agent</w:t>
-      </w:r>
-      <w:r>
-        <w:rPr>
-          <w:rFonts w:ascii="Times New Roman" w:eastAsia="微软雅黑" w:hAnsi="Times New Roman" w:cs="Times New Roman" w:hint="eastAsia"/>
-          <w:b w:val="0"/>
-          <w:color w:val="667085"/>
-          <w:lang w:eastAsia="zh-CN"/>
-        </w:rPr>
-        <w:t xml:space="preserve"> </w:t>
-      </w:r>
-      <w:r>
-        <w:rPr>
-          <w:rFonts w:ascii="Times New Roman" w:eastAsia="微软雅黑" w:hAnsi="Times New Roman" w:cs="Times New Roman" w:hint="eastAsia"/>
-          <w:b w:val="0"/>
-          <w:color w:val="667085"/>
-          <w:lang w:eastAsia="zh-CN"/>
-        </w:rPr>
-        <w:t>路由</w:t>
-      </w:r>
-      <w:r>
-        <w:rPr>
-          <w:rFonts w:ascii="Times New Roman" w:eastAsia="微软雅黑" w:hAnsi="Times New Roman" w:cs="Times New Roman" w:hint="eastAsia"/>
-          <w:b w:val="0"/>
-          <w:color w:val="667085"/>
-          <w:lang w:eastAsia="zh-CN"/>
-        </w:rPr>
-        <w:t>与任务编排</w:t>
-      </w:r>
-      <w:r>
-        <w:rPr>
-          <w:rFonts w:ascii="Times New Roman" w:hAnsi="Times New Roman" w:cs="Times New Roman"/>
-          <w:b w:val="0"/>
-          <w:color w:val="667085"/>
-          <w:lang w:eastAsia="zh-CN"/>
-        </w:rPr>
-        <w:t xml:space="preserve">  |  </w:t>
-      </w:r>
-      <w:r>
-        <w:rPr>
-          <w:rFonts w:ascii="Times New Roman" w:eastAsia="微软雅黑" w:hAnsi="Times New Roman" w:cs="Times New Roman"/>
-          <w:b w:val="0"/>
-          <w:color w:val="667085"/>
-          <w:lang w:eastAsia="zh-CN"/>
-        </w:rPr>
-        <w:t>负责人</w:t>
+          <w:lang w:eastAsia="zh-CN"/>
+        </w:rPr>
+        <w:t>上下文侧，设计基于</w:t>
+      </w:r>
+      <w:r>
+        <w:rPr>
+          <w:lang w:eastAsia="zh-CN"/>
+        </w:rPr>
+        <w:t xml:space="preserve"> Token </w:t>
+      </w:r>
+      <w:r>
+        <w:rPr>
+          <w:lang w:eastAsia="zh-CN"/>
+        </w:rPr>
+        <w:t>预算的高低水位压缩机制，超过高水位时按水位差动态压缩陈旧轮次，</w:t>
+      </w:r>
+      <w:r>
+        <w:rPr>
+          <w:rFonts w:hint="eastAsia"/>
+          <w:lang w:eastAsia="zh-CN"/>
+        </w:rPr>
+        <w:t>并</w:t>
+      </w:r>
+      <w:r>
+        <w:rPr>
+          <w:lang w:eastAsia="zh-CN"/>
+        </w:rPr>
+        <w:t>回落至低水位，保留近期对话原文并控制推理成本；融合用户画像与长期记忆，实现用户偏好、学习状态等长期信息的跨</w:t>
+      </w:r>
+      <w:r>
+        <w:rPr>
+          <w:lang w:eastAsia="zh-CN"/>
+        </w:rPr>
+        <w:t xml:space="preserve"> Session </w:t>
+      </w:r>
+      <w:r>
+        <w:rPr>
+          <w:lang w:eastAsia="zh-CN"/>
+        </w:rPr>
+        <w:t>承接。</w:t>
+      </w:r>
+    </w:p>
+    <w:tbl>
+      <w:tblPr>
+        <w:tblW w:w="9071" w:type="dxa"/>
+        <w:jc w:val="center"/>
+        <w:tblLayout w:type="fixed"/>
+        <w:tblLook w:val="04A0" w:firstRow="1" w:lastRow="0" w:firstColumn="1" w:lastColumn="0" w:noHBand="0" w:noVBand="1"/>
+      </w:tblPr>
+      <w:tblGrid>
+        <w:gridCol w:w="7257"/>
+        <w:gridCol w:w="1814"/>
+      </w:tblGrid>
+      <w:tr>
+        <w:trPr>
+          <w:jc w:val="center"/>
+        </w:trPr>
+        <w:tc>
+          <w:tcPr>
+            <w:tcW w:w="7257" w:type="dxa"/>
+            <w:tcMar>
+              <w:top w:w="0" w:type="dxa"/>
+              <w:left w:w="0" w:type="dxa"/>
+              <w:bottom w:w="0" w:type="dxa"/>
+              <w:right w:w="0" w:type="dxa"/>
+            </w:tcMar>
+            <w:vAlign w:val="center"/>
+          </w:tcPr>
+          <w:p>
+            <w:pPr>
+              <w:keepNext/>
+              <w:spacing w:before="64" w:after="30" w:line="320" w:lineRule="exact"/>
+            </w:pPr>
+            <w:proofErr w:type="spellStart"/>
+            <w:r>
+              <w:rPr>
+                <w:b/>
+                <w:sz w:val="21"/>
+              </w:rPr>
+              <w:t>用户画像与长期记忆</w:t>
+            </w:r>
+            <w:proofErr w:type="spellEnd"/>
+          </w:p>
+        </w:tc>
+        <w:tc>
+          <w:tcPr>
+            <w:tcW w:w="1814" w:type="dxa"/>
+            <w:tcMar>
+              <w:top w:w="0" w:type="dxa"/>
+              <w:left w:w="0" w:type="dxa"/>
+              <w:bottom w:w="0" w:type="dxa"/>
+              <w:right w:w="0" w:type="dxa"/>
+            </w:tcMar>
+            <w:vAlign w:val="center"/>
+          </w:tcPr>
+          <w:p>
+            <w:pPr>
+              <w:keepNext/>
+              <w:spacing w:before="64" w:after="30" w:line="320" w:lineRule="exact"/>
+              <w:jc w:val="right"/>
+            </w:pPr>
+            <w:r>
+              <w:rPr>
+                <w:b/>
+                <w:color w:val="666666"/>
+              </w:rPr>
+              <w:t>负责人</w:t>
+            </w:r>
+          </w:p>
+        </w:tc>
+      </w:tr>
+    </w:tbl>
+    <w:p>
+      <w:pPr>
+        <w:pStyle w:val="a0"/>
+        <w:keepLines/>
+        <w:spacing w:after="32" w:line="320" w:lineRule="exact"/>
+        <w:ind w:left="397" w:right="227" w:hanging="193"/>
+        <w:rPr>
+          <w:lang w:eastAsia="zh-CN"/>
+        </w:rPr>
+      </w:pPr>
+      <w:proofErr w:type="spellStart"/>
+      <w:r>
+        <w:t>面向教育场景下用户信息分散、难以沉淀为长期可用信息的问题，独立从</w:t>
+      </w:r>
+      <w:proofErr w:type="spellEnd"/>
+      <w:r>
+        <w:t xml:space="preserve"> 0 </w:t>
+      </w:r>
+      <w:r>
+        <w:t>到</w:t>
+      </w:r>
+      <w:r>
+        <w:t xml:space="preserve"> 1 </w:t>
+      </w:r>
+      <w:proofErr w:type="spellStart"/>
+      <w:r>
+        <w:t>设计并实现用户画像与长期记忆离线构建系统，搭建</w:t>
+      </w:r>
+      <w:r>
+        <w:t>“</w:t>
+      </w:r>
+      <w:r>
+        <w:t>多源行为数据</w:t>
+      </w:r>
+      <w:proofErr w:type="spellEnd"/>
+      <w:r>
+        <w:t xml:space="preserve"> → </w:t>
+      </w:r>
+      <w:proofErr w:type="spellStart"/>
+      <w:r>
+        <w:t>HistoryEvent</w:t>
+      </w:r>
+      <w:proofErr w:type="spellEnd"/>
+      <w:r>
+        <w:t xml:space="preserve"> → </w:t>
+      </w:r>
+      <w:proofErr w:type="spellStart"/>
+      <w:r>
+        <w:t>EventSummary</w:t>
+      </w:r>
+      <w:proofErr w:type="spellEnd"/>
+      <w:r>
+        <w:t xml:space="preserve"> → </w:t>
+      </w:r>
+      <w:proofErr w:type="spellStart"/>
+      <w:r>
+        <w:t>FactMemory</w:t>
+      </w:r>
+      <w:proofErr w:type="spellEnd"/>
+      <w:r>
+        <w:t xml:space="preserve"> / </w:t>
+      </w:r>
+      <w:proofErr w:type="spellStart"/>
+      <w:r>
+        <w:t>UserProfile”</w:t>
+      </w:r>
+      <w:r>
+        <w:t>的完整</w:t>
+      </w:r>
+      <w:proofErr w:type="spellEnd"/>
+      <w:r>
+        <w:t xml:space="preserve"> Pipeline</w:t>
+      </w:r>
+      <w:r>
+        <w:t>。</w:t>
       </w:r>
     </w:p>
     <w:p>
       <w:pPr>
-        <w:numPr>
-          <w:ilvl w:val="0"/>
-          <w:numId w:val="10"/>
-        </w:numPr>
-        <w:spacing w:after="32" w:line="250" w:lineRule="auto"/>
-        <w:rPr>
-          <w:rFonts w:ascii="Times New Roman" w:hAnsi="Times New Roman" w:cs="Times New Roman"/>
-          <w:bCs/>
+        <w:pStyle w:val="a0"/>
+        <w:keepLines/>
+        <w:spacing w:after="32" w:line="320" w:lineRule="exact"/>
+        <w:ind w:left="397" w:right="227" w:hanging="193"/>
+        <w:rPr>
           <w:lang w:eastAsia="zh-CN"/>
         </w:rPr>
       </w:pPr>
       <w:r>
         <w:rPr>
-          <w:rFonts w:ascii="Times New Roman" w:hAnsi="Times New Roman" w:cs="Times New Roman" w:hint="eastAsia"/>
-          <w:bCs/>
-          <w:lang w:eastAsia="zh-CN"/>
-        </w:rPr>
-        <w:t>面向教育场景</w:t>
-      </w:r>
-      <w:r>
-        <w:rPr>
-          <w:rFonts w:ascii="Times New Roman" w:hAnsi="Times New Roman" w:cs="Times New Roman" w:hint="eastAsia"/>
-          <w:bCs/>
-          <w:lang w:eastAsia="zh-CN"/>
-        </w:rPr>
-        <w:t>下</w:t>
-      </w:r>
-      <w:r>
-        <w:rPr>
-          <w:rFonts w:ascii="Times New Roman" w:hAnsi="Times New Roman" w:cs="Times New Roman" w:hint="eastAsia"/>
-          <w:bCs/>
-          <w:lang w:eastAsia="zh-CN"/>
-        </w:rPr>
-        <w:t>多</w:t>
-      </w:r>
-      <w:r>
-        <w:rPr>
-          <w:rFonts w:ascii="Times New Roman" w:hAnsi="Times New Roman" w:cs="Times New Roman" w:hint="eastAsia"/>
-          <w:bCs/>
-          <w:lang w:eastAsia="zh-CN"/>
-        </w:rPr>
-        <w:t xml:space="preserve"> A</w:t>
-      </w:r>
-      <w:r>
-        <w:rPr>
-          <w:rFonts w:ascii="Times New Roman" w:hAnsi="Times New Roman" w:cs="Times New Roman" w:hint="eastAsia"/>
-          <w:bCs/>
-          <w:lang w:eastAsia="zh-CN"/>
-        </w:rPr>
-        <w:t>gent</w:t>
-      </w:r>
-      <w:r>
-        <w:rPr>
-          <w:rFonts w:ascii="Times New Roman" w:hAnsi="Times New Roman" w:cs="Times New Roman" w:hint="eastAsia"/>
-          <w:bCs/>
+          <w:lang w:eastAsia="zh-CN"/>
+        </w:rPr>
+        <w:t>记忆构建侧，</w:t>
+      </w:r>
+      <w:r>
+        <w:rPr>
+          <w:lang w:eastAsia="zh-CN"/>
+        </w:rPr>
+        <w:t>基于规则</w:t>
+      </w:r>
+      <w:r>
+        <w:rPr>
+          <w:lang w:eastAsia="zh-CN"/>
+        </w:rPr>
+        <w:t xml:space="preserve"> + </w:t>
+      </w:r>
+      <w:r>
+        <w:rPr>
+          <w:lang w:eastAsia="zh-CN"/>
+        </w:rPr>
+        <w:t>统计</w:t>
+      </w:r>
+      <w:r>
+        <w:rPr>
+          <w:lang w:eastAsia="zh-CN"/>
+        </w:rPr>
+        <w:t xml:space="preserve"> + LLM </w:t>
+      </w:r>
+      <w:r>
+        <w:rPr>
+          <w:lang w:eastAsia="zh-CN"/>
+        </w:rPr>
+        <w:t>对搜索、订单、</w:t>
+      </w:r>
+      <w:r>
+        <w:rPr>
+          <w:rFonts w:hint="eastAsia"/>
+          <w:lang w:eastAsia="zh-CN"/>
+        </w:rPr>
+        <w:t>课程与</w:t>
+      </w:r>
+      <w:r>
+        <w:rPr>
+          <w:lang w:eastAsia="zh-CN"/>
+        </w:rPr>
+        <w:t>社区</w:t>
+      </w:r>
+      <w:r>
+        <w:rPr>
+          <w:rFonts w:hint="eastAsia"/>
+          <w:lang w:eastAsia="zh-CN"/>
+        </w:rPr>
+        <w:t>行为</w:t>
+      </w:r>
+      <w:r>
+        <w:rPr>
+          <w:lang w:eastAsia="zh-CN"/>
+        </w:rPr>
+        <w:t>等多源</w:t>
+      </w:r>
+      <w:r>
+        <w:rPr>
+          <w:rFonts w:hint="eastAsia"/>
+          <w:lang w:eastAsia="zh-CN"/>
+        </w:rPr>
+        <w:t>数据</w:t>
+      </w:r>
+      <w:r>
+        <w:rPr>
+          <w:lang w:eastAsia="zh-CN"/>
+        </w:rPr>
+        <w:t>进行结构化、去噪与窗口聚合，抽取学习状态、需求偏好、能力特征等用户信息，最终沉淀为可用于长期建模的</w:t>
+      </w:r>
+      <w:r>
+        <w:rPr>
           <w:lang w:eastAsia="zh-CN"/>
         </w:rPr>
         <w:t xml:space="preserve"> </w:t>
       </w:r>
-      <w:r>
-        <w:rPr>
-          <w:rFonts w:ascii="Times New Roman" w:hAnsi="Times New Roman" w:cs="Times New Roman" w:hint="eastAsia"/>
-          <w:bCs/>
-          <w:lang w:eastAsia="zh-CN"/>
-        </w:rPr>
-        <w:t>跨轮协作</w:t>
-      </w:r>
-      <w:r>
-        <w:rPr>
-          <w:rFonts w:ascii="Times New Roman" w:hAnsi="Times New Roman" w:cs="Times New Roman"/>
-          <w:bCs/>
-          <w:lang w:eastAsia="zh-CN"/>
-        </w:rPr>
-        <w:t>，</w:t>
-      </w:r>
-      <w:r>
-        <w:rPr>
-          <w:rFonts w:ascii="Times New Roman" w:hAnsi="Times New Roman" w:cs="Times New Roman"/>
-          <w:bCs/>
-          <w:lang w:eastAsia="zh-CN"/>
-        </w:rPr>
-        <w:t>建设统一路由与任务编排链路</w:t>
-      </w:r>
-      <w:r>
-        <w:rPr>
-          <w:rFonts w:ascii="Times New Roman" w:hAnsi="Times New Roman" w:cs="Times New Roman" w:hint="eastAsia"/>
-          <w:bCs/>
+      <w:proofErr w:type="spellStart"/>
+      <w:r>
+        <w:rPr>
+          <w:lang w:eastAsia="zh-CN"/>
+        </w:rPr>
+        <w:t>FactMemory</w:t>
+      </w:r>
+      <w:proofErr w:type="spellEnd"/>
+      <w:r>
+        <w:rPr>
+          <w:lang w:eastAsia="zh-CN"/>
+        </w:rPr>
+        <w:t xml:space="preserve"> </w:t>
+      </w:r>
+      <w:r>
+        <w:rPr>
+          <w:lang w:eastAsia="zh-CN"/>
+        </w:rPr>
+        <w:t>与</w:t>
+      </w:r>
+      <w:r>
+        <w:rPr>
+          <w:lang w:eastAsia="zh-CN"/>
+        </w:rPr>
+        <w:t xml:space="preserve"> </w:t>
+      </w:r>
+      <w:proofErr w:type="spellStart"/>
+      <w:r>
+        <w:rPr>
+          <w:lang w:eastAsia="zh-CN"/>
+        </w:rPr>
+        <w:t>UserProfile</w:t>
+      </w:r>
+      <w:proofErr w:type="spellEnd"/>
+      <w:r>
+        <w:rPr>
           <w:lang w:eastAsia="zh-CN"/>
         </w:rPr>
         <w:t>。</w:t>
-      </w:r>
-      <w:r>
-        <w:rPr>
-          <w:rFonts w:ascii="Times New Roman" w:hAnsi="Times New Roman" w:cs="Times New Roman" w:hint="eastAsia"/>
-          <w:bCs/>
-          <w:lang w:eastAsia="zh-CN"/>
-        </w:rPr>
-        <w:t>将</w:t>
-      </w:r>
-      <w:r>
-        <w:rPr>
-          <w:rFonts w:ascii="Times New Roman" w:hAnsi="Times New Roman" w:cs="Times New Roman"/>
-          <w:bCs/>
-          <w:lang w:eastAsia="zh-CN"/>
-        </w:rPr>
-        <w:t>依赖上一轮</w:t>
-      </w:r>
-      <w:r>
-        <w:rPr>
-          <w:rFonts w:ascii="Times New Roman" w:hAnsi="Times New Roman" w:cs="Times New Roman" w:hint="eastAsia"/>
-          <w:bCs/>
-          <w:lang w:eastAsia="zh-CN"/>
-        </w:rPr>
-        <w:t>活跃</w:t>
-      </w:r>
-      <w:r>
-        <w:rPr>
-          <w:rFonts w:ascii="Times New Roman" w:hAnsi="Times New Roman" w:cs="Times New Roman"/>
-          <w:bCs/>
-          <w:lang w:eastAsia="zh-CN"/>
-        </w:rPr>
-        <w:t xml:space="preserve"> Agent </w:t>
-      </w:r>
-      <w:r>
-        <w:rPr>
-          <w:rFonts w:ascii="Times New Roman" w:hAnsi="Times New Roman" w:cs="Times New Roman"/>
-          <w:bCs/>
-          <w:lang w:eastAsia="zh-CN"/>
-        </w:rPr>
-        <w:t>的</w:t>
-      </w:r>
-      <w:r>
-        <w:rPr>
-          <w:rFonts w:ascii="Times New Roman" w:hAnsi="Times New Roman" w:cs="Times New Roman" w:hint="eastAsia"/>
-          <w:bCs/>
-          <w:lang w:eastAsia="zh-CN"/>
-        </w:rPr>
-        <w:t xml:space="preserve"> S</w:t>
-      </w:r>
-      <w:r>
-        <w:rPr>
-          <w:rFonts w:ascii="Times New Roman" w:hAnsi="Times New Roman" w:cs="Times New Roman" w:hint="eastAsia"/>
-          <w:bCs/>
-          <w:lang w:eastAsia="zh-CN"/>
-        </w:rPr>
-        <w:t>ession</w:t>
-      </w:r>
-      <w:r>
-        <w:rPr>
-          <w:rFonts w:ascii="Times New Roman" w:hAnsi="Times New Roman" w:cs="Times New Roman" w:hint="eastAsia"/>
-          <w:bCs/>
-          <w:lang w:eastAsia="zh-CN"/>
-        </w:rPr>
-        <w:t xml:space="preserve"> </w:t>
-      </w:r>
-      <w:r>
-        <w:rPr>
-          <w:rFonts w:ascii="Times New Roman" w:hAnsi="Times New Roman" w:cs="Times New Roman"/>
-          <w:bCs/>
-          <w:lang w:eastAsia="zh-CN"/>
-        </w:rPr>
-        <w:t>级粘性路由，演进为</w:t>
-      </w:r>
-      <w:r>
-        <w:rPr>
-          <w:rFonts w:ascii="Times New Roman" w:hAnsi="Times New Roman" w:cs="Times New Roman" w:hint="eastAsia"/>
-          <w:bCs/>
-          <w:lang w:eastAsia="zh-CN"/>
-        </w:rPr>
-        <w:t>由</w:t>
-      </w:r>
-      <w:r>
-        <w:rPr>
-          <w:rFonts w:ascii="Times New Roman" w:hAnsi="Times New Roman" w:cs="Times New Roman" w:hint="eastAsia"/>
-          <w:bCs/>
-          <w:lang w:eastAsia="zh-CN"/>
-        </w:rPr>
-        <w:t>当前</w:t>
-      </w:r>
-      <w:r>
-        <w:rPr>
-          <w:rFonts w:ascii="Times New Roman" w:hAnsi="Times New Roman" w:cs="Times New Roman" w:hint="eastAsia"/>
-          <w:bCs/>
-          <w:lang w:eastAsia="zh-CN"/>
-        </w:rPr>
-        <w:t xml:space="preserve"> Query </w:t>
-      </w:r>
-      <w:r>
-        <w:rPr>
-          <w:rFonts w:ascii="Times New Roman" w:hAnsi="Times New Roman" w:cs="Times New Roman" w:hint="eastAsia"/>
-          <w:bCs/>
-          <w:lang w:eastAsia="zh-CN"/>
-        </w:rPr>
-        <w:t>与</w:t>
-      </w:r>
-      <w:r>
-        <w:rPr>
-          <w:rFonts w:ascii="Times New Roman" w:hAnsi="Times New Roman" w:cs="Times New Roman" w:hint="eastAsia"/>
-          <w:bCs/>
-          <w:lang w:eastAsia="zh-CN"/>
-        </w:rPr>
-        <w:t>任务</w:t>
-      </w:r>
-      <w:r>
-        <w:rPr>
-          <w:rFonts w:ascii="Times New Roman" w:hAnsi="Times New Roman" w:cs="Times New Roman" w:hint="eastAsia"/>
-          <w:bCs/>
-          <w:lang w:eastAsia="zh-CN"/>
-        </w:rPr>
-        <w:t>状态</w:t>
-      </w:r>
-      <w:r>
-        <w:rPr>
-          <w:rFonts w:ascii="Times New Roman" w:hAnsi="Times New Roman" w:cs="Times New Roman" w:hint="eastAsia"/>
-          <w:bCs/>
-          <w:lang w:eastAsia="zh-CN"/>
-        </w:rPr>
-        <w:t>共同</w:t>
-      </w:r>
-      <w:r>
-        <w:rPr>
-          <w:rFonts w:ascii="Times New Roman" w:hAnsi="Times New Roman" w:cs="Times New Roman" w:hint="eastAsia"/>
-          <w:bCs/>
-          <w:lang w:eastAsia="zh-CN"/>
-        </w:rPr>
-        <w:t>驱动的</w:t>
-      </w:r>
-      <w:r>
-        <w:rPr>
-          <w:rFonts w:ascii="Times New Roman" w:hAnsi="Times New Roman" w:cs="Times New Roman" w:hint="eastAsia"/>
-          <w:bCs/>
-          <w:lang w:eastAsia="zh-CN"/>
-        </w:rPr>
-        <w:t xml:space="preserve"> T</w:t>
-      </w:r>
-      <w:r>
-        <w:rPr>
-          <w:rFonts w:ascii="Times New Roman" w:hAnsi="Times New Roman" w:cs="Times New Roman" w:hint="eastAsia"/>
-          <w:bCs/>
-          <w:lang w:eastAsia="zh-CN"/>
-        </w:rPr>
-        <w:t>opic</w:t>
-      </w:r>
-      <w:r>
-        <w:rPr>
-          <w:rFonts w:ascii="Times New Roman" w:hAnsi="Times New Roman" w:cs="Times New Roman" w:hint="eastAsia"/>
-          <w:bCs/>
-          <w:lang w:eastAsia="zh-CN"/>
-        </w:rPr>
-        <w:t xml:space="preserve"> </w:t>
-      </w:r>
-      <w:r>
-        <w:rPr>
-          <w:rFonts w:ascii="Times New Roman" w:hAnsi="Times New Roman" w:cs="Times New Roman" w:hint="eastAsia"/>
-          <w:bCs/>
-          <w:lang w:eastAsia="zh-CN"/>
-        </w:rPr>
-        <w:t>级</w:t>
-      </w:r>
-      <w:r>
-        <w:rPr>
-          <w:rFonts w:ascii="Times New Roman" w:hAnsi="Times New Roman" w:cs="Times New Roman"/>
-          <w:bCs/>
-          <w:lang w:eastAsia="zh-CN"/>
-        </w:rPr>
-        <w:t>动态路由</w:t>
-      </w:r>
-      <w:r>
-        <w:rPr>
-          <w:rFonts w:ascii="Times New Roman" w:hAnsi="Times New Roman" w:cs="Times New Roman"/>
-          <w:bCs/>
-          <w:lang w:eastAsia="zh-CN"/>
-        </w:rPr>
-        <w:t>，</w:t>
-      </w:r>
-      <w:r>
-        <w:rPr>
-          <w:rFonts w:ascii="Times New Roman" w:hAnsi="Times New Roman" w:cs="Times New Roman"/>
-          <w:bCs/>
-          <w:lang w:eastAsia="zh-CN"/>
-        </w:rPr>
-        <w:t>形成</w:t>
-      </w:r>
-      <w:r>
-        <w:rPr>
-          <w:rFonts w:ascii="Times New Roman" w:hAnsi="Times New Roman" w:cs="Times New Roman"/>
-          <w:bCs/>
-          <w:lang w:eastAsia="zh-CN"/>
-        </w:rPr>
-        <w:t>“</w:t>
-      </w:r>
-      <w:r>
-        <w:rPr>
-          <w:rFonts w:ascii="Times New Roman" w:hAnsi="Times New Roman" w:cs="Times New Roman"/>
-          <w:bCs/>
-          <w:lang w:eastAsia="zh-CN"/>
-        </w:rPr>
-        <w:t>路由决策驱动任务流转、任务状态参与后续路由</w:t>
-      </w:r>
-      <w:r>
-        <w:rPr>
-          <w:rFonts w:ascii="Times New Roman" w:hAnsi="Times New Roman" w:cs="Times New Roman"/>
-          <w:bCs/>
-          <w:lang w:eastAsia="zh-CN"/>
-        </w:rPr>
-        <w:t>”</w:t>
-      </w:r>
-      <w:r>
-        <w:rPr>
-          <w:rFonts w:ascii="Times New Roman" w:hAnsi="Times New Roman" w:cs="Times New Roman"/>
-          <w:bCs/>
-          <w:lang w:eastAsia="zh-CN"/>
-        </w:rPr>
-        <w:t>的闭环</w:t>
-      </w:r>
-      <w:r>
-        <w:rPr>
-          <w:rFonts w:ascii="Times New Roman" w:hAnsi="Times New Roman" w:cs="Times New Roman" w:hint="eastAsia"/>
-          <w:bCs/>
-          <w:lang w:eastAsia="zh-CN"/>
-        </w:rPr>
-        <w:t>，</w:t>
-      </w:r>
-      <w:r>
-        <w:rPr>
-          <w:rFonts w:ascii="Times New Roman" w:hAnsi="Times New Roman" w:cs="Times New Roman"/>
-          <w:bCs/>
-          <w:lang w:eastAsia="zh-CN"/>
-        </w:rPr>
-        <w:t>实现</w:t>
-      </w:r>
-      <w:r>
-        <w:rPr>
-          <w:rFonts w:ascii="Times New Roman" w:hAnsi="Times New Roman" w:cs="Times New Roman" w:hint="eastAsia"/>
-          <w:bCs/>
-          <w:lang w:eastAsia="zh-CN"/>
-        </w:rPr>
-        <w:t>用户任务</w:t>
-      </w:r>
-      <w:r>
-        <w:rPr>
-          <w:rFonts w:ascii="Times New Roman" w:hAnsi="Times New Roman" w:cs="Times New Roman"/>
-          <w:bCs/>
-          <w:lang w:eastAsia="zh-CN"/>
-        </w:rPr>
-        <w:t>在</w:t>
-      </w:r>
-      <w:r>
-        <w:rPr>
-          <w:rFonts w:ascii="Times New Roman" w:hAnsi="Times New Roman" w:cs="Times New Roman" w:hint="eastAsia"/>
-          <w:bCs/>
-          <w:lang w:eastAsia="zh-CN"/>
-        </w:rPr>
-        <w:t>多</w:t>
-      </w:r>
-      <w:r>
-        <w:rPr>
-          <w:rFonts w:ascii="Times New Roman" w:hAnsi="Times New Roman" w:cs="Times New Roman" w:hint="eastAsia"/>
-          <w:bCs/>
-          <w:lang w:eastAsia="zh-CN"/>
-        </w:rPr>
-        <w:t xml:space="preserve"> Agent </w:t>
-      </w:r>
-      <w:r>
-        <w:rPr>
-          <w:rFonts w:ascii="Times New Roman" w:hAnsi="Times New Roman" w:cs="Times New Roman"/>
-          <w:bCs/>
-          <w:lang w:eastAsia="zh-CN"/>
-        </w:rPr>
-        <w:t>之间的持续承接、</w:t>
-      </w:r>
-      <w:r>
-        <w:rPr>
-          <w:rFonts w:ascii="Times New Roman" w:hAnsi="Times New Roman" w:cs="Times New Roman" w:hint="eastAsia"/>
-          <w:bCs/>
-          <w:lang w:eastAsia="zh-CN"/>
-        </w:rPr>
-        <w:t>灵活打断</w:t>
-      </w:r>
-      <w:r>
-        <w:rPr>
-          <w:rFonts w:ascii="Times New Roman" w:hAnsi="Times New Roman" w:cs="Times New Roman"/>
-          <w:bCs/>
-          <w:lang w:eastAsia="zh-CN"/>
-        </w:rPr>
-        <w:t>与可恢复执行。</w:t>
       </w:r>
     </w:p>
     <w:p>
       <w:pPr>
-        <w:numPr>
-          <w:ilvl w:val="0"/>
-          <w:numId w:val="10"/>
-        </w:numPr>
-        <w:spacing w:after="32" w:line="250" w:lineRule="auto"/>
-        <w:rPr>
-          <w:rFonts w:ascii="Times New Roman" w:hAnsi="Times New Roman" w:cs="Times New Roman"/>
-          <w:bCs/>
+        <w:pStyle w:val="a0"/>
+        <w:keepLines/>
+        <w:spacing w:after="32" w:line="320" w:lineRule="exact"/>
+        <w:ind w:left="397" w:right="227" w:hanging="193"/>
+        <w:rPr>
           <w:lang w:eastAsia="zh-CN"/>
         </w:rPr>
       </w:pPr>
       <w:r>
         <w:rPr>
-          <w:rFonts w:ascii="Times New Roman" w:hAnsi="Times New Roman" w:cs="Times New Roman"/>
-          <w:bCs/>
-          <w:lang w:eastAsia="zh-CN"/>
-        </w:rPr>
-        <w:t>路由侧，设计</w:t>
-      </w:r>
-      <w:r>
-        <w:rPr>
-          <w:rFonts w:ascii="Times New Roman" w:hAnsi="Times New Roman" w:cs="Times New Roman"/>
-          <w:bCs/>
-          <w:lang w:eastAsia="zh-CN"/>
-        </w:rPr>
-        <w:t>“</w:t>
-      </w:r>
-      <w:r>
-        <w:rPr>
-          <w:rFonts w:ascii="Times New Roman" w:hAnsi="Times New Roman" w:cs="Times New Roman"/>
-          <w:bCs/>
-          <w:lang w:eastAsia="zh-CN"/>
-        </w:rPr>
-        <w:t>高精度规则优先、轻量模型补充判断</w:t>
-      </w:r>
-      <w:r>
-        <w:rPr>
-          <w:rFonts w:ascii="Times New Roman" w:hAnsi="Times New Roman" w:cs="Times New Roman"/>
-          <w:bCs/>
-          <w:lang w:eastAsia="zh-CN"/>
-        </w:rPr>
-        <w:t>”</w:t>
-      </w:r>
-      <w:r>
-        <w:rPr>
-          <w:rFonts w:ascii="Times New Roman" w:hAnsi="Times New Roman" w:cs="Times New Roman"/>
-          <w:bCs/>
-          <w:lang w:eastAsia="zh-CN"/>
-        </w:rPr>
-        <w:t>的两阶段方案，识别当前</w:t>
-      </w:r>
-      <w:r>
-        <w:rPr>
-          <w:rFonts w:ascii="Times New Roman" w:hAnsi="Times New Roman" w:cs="Times New Roman"/>
-          <w:bCs/>
-          <w:lang w:eastAsia="zh-CN"/>
-        </w:rPr>
-        <w:t xml:space="preserve"> Query </w:t>
-      </w:r>
-      <w:r>
-        <w:rPr>
-          <w:rFonts w:ascii="Times New Roman" w:hAnsi="Times New Roman" w:cs="Times New Roman"/>
-          <w:bCs/>
-          <w:lang w:eastAsia="zh-CN"/>
-        </w:rPr>
-        <w:t>与任务之间的继续、</w:t>
-      </w:r>
-      <w:r>
-        <w:rPr>
-          <w:rFonts w:ascii="Times New Roman" w:hAnsi="Times New Roman" w:cs="Times New Roman" w:hint="eastAsia"/>
-          <w:bCs/>
-          <w:lang w:eastAsia="zh-CN"/>
-        </w:rPr>
-        <w:t>打断</w:t>
-      </w:r>
-      <w:r>
-        <w:rPr>
-          <w:rFonts w:ascii="Times New Roman" w:hAnsi="Times New Roman" w:cs="Times New Roman"/>
-          <w:bCs/>
-          <w:lang w:eastAsia="zh-CN"/>
-        </w:rPr>
-        <w:t>、恢复等关系；</w:t>
-      </w:r>
-      <w:r>
-        <w:rPr>
-          <w:rFonts w:ascii="Times New Roman" w:hAnsi="Times New Roman" w:cs="Times New Roman" w:hint="eastAsia"/>
-          <w:bCs/>
-          <w:lang w:eastAsia="zh-CN"/>
-        </w:rPr>
-        <w:t>建设</w:t>
-      </w:r>
-      <w:r>
-        <w:rPr>
-          <w:rFonts w:ascii="Times New Roman" w:hAnsi="Times New Roman" w:cs="Times New Roman" w:hint="eastAsia"/>
-          <w:bCs/>
-          <w:lang w:eastAsia="zh-CN"/>
-        </w:rPr>
-        <w:t>统一</w:t>
-      </w:r>
-      <w:r>
-        <w:rPr>
-          <w:rFonts w:ascii="Times New Roman" w:hAnsi="Times New Roman" w:cs="Times New Roman"/>
-          <w:bCs/>
-          <w:lang w:eastAsia="zh-CN"/>
-        </w:rPr>
-        <w:t>多</w:t>
-      </w:r>
-      <w:r>
-        <w:rPr>
-          <w:rFonts w:ascii="Times New Roman" w:hAnsi="Times New Roman" w:cs="Times New Roman"/>
-          <w:bCs/>
-          <w:lang w:eastAsia="zh-CN"/>
-        </w:rPr>
-        <w:t xml:space="preserve"> Agent </w:t>
-      </w:r>
-      <w:r>
-        <w:rPr>
-          <w:rFonts w:ascii="Times New Roman" w:hAnsi="Times New Roman" w:cs="Times New Roman"/>
-          <w:bCs/>
-          <w:lang w:eastAsia="zh-CN"/>
-        </w:rPr>
-        <w:t>入口</w:t>
-      </w:r>
-      <w:r>
-        <w:rPr>
-          <w:rFonts w:ascii="Times New Roman" w:hAnsi="Times New Roman" w:cs="Times New Roman" w:hint="eastAsia"/>
-          <w:bCs/>
-          <w:lang w:eastAsia="zh-CN"/>
-        </w:rPr>
-        <w:t>，通过</w:t>
-      </w:r>
-      <w:r>
-        <w:rPr>
-          <w:rFonts w:ascii="Times New Roman" w:hAnsi="Times New Roman" w:cs="Times New Roman"/>
-          <w:bCs/>
-          <w:lang w:eastAsia="zh-CN"/>
-        </w:rPr>
-        <w:t>前置路由</w:t>
-      </w:r>
-      <w:r>
-        <w:rPr>
-          <w:rFonts w:ascii="Times New Roman" w:hAnsi="Times New Roman" w:cs="Times New Roman" w:hint="eastAsia"/>
-          <w:bCs/>
-          <w:lang w:eastAsia="zh-CN"/>
-        </w:rPr>
-        <w:t>、</w:t>
-      </w:r>
-      <w:r>
-        <w:rPr>
-          <w:rFonts w:ascii="Times New Roman" w:hAnsi="Times New Roman" w:cs="Times New Roman"/>
-          <w:bCs/>
-          <w:lang w:eastAsia="zh-CN"/>
-        </w:rPr>
-        <w:t xml:space="preserve">Main </w:t>
-      </w:r>
-      <w:r>
-        <w:rPr>
-          <w:rFonts w:ascii="Times New Roman" w:hAnsi="Times New Roman" w:cs="Times New Roman"/>
-          <w:bCs/>
-          <w:lang w:eastAsia="zh-CN"/>
-        </w:rPr>
-        <w:t>Agent</w:t>
-      </w:r>
-      <w:r>
-        <w:rPr>
-          <w:rFonts w:ascii="Times New Roman" w:hAnsi="Times New Roman" w:cs="Times New Roman" w:hint="eastAsia"/>
-          <w:bCs/>
+          <w:lang w:eastAsia="zh-CN"/>
+        </w:rPr>
+        <w:t>记忆治理侧，</w:t>
+      </w:r>
+      <w:r>
+        <w:rPr>
+          <w:lang w:eastAsia="zh-CN"/>
+        </w:rPr>
+        <w:t>设计基于两级标签体系的</w:t>
+      </w:r>
+      <w:r>
+        <w:rPr>
           <w:lang w:eastAsia="zh-CN"/>
         </w:rPr>
         <w:t xml:space="preserve"> </w:t>
       </w:r>
-      <w:r>
-        <w:rPr>
-          <w:rFonts w:ascii="Times New Roman" w:hAnsi="Times New Roman" w:cs="Times New Roman" w:hint="eastAsia"/>
-          <w:bCs/>
-          <w:lang w:eastAsia="zh-CN"/>
-        </w:rPr>
-        <w:t>H</w:t>
-      </w:r>
-      <w:r>
-        <w:rPr>
-          <w:rFonts w:ascii="Times New Roman" w:hAnsi="Times New Roman" w:cs="Times New Roman" w:hint="eastAsia"/>
-          <w:bCs/>
-          <w:lang w:eastAsia="zh-CN"/>
-        </w:rPr>
-        <w:t>andoff</w:t>
-      </w:r>
-      <w:r>
-        <w:rPr>
-          <w:rFonts w:ascii="Times New Roman" w:hAnsi="Times New Roman" w:cs="Times New Roman" w:hint="eastAsia"/>
-          <w:bCs/>
+      <w:proofErr w:type="spellStart"/>
+      <w:r>
+        <w:rPr>
+          <w:lang w:eastAsia="zh-CN"/>
+        </w:rPr>
+        <w:t>FactMemory</w:t>
+      </w:r>
+      <w:proofErr w:type="spellEnd"/>
+      <w:r>
+        <w:rPr>
           <w:lang w:eastAsia="zh-CN"/>
         </w:rPr>
         <w:t xml:space="preserve"> </w:t>
       </w:r>
       <w:r>
         <w:rPr>
-          <w:rFonts w:ascii="Times New Roman" w:hAnsi="Times New Roman" w:cs="Times New Roman" w:hint="eastAsia"/>
-          <w:bCs/>
-          <w:lang w:eastAsia="zh-CN"/>
-        </w:rPr>
-        <w:t>与</w:t>
-      </w:r>
-      <w:r>
-        <w:rPr>
-          <w:rFonts w:ascii="Times New Roman" w:hAnsi="Times New Roman" w:cs="Times New Roman" w:hint="eastAsia"/>
-          <w:bCs/>
-          <w:lang w:eastAsia="zh-CN"/>
-        </w:rPr>
-        <w:t xml:space="preserve"> </w:t>
-      </w:r>
-      <w:proofErr w:type="spellStart"/>
-      <w:r>
-        <w:rPr>
-          <w:rFonts w:ascii="Times New Roman" w:hAnsi="Times New Roman" w:cs="Times New Roman" w:hint="eastAsia"/>
-          <w:bCs/>
-          <w:lang w:eastAsia="zh-CN"/>
-        </w:rPr>
-        <w:t>S</w:t>
-      </w:r>
-      <w:r>
-        <w:rPr>
-          <w:rFonts w:ascii="Times New Roman" w:hAnsi="Times New Roman" w:cs="Times New Roman" w:hint="eastAsia"/>
-          <w:bCs/>
-          <w:lang w:eastAsia="zh-CN"/>
-        </w:rPr>
-        <w:t>ub</w:t>
-      </w:r>
-      <w:r>
-        <w:rPr>
-          <w:rFonts w:ascii="Times New Roman" w:hAnsi="Times New Roman" w:cs="Times New Roman" w:hint="eastAsia"/>
-          <w:bCs/>
-          <w:lang w:eastAsia="zh-CN"/>
-        </w:rPr>
-        <w:t>Age</w:t>
-      </w:r>
-      <w:r>
-        <w:rPr>
-          <w:rFonts w:ascii="Times New Roman" w:hAnsi="Times New Roman" w:cs="Times New Roman" w:hint="eastAsia"/>
-          <w:bCs/>
-          <w:lang w:eastAsia="zh-CN"/>
-        </w:rPr>
-        <w:t>nt</w:t>
-      </w:r>
-      <w:proofErr w:type="spellEnd"/>
-      <w:r>
-        <w:rPr>
-          <w:rFonts w:ascii="Times New Roman" w:hAnsi="Times New Roman" w:cs="Times New Roman" w:hint="eastAsia"/>
-          <w:bCs/>
-          <w:lang w:eastAsia="zh-CN"/>
-        </w:rPr>
-        <w:t xml:space="preserve"> </w:t>
-      </w:r>
-      <w:proofErr w:type="spellStart"/>
-      <w:r>
-        <w:rPr>
-          <w:rFonts w:ascii="Times New Roman" w:hAnsi="Times New Roman" w:cs="Times New Roman" w:hint="eastAsia"/>
-          <w:bCs/>
-          <w:lang w:eastAsia="zh-CN"/>
-        </w:rPr>
-        <w:t>H</w:t>
-      </w:r>
-      <w:r>
-        <w:rPr>
-          <w:rFonts w:ascii="Times New Roman" w:hAnsi="Times New Roman" w:cs="Times New Roman" w:hint="eastAsia"/>
-          <w:bCs/>
-          <w:lang w:eastAsia="zh-CN"/>
-        </w:rPr>
-        <w:t>a</w:t>
-      </w:r>
-      <w:r>
-        <w:rPr>
-          <w:rFonts w:ascii="Times New Roman" w:hAnsi="Times New Roman" w:cs="Times New Roman" w:hint="eastAsia"/>
-          <w:bCs/>
-          <w:lang w:eastAsia="zh-CN"/>
-        </w:rPr>
-        <w:t>nd</w:t>
-      </w:r>
-      <w:r>
-        <w:rPr>
-          <w:rFonts w:ascii="Times New Roman" w:hAnsi="Times New Roman" w:cs="Times New Roman" w:hint="eastAsia"/>
-          <w:bCs/>
-          <w:lang w:eastAsia="zh-CN"/>
-        </w:rPr>
-        <w:t>back</w:t>
-      </w:r>
-      <w:proofErr w:type="spellEnd"/>
-      <w:r>
-        <w:rPr>
-          <w:rFonts w:ascii="Times New Roman" w:hAnsi="Times New Roman" w:cs="Times New Roman" w:hint="eastAsia"/>
-          <w:bCs/>
-          <w:lang w:eastAsia="zh-CN"/>
-        </w:rPr>
-        <w:t>，</w:t>
-      </w:r>
-      <w:r>
-        <w:rPr>
-          <w:rFonts w:ascii="Times New Roman" w:hAnsi="Times New Roman" w:cs="Times New Roman" w:hint="eastAsia"/>
-          <w:bCs/>
-          <w:lang w:eastAsia="zh-CN"/>
-        </w:rPr>
-        <w:t>打通</w:t>
-      </w:r>
-      <w:r>
-        <w:rPr>
-          <w:rFonts w:ascii="Times New Roman" w:hAnsi="Times New Roman" w:cs="Times New Roman" w:hint="eastAsia"/>
-          <w:bCs/>
-          <w:lang w:eastAsia="zh-CN"/>
-        </w:rPr>
-        <w:t>会话</w:t>
-      </w:r>
-      <w:r>
-        <w:rPr>
-          <w:rFonts w:ascii="Times New Roman" w:hAnsi="Times New Roman" w:cs="Times New Roman" w:hint="eastAsia"/>
-          <w:bCs/>
-          <w:lang w:eastAsia="zh-CN"/>
-        </w:rPr>
-        <w:t>控制权</w:t>
-      </w:r>
-      <w:r>
-        <w:rPr>
-          <w:rFonts w:ascii="Times New Roman" w:hAnsi="Times New Roman" w:cs="Times New Roman" w:hint="eastAsia"/>
-          <w:bCs/>
-          <w:lang w:eastAsia="zh-CN"/>
-        </w:rPr>
-        <w:t>在多</w:t>
-      </w:r>
-      <w:r>
-        <w:rPr>
-          <w:rFonts w:ascii="Times New Roman" w:hAnsi="Times New Roman" w:cs="Times New Roman" w:hint="eastAsia"/>
-          <w:bCs/>
-          <w:lang w:eastAsia="zh-CN"/>
-        </w:rPr>
-        <w:t xml:space="preserve"> A</w:t>
-      </w:r>
-      <w:r>
-        <w:rPr>
-          <w:rFonts w:ascii="Times New Roman" w:hAnsi="Times New Roman" w:cs="Times New Roman" w:hint="eastAsia"/>
-          <w:bCs/>
-          <w:lang w:eastAsia="zh-CN"/>
-        </w:rPr>
-        <w:t>gent</w:t>
-      </w:r>
-      <w:r>
-        <w:rPr>
-          <w:rFonts w:ascii="Times New Roman" w:hAnsi="Times New Roman" w:cs="Times New Roman" w:hint="eastAsia"/>
-          <w:bCs/>
-          <w:lang w:eastAsia="zh-CN"/>
-        </w:rPr>
-        <w:t xml:space="preserve"> </w:t>
-      </w:r>
-      <w:r>
-        <w:rPr>
-          <w:rFonts w:ascii="Times New Roman" w:hAnsi="Times New Roman" w:cs="Times New Roman" w:hint="eastAsia"/>
-          <w:bCs/>
-          <w:lang w:eastAsia="zh-CN"/>
-        </w:rPr>
-        <w:t>间</w:t>
-      </w:r>
-      <w:r>
-        <w:rPr>
-          <w:rFonts w:ascii="Times New Roman" w:hAnsi="Times New Roman" w:cs="Times New Roman" w:hint="eastAsia"/>
-          <w:bCs/>
-          <w:lang w:eastAsia="zh-CN"/>
-        </w:rPr>
-        <w:t>双向</w:t>
-      </w:r>
-      <w:r>
-        <w:rPr>
-          <w:rFonts w:ascii="Times New Roman" w:hAnsi="Times New Roman" w:cs="Times New Roman" w:hint="eastAsia"/>
-          <w:bCs/>
-          <w:lang w:eastAsia="zh-CN"/>
-        </w:rPr>
-        <w:t>流转的</w:t>
-      </w:r>
-      <w:r>
-        <w:rPr>
-          <w:rFonts w:ascii="Times New Roman" w:hAnsi="Times New Roman" w:cs="Times New Roman" w:hint="eastAsia"/>
-          <w:bCs/>
-          <w:lang w:eastAsia="zh-CN"/>
-        </w:rPr>
-        <w:t>完整路由闭环</w:t>
-      </w:r>
-      <w:r>
-        <w:rPr>
-          <w:rFonts w:ascii="Times New Roman" w:hAnsi="Times New Roman" w:cs="Times New Roman" w:hint="eastAsia"/>
-          <w:bCs/>
-          <w:lang w:eastAsia="zh-CN"/>
-        </w:rPr>
-        <w:t>，</w:t>
-      </w:r>
-      <w:r>
-        <w:rPr>
-          <w:rFonts w:ascii="Times New Roman" w:hAnsi="Times New Roman" w:cs="Times New Roman" w:hint="eastAsia"/>
-          <w:bCs/>
-          <w:lang w:eastAsia="zh-CN"/>
-        </w:rPr>
-        <w:t>并</w:t>
-      </w:r>
-      <w:r>
-        <w:rPr>
-          <w:rFonts w:ascii="Times New Roman" w:hAnsi="Times New Roman" w:cs="Times New Roman"/>
-          <w:bCs/>
-          <w:lang w:eastAsia="zh-CN"/>
-        </w:rPr>
-        <w:t>解除</w:t>
-      </w:r>
-      <w:r>
-        <w:rPr>
-          <w:rFonts w:ascii="Times New Roman" w:hAnsi="Times New Roman" w:cs="Times New Roman"/>
-          <w:bCs/>
-          <w:lang w:eastAsia="zh-CN"/>
-        </w:rPr>
-        <w:t xml:space="preserve"> </w:t>
-      </w:r>
-      <w:proofErr w:type="spellStart"/>
-      <w:r>
-        <w:rPr>
-          <w:rFonts w:ascii="Times New Roman" w:hAnsi="Times New Roman" w:cs="Times New Roman"/>
-          <w:bCs/>
-          <w:lang w:eastAsia="zh-CN"/>
-        </w:rPr>
-        <w:t>SubAgent</w:t>
-      </w:r>
-      <w:proofErr w:type="spellEnd"/>
-      <w:r>
-        <w:rPr>
-          <w:rFonts w:ascii="Times New Roman" w:hAnsi="Times New Roman" w:cs="Times New Roman"/>
-          <w:bCs/>
-          <w:lang w:eastAsia="zh-CN"/>
-        </w:rPr>
-        <w:t xml:space="preserve"> </w:t>
-      </w:r>
-      <w:r>
-        <w:rPr>
-          <w:rFonts w:ascii="Times New Roman" w:hAnsi="Times New Roman" w:cs="Times New Roman"/>
-          <w:bCs/>
-          <w:lang w:eastAsia="zh-CN"/>
-        </w:rPr>
-        <w:t>接入对</w:t>
-      </w:r>
-      <w:r>
-        <w:rPr>
-          <w:rFonts w:ascii="Times New Roman" w:hAnsi="Times New Roman" w:cs="Times New Roman"/>
-          <w:bCs/>
-          <w:lang w:eastAsia="zh-CN"/>
-        </w:rPr>
-        <w:t xml:space="preserve"> </w:t>
-      </w:r>
-      <w:proofErr w:type="spellStart"/>
-      <w:r>
-        <w:rPr>
-          <w:rFonts w:ascii="Times New Roman" w:hAnsi="Times New Roman" w:cs="Times New Roman"/>
-          <w:bCs/>
-          <w:lang w:eastAsia="zh-CN"/>
-        </w:rPr>
-        <w:t>Handback</w:t>
-      </w:r>
-      <w:proofErr w:type="spellEnd"/>
-      <w:r>
-        <w:rPr>
-          <w:rFonts w:ascii="Times New Roman" w:hAnsi="Times New Roman" w:cs="Times New Roman"/>
-          <w:bCs/>
-          <w:lang w:eastAsia="zh-CN"/>
-        </w:rPr>
-        <w:t xml:space="preserve"> </w:t>
-      </w:r>
-      <w:r>
-        <w:rPr>
-          <w:rFonts w:ascii="Times New Roman" w:hAnsi="Times New Roman" w:cs="Times New Roman"/>
-          <w:bCs/>
-          <w:lang w:eastAsia="zh-CN"/>
-        </w:rPr>
-        <w:t>能力的强制依赖，降低接入成本</w:t>
-      </w:r>
-      <w:r>
-        <w:rPr>
-          <w:rFonts w:ascii="Times New Roman" w:hAnsi="Times New Roman" w:cs="Times New Roman" w:hint="eastAsia"/>
-          <w:bCs/>
-          <w:lang w:eastAsia="zh-CN"/>
-        </w:rPr>
-        <w:t>。</w:t>
+          <w:lang w:eastAsia="zh-CN"/>
+        </w:rPr>
+        <w:t>生命周期治理机制，</w:t>
+      </w:r>
+      <w:r>
+        <w:rPr>
+          <w:lang w:eastAsia="zh-CN"/>
+        </w:rPr>
+        <w:t>以规则优先</w:t>
+      </w:r>
+      <w:r>
+        <w:rPr>
+          <w:lang w:eastAsia="zh-CN"/>
+        </w:rPr>
+        <w:t xml:space="preserve"> + LLM </w:t>
+      </w:r>
+      <w:r>
+        <w:rPr>
+          <w:lang w:eastAsia="zh-CN"/>
+        </w:rPr>
+        <w:t>兜底完成记忆去重、合并与冲突替换，结合</w:t>
+      </w:r>
+      <w:r>
+        <w:rPr>
+          <w:lang w:eastAsia="zh-CN"/>
+        </w:rPr>
+        <w:t xml:space="preserve"> TTL </w:t>
+      </w:r>
+      <w:r>
+        <w:rPr>
+          <w:lang w:eastAsia="zh-CN"/>
+        </w:rPr>
+        <w:t>管控记忆时效，实现长期记忆的归类组织、滚动更新与过期淘汰，兼顾记忆质量与离线构建成本。</w:t>
       </w:r>
     </w:p>
     <w:p>
       <w:pPr>
-        <w:numPr>
-          <w:ilvl w:val="0"/>
-          <w:numId w:val="10"/>
-        </w:numPr>
-        <w:spacing w:after="32" w:line="250" w:lineRule="auto"/>
-        <w:rPr>
-          <w:rFonts w:ascii="Times New Roman" w:hAnsi="Times New Roman" w:cs="Times New Roman"/>
-          <w:bCs/>
-          <w:lang w:eastAsia="zh-CN"/>
-        </w:rPr>
-      </w:pPr>
-      <w:r>
-        <w:rPr>
-          <w:rFonts w:ascii="Times New Roman" w:hAnsi="Times New Roman" w:cs="Times New Roman"/>
-          <w:bCs/>
-          <w:lang w:eastAsia="zh-CN"/>
-        </w:rPr>
-        <w:t>编排侧，以路由结果驱动任务创建、</w:t>
-      </w:r>
-      <w:r>
-        <w:rPr>
-          <w:rFonts w:ascii="Times New Roman" w:hAnsi="Times New Roman" w:cs="Times New Roman"/>
-          <w:bCs/>
-          <w:lang w:eastAsia="zh-CN"/>
-        </w:rPr>
-        <w:t>暂停、恢复和完成</w:t>
-      </w:r>
-      <w:r>
-        <w:rPr>
-          <w:rFonts w:ascii="Times New Roman" w:hAnsi="Times New Roman" w:cs="Times New Roman"/>
-          <w:bCs/>
-          <w:lang w:eastAsia="zh-CN"/>
-        </w:rPr>
-        <w:t>，</w:t>
-      </w:r>
-      <w:r>
-        <w:rPr>
-          <w:rFonts w:ascii="Times New Roman" w:hAnsi="Times New Roman" w:cs="Times New Roman"/>
-          <w:bCs/>
-          <w:lang w:eastAsia="zh-CN"/>
-        </w:rPr>
-        <w:t>并将</w:t>
-      </w:r>
-      <w:r>
-        <w:rPr>
-          <w:rFonts w:ascii="Times New Roman" w:hAnsi="Times New Roman" w:cs="Times New Roman"/>
-          <w:bCs/>
-          <w:lang w:eastAsia="zh-CN"/>
-        </w:rPr>
-        <w:t xml:space="preserve"> </w:t>
-      </w:r>
-      <w:proofErr w:type="spellStart"/>
-      <w:r>
-        <w:rPr>
-          <w:rFonts w:ascii="Times New Roman" w:hAnsi="Times New Roman" w:cs="Times New Roman"/>
-          <w:bCs/>
-          <w:lang w:eastAsia="zh-CN"/>
-        </w:rPr>
-        <w:t>SubAgent</w:t>
-      </w:r>
-      <w:proofErr w:type="spellEnd"/>
-      <w:r>
-        <w:rPr>
-          <w:rFonts w:ascii="Times New Roman" w:hAnsi="Times New Roman" w:cs="Times New Roman"/>
-          <w:bCs/>
-          <w:lang w:eastAsia="zh-CN"/>
-        </w:rPr>
-        <w:t xml:space="preserve"> Context </w:t>
-      </w:r>
-      <w:r>
-        <w:rPr>
-          <w:rFonts w:ascii="Times New Roman" w:hAnsi="Times New Roman" w:cs="Times New Roman"/>
-          <w:bCs/>
-          <w:lang w:eastAsia="zh-CN"/>
-        </w:rPr>
-        <w:t>从</w:t>
-      </w:r>
-      <w:r>
-        <w:rPr>
-          <w:rFonts w:ascii="Times New Roman" w:hAnsi="Times New Roman" w:cs="Times New Roman"/>
-          <w:bCs/>
-          <w:lang w:eastAsia="zh-CN"/>
-        </w:rPr>
-        <w:t xml:space="preserve"> Session </w:t>
-      </w:r>
-      <w:r>
-        <w:rPr>
-          <w:rFonts w:ascii="Times New Roman" w:hAnsi="Times New Roman" w:cs="Times New Roman"/>
-          <w:bCs/>
-          <w:lang w:eastAsia="zh-CN"/>
-        </w:rPr>
-        <w:t>级组织升级为按</w:t>
-      </w:r>
-      <w:r>
-        <w:rPr>
-          <w:rFonts w:ascii="Times New Roman" w:hAnsi="Times New Roman" w:cs="Times New Roman"/>
-          <w:bCs/>
-          <w:lang w:eastAsia="zh-CN"/>
-        </w:rPr>
-        <w:t xml:space="preserve"> Task </w:t>
-      </w:r>
-      <w:r>
-        <w:rPr>
-          <w:rFonts w:ascii="Times New Roman" w:hAnsi="Times New Roman" w:cs="Times New Roman"/>
-          <w:bCs/>
-          <w:lang w:eastAsia="zh-CN"/>
-        </w:rPr>
-        <w:t>隔离，减少无关历史注入及不同任务间的上下文串扰；</w:t>
-      </w:r>
-      <w:r>
-        <w:rPr>
-          <w:rFonts w:ascii="Times New Roman" w:hAnsi="Times New Roman" w:cs="Times New Roman"/>
-          <w:bCs/>
-          <w:lang w:eastAsia="zh-CN"/>
-        </w:rPr>
-        <w:t>同时以</w:t>
-      </w:r>
-      <w:r>
-        <w:rPr>
-          <w:rFonts w:ascii="Times New Roman" w:hAnsi="Times New Roman" w:cs="Times New Roman"/>
-          <w:bCs/>
-          <w:lang w:eastAsia="zh-CN"/>
-        </w:rPr>
-        <w:t xml:space="preserve"> Topic </w:t>
-      </w:r>
-      <w:r>
-        <w:rPr>
-          <w:rFonts w:ascii="Times New Roman" w:hAnsi="Times New Roman" w:cs="Times New Roman"/>
-          <w:bCs/>
-          <w:lang w:eastAsia="zh-CN"/>
-        </w:rPr>
-        <w:t>标记同一</w:t>
-      </w:r>
-      <w:r>
-        <w:rPr>
-          <w:rFonts w:ascii="Times New Roman" w:hAnsi="Times New Roman" w:cs="Times New Roman"/>
-          <w:bCs/>
-          <w:lang w:eastAsia="zh-CN"/>
-        </w:rPr>
-        <w:t xml:space="preserve"> Session </w:t>
-      </w:r>
-      <w:r>
-        <w:rPr>
-          <w:rFonts w:ascii="Times New Roman" w:hAnsi="Times New Roman" w:cs="Times New Roman"/>
-          <w:bCs/>
-          <w:lang w:eastAsia="zh-CN"/>
-        </w:rPr>
-        <w:t>内的话题分段，为</w:t>
-      </w:r>
-      <w:r>
-        <w:rPr>
-          <w:rFonts w:ascii="Times New Roman" w:hAnsi="Times New Roman" w:cs="Times New Roman"/>
-          <w:bCs/>
-          <w:lang w:eastAsia="zh-CN"/>
-        </w:rPr>
-        <w:t xml:space="preserve"> Main Agent </w:t>
-      </w:r>
-      <w:r>
-        <w:rPr>
-          <w:rFonts w:ascii="Times New Roman" w:hAnsi="Times New Roman" w:cs="Times New Roman"/>
-          <w:bCs/>
-          <w:lang w:eastAsia="zh-CN"/>
-        </w:rPr>
-        <w:t>后续从</w:t>
-      </w:r>
-      <w:r>
-        <w:rPr>
-          <w:rFonts w:ascii="Times New Roman" w:hAnsi="Times New Roman" w:cs="Times New Roman"/>
-          <w:bCs/>
-          <w:lang w:eastAsia="zh-CN"/>
-        </w:rPr>
-        <w:t xml:space="preserve"> Session </w:t>
-      </w:r>
-      <w:r>
-        <w:rPr>
-          <w:rFonts w:ascii="Times New Roman" w:hAnsi="Times New Roman" w:cs="Times New Roman"/>
-          <w:bCs/>
-          <w:lang w:eastAsia="zh-CN"/>
-        </w:rPr>
-        <w:t>级上下文管理演进为按</w:t>
-      </w:r>
-      <w:r>
-        <w:rPr>
-          <w:rFonts w:ascii="Times New Roman" w:hAnsi="Times New Roman" w:cs="Times New Roman"/>
-          <w:bCs/>
-          <w:lang w:eastAsia="zh-CN"/>
-        </w:rPr>
-        <w:t xml:space="preserve"> Topic </w:t>
-      </w:r>
-      <w:r>
-        <w:rPr>
-          <w:rFonts w:ascii="Times New Roman" w:hAnsi="Times New Roman" w:cs="Times New Roman"/>
-          <w:bCs/>
-          <w:lang w:eastAsia="zh-CN"/>
-        </w:rPr>
-        <w:t>组织提供基础。</w:t>
-      </w:r>
-    </w:p>
-    <w:p>
-      <w:pPr>
-        <w:numPr>
-          <w:ilvl w:val="0"/>
-          <w:numId w:val="10"/>
-        </w:numPr>
-        <w:spacing w:after="32" w:line="250" w:lineRule="auto"/>
-        <w:rPr>
-          <w:rFonts w:ascii="Times New Roman" w:hAnsi="Times New Roman" w:cs="Times New Roman"/>
-          <w:bCs/>
-          <w:lang w:eastAsia="zh-CN"/>
-        </w:rPr>
-      </w:pPr>
-      <w:r>
-        <w:rPr>
-          <w:rFonts w:ascii="Times New Roman" w:hAnsi="Times New Roman" w:cs="Times New Roman"/>
-          <w:bCs/>
-          <w:lang w:eastAsia="zh-CN"/>
-        </w:rPr>
-        <w:t>线上</w:t>
-      </w:r>
-      <w:r>
-        <w:rPr>
-          <w:rFonts w:ascii="Times New Roman" w:hAnsi="Times New Roman" w:cs="Times New Roman"/>
-          <w:bCs/>
-          <w:lang w:eastAsia="zh-CN"/>
-        </w:rPr>
-        <w:t xml:space="preserve"> A/B </w:t>
-      </w:r>
-      <w:r>
-        <w:rPr>
-          <w:rFonts w:ascii="Times New Roman" w:hAnsi="Times New Roman" w:cs="Times New Roman"/>
-          <w:bCs/>
-          <w:lang w:eastAsia="zh-CN"/>
-        </w:rPr>
-        <w:t>实验观察，链路实际干预率为</w:t>
-      </w:r>
-      <w:r>
-        <w:rPr>
-          <w:rFonts w:ascii="Times New Roman" w:hAnsi="Times New Roman" w:cs="Times New Roman"/>
-          <w:bCs/>
-          <w:lang w:eastAsia="zh-CN"/>
-        </w:rPr>
-        <w:t xml:space="preserve"> 6.7%</w:t>
-      </w:r>
-      <w:r>
-        <w:rPr>
-          <w:rFonts w:ascii="Times New Roman" w:hAnsi="Times New Roman" w:cs="Times New Roman"/>
-          <w:bCs/>
-          <w:lang w:eastAsia="zh-CN"/>
-        </w:rPr>
-        <w:t>；相较对照组，实验组平均</w:t>
-      </w:r>
-      <w:r>
-        <w:rPr>
-          <w:rFonts w:ascii="Times New Roman" w:hAnsi="Times New Roman" w:cs="Times New Roman" w:hint="eastAsia"/>
-          <w:bCs/>
-          <w:lang w:eastAsia="zh-CN"/>
-        </w:rPr>
-        <w:t>对话</w:t>
-      </w:r>
-      <w:r>
-        <w:rPr>
-          <w:rFonts w:ascii="Times New Roman" w:hAnsi="Times New Roman" w:cs="Times New Roman"/>
-          <w:bCs/>
-          <w:lang w:eastAsia="zh-CN"/>
-        </w:rPr>
-        <w:t>轮次增加</w:t>
-      </w:r>
-      <w:r>
-        <w:rPr>
-          <w:rFonts w:ascii="Times New Roman" w:hAnsi="Times New Roman" w:cs="Times New Roman"/>
-          <w:bCs/>
-          <w:lang w:eastAsia="zh-CN"/>
-        </w:rPr>
-        <w:t xml:space="preserve"> 0.29</w:t>
-      </w:r>
-      <w:r>
-        <w:rPr>
-          <w:rFonts w:ascii="Times New Roman" w:hAnsi="Times New Roman" w:cs="Times New Roman"/>
-          <w:bCs/>
-          <w:lang w:eastAsia="zh-CN"/>
-        </w:rPr>
-        <w:t>，多轮率提升</w:t>
-      </w:r>
-      <w:r>
-        <w:rPr>
-          <w:rFonts w:ascii="Times New Roman" w:hAnsi="Times New Roman" w:cs="Times New Roman"/>
-          <w:bCs/>
-          <w:lang w:eastAsia="zh-CN"/>
-        </w:rPr>
-        <w:t xml:space="preserve"> 0.8pp</w:t>
-      </w:r>
-      <w:r>
-        <w:rPr>
-          <w:rFonts w:ascii="Times New Roman" w:hAnsi="Times New Roman" w:cs="Times New Roman"/>
-          <w:bCs/>
-          <w:lang w:eastAsia="zh-CN"/>
-        </w:rPr>
-        <w:t>，切换</w:t>
-      </w:r>
-      <w:r>
-        <w:rPr>
-          <w:rFonts w:ascii="Times New Roman" w:hAnsi="Times New Roman" w:cs="Times New Roman" w:hint="eastAsia"/>
-          <w:bCs/>
-          <w:lang w:eastAsia="zh-CN"/>
-        </w:rPr>
-        <w:t xml:space="preserve"> </w:t>
-      </w:r>
-      <w:r>
-        <w:rPr>
-          <w:rFonts w:ascii="Times New Roman" w:hAnsi="Times New Roman" w:cs="Times New Roman"/>
-          <w:bCs/>
-          <w:lang w:eastAsia="zh-CN"/>
-        </w:rPr>
-        <w:t xml:space="preserve">Agent </w:t>
-      </w:r>
-      <w:r>
-        <w:rPr>
-          <w:rFonts w:ascii="Times New Roman" w:hAnsi="Times New Roman" w:cs="Times New Roman"/>
-          <w:bCs/>
-          <w:lang w:eastAsia="zh-CN"/>
-        </w:rPr>
-        <w:t>后的单轮退出率下降</w:t>
-      </w:r>
-      <w:r>
-        <w:rPr>
-          <w:rFonts w:ascii="Times New Roman" w:hAnsi="Times New Roman" w:cs="Times New Roman"/>
-          <w:bCs/>
-          <w:lang w:eastAsia="zh-CN"/>
-        </w:rPr>
-        <w:t xml:space="preserve"> 4.7pp</w:t>
-      </w:r>
-      <w:r>
-        <w:rPr>
-          <w:rFonts w:ascii="Times New Roman" w:hAnsi="Times New Roman" w:cs="Times New Roman"/>
-          <w:bCs/>
-          <w:lang w:eastAsia="zh-CN"/>
-        </w:rPr>
-        <w:t>，会话负向结束率下降</w:t>
-      </w:r>
-      <w:r>
-        <w:rPr>
-          <w:rFonts w:ascii="Times New Roman" w:hAnsi="Times New Roman" w:cs="Times New Roman"/>
-          <w:bCs/>
-          <w:lang w:eastAsia="zh-CN"/>
-        </w:rPr>
-        <w:t xml:space="preserve"> 2.5pp</w:t>
-      </w:r>
-      <w:r>
-        <w:rPr>
-          <w:rFonts w:ascii="Times New Roman" w:hAnsi="Times New Roman" w:cs="Times New Roman"/>
-          <w:bCs/>
-          <w:lang w:eastAsia="zh-CN"/>
-        </w:rPr>
-        <w:t>。</w:t>
-      </w:r>
-    </w:p>
-    <w:p>
-      <w:pPr>
-        <w:pStyle w:val="21"/>
-        <w:spacing w:after="30"/>
-        <w:rPr>
-          <w:rFonts w:ascii="Times New Roman" w:hAnsi="Times New Roman" w:cs="Times New Roman"/>
-          <w:b w:val="0"/>
-          <w:lang w:eastAsia="zh-CN"/>
-        </w:rPr>
-      </w:pPr>
-      <w:r>
-        <w:rPr>
-          <w:rFonts w:ascii="微软雅黑" w:eastAsia="微软雅黑" w:hAnsi="微软雅黑" w:cs="微软雅黑" w:hint="eastAsia"/>
-          <w:b w:val="0"/>
-          <w:lang w:eastAsia="zh-CN"/>
-        </w:rPr>
-        <w:t>对话</w:t>
-      </w:r>
-      <w:r>
-        <w:rPr>
-          <w:rFonts w:ascii="MS Gothic" w:eastAsia="MS Gothic" w:hAnsi="MS Gothic" w:cs="MS Gothic" w:hint="eastAsia"/>
-          <w:b w:val="0"/>
-          <w:lang w:eastAsia="zh-CN"/>
-        </w:rPr>
-        <w:t>主</w:t>
-      </w:r>
-      <w:r>
-        <w:rPr>
-          <w:rFonts w:ascii="微软雅黑" w:eastAsia="微软雅黑" w:hAnsi="微软雅黑" w:cs="微软雅黑" w:hint="eastAsia"/>
-          <w:b w:val="0"/>
-          <w:lang w:eastAsia="zh-CN"/>
-        </w:rPr>
-        <w:t>动</w:t>
-      </w:r>
-      <w:r>
-        <w:rPr>
-          <w:rFonts w:ascii="MS Gothic" w:eastAsia="MS Gothic" w:hAnsi="MS Gothic" w:cs="MS Gothic" w:hint="eastAsia"/>
-          <w:b w:val="0"/>
-          <w:lang w:eastAsia="zh-CN"/>
-        </w:rPr>
-        <w:t>服</w:t>
-      </w:r>
-      <w:r>
-        <w:rPr>
-          <w:rFonts w:ascii="微软雅黑" w:eastAsia="微软雅黑" w:hAnsi="微软雅黑" w:cs="微软雅黑" w:hint="eastAsia"/>
-          <w:b w:val="0"/>
-          <w:lang w:eastAsia="zh-CN"/>
-        </w:rPr>
-        <w:t>务</w:t>
-      </w:r>
-      <w:r>
-        <w:rPr>
-          <w:rFonts w:ascii="Times New Roman" w:hAnsi="Times New Roman" w:cs="Times New Roman"/>
-          <w:b w:val="0"/>
-          <w:color w:val="667085"/>
-          <w:lang w:eastAsia="zh-CN"/>
-        </w:rPr>
-        <w:t xml:space="preserve">  |  </w:t>
-      </w:r>
-      <w:r>
-        <w:rPr>
-          <w:rFonts w:ascii="微软雅黑" w:eastAsia="微软雅黑" w:hAnsi="微软雅黑" w:cs="微软雅黑" w:hint="eastAsia"/>
-          <w:b w:val="0"/>
-          <w:color w:val="667085"/>
-          <w:lang w:eastAsia="zh-CN"/>
-        </w:rPr>
-        <w:t>负责人</w:t>
-      </w:r>
-    </w:p>
-    <w:p>
-      <w:pPr>
-        <w:numPr>
-          <w:ilvl w:val="0"/>
-          <w:numId w:val="10"/>
-        </w:numPr>
-        <w:spacing w:after="32" w:line="250" w:lineRule="auto"/>
-        <w:rPr>
-          <w:rFonts w:ascii="Times New Roman" w:hAnsi="Times New Roman" w:cs="Times New Roman"/>
-          <w:bCs/>
-          <w:lang w:eastAsia="zh-CN"/>
-        </w:rPr>
-      </w:pPr>
-      <w:r>
-        <w:rPr>
-          <w:rFonts w:ascii="Times New Roman" w:hAnsi="Times New Roman" w:cs="Times New Roman"/>
-          <w:bCs/>
-          <w:lang w:eastAsia="zh-CN"/>
-        </w:rPr>
-        <w:t>面向</w:t>
-      </w:r>
-      <w:r>
-        <w:rPr>
-          <w:rFonts w:ascii="Times New Roman" w:hAnsi="Times New Roman" w:cs="Times New Roman" w:hint="eastAsia"/>
-          <w:bCs/>
-          <w:lang w:eastAsia="zh-CN"/>
-        </w:rPr>
-        <w:t>教育</w:t>
-      </w:r>
-      <w:r>
-        <w:rPr>
-          <w:rFonts w:ascii="Times New Roman" w:hAnsi="Times New Roman" w:cs="Times New Roman" w:hint="eastAsia"/>
-          <w:bCs/>
-          <w:lang w:eastAsia="zh-CN"/>
-        </w:rPr>
-        <w:t xml:space="preserve"> Agent </w:t>
-      </w:r>
-      <w:r>
-        <w:rPr>
-          <w:rFonts w:ascii="Times New Roman" w:hAnsi="Times New Roman" w:cs="Times New Roman"/>
-          <w:bCs/>
-          <w:lang w:eastAsia="zh-CN"/>
-        </w:rPr>
-        <w:t>以</w:t>
-      </w:r>
-      <w:proofErr w:type="gramStart"/>
-      <w:r>
-        <w:rPr>
-          <w:rFonts w:ascii="Times New Roman" w:hAnsi="Times New Roman" w:cs="Times New Roman"/>
-          <w:bCs/>
-          <w:lang w:eastAsia="zh-CN"/>
-        </w:rPr>
-        <w:t>被动响应</w:t>
-      </w:r>
-      <w:proofErr w:type="gramEnd"/>
-      <w:r>
-        <w:rPr>
-          <w:rFonts w:ascii="Times New Roman" w:hAnsi="Times New Roman" w:cs="Times New Roman"/>
-          <w:bCs/>
-          <w:lang w:eastAsia="zh-CN"/>
-        </w:rPr>
-        <w:t>为主、难以主动发现教学引导机会的问题</w:t>
-      </w:r>
-      <w:r>
-        <w:rPr>
-          <w:rFonts w:ascii="Times New Roman" w:hAnsi="Times New Roman" w:cs="Times New Roman"/>
-          <w:bCs/>
-          <w:lang w:eastAsia="zh-CN"/>
-        </w:rPr>
-        <w:t>，建设</w:t>
-      </w:r>
-      <w:r>
-        <w:rPr>
-          <w:rFonts w:ascii="Times New Roman" w:hAnsi="Times New Roman" w:cs="Times New Roman"/>
-          <w:bCs/>
-          <w:lang w:eastAsia="zh-CN"/>
-        </w:rPr>
-        <w:t>“</w:t>
-      </w:r>
-      <w:r>
-        <w:rPr>
-          <w:rFonts w:ascii="Times New Roman" w:hAnsi="Times New Roman" w:cs="Times New Roman"/>
-          <w:bCs/>
-          <w:lang w:eastAsia="zh-CN"/>
-        </w:rPr>
-        <w:t>上一轮异步生成、下一轮实时校验</w:t>
-      </w:r>
-      <w:r>
-        <w:rPr>
-          <w:rFonts w:ascii="Times New Roman" w:hAnsi="Times New Roman" w:cs="Times New Roman"/>
-          <w:bCs/>
-          <w:lang w:eastAsia="zh-CN"/>
-        </w:rPr>
-        <w:t>”</w:t>
-      </w:r>
-      <w:r>
-        <w:rPr>
-          <w:rFonts w:ascii="Times New Roman" w:hAnsi="Times New Roman" w:cs="Times New Roman"/>
-          <w:bCs/>
-          <w:lang w:eastAsia="zh-CN"/>
-        </w:rPr>
-        <w:t>的主动服务链路</w:t>
-      </w:r>
-      <w:r>
-        <w:rPr>
-          <w:rFonts w:ascii="Times New Roman" w:hAnsi="Times New Roman" w:cs="Times New Roman" w:hint="eastAsia"/>
-          <w:bCs/>
-          <w:lang w:eastAsia="zh-CN"/>
-        </w:rPr>
-        <w:t>；</w:t>
-      </w:r>
-      <w:r>
-        <w:rPr>
-          <w:rFonts w:ascii="Times New Roman" w:hAnsi="Times New Roman" w:cs="Times New Roman"/>
-          <w:bCs/>
-          <w:lang w:eastAsia="zh-CN"/>
-        </w:rPr>
-        <w:t>在不阻塞</w:t>
-      </w:r>
-      <w:r>
-        <w:rPr>
-          <w:rFonts w:ascii="Times New Roman" w:hAnsi="Times New Roman" w:cs="Times New Roman"/>
-          <w:bCs/>
-          <w:lang w:eastAsia="zh-CN"/>
-        </w:rPr>
-        <w:t>当</w:t>
-      </w:r>
-      <w:r>
-        <w:rPr>
-          <w:rFonts w:ascii="Times New Roman" w:hAnsi="Times New Roman" w:cs="Times New Roman" w:hint="eastAsia"/>
-          <w:bCs/>
-          <w:lang w:eastAsia="zh-CN"/>
-        </w:rPr>
-        <w:t>前</w:t>
-      </w:r>
-      <w:r>
-        <w:rPr>
-          <w:rFonts w:ascii="Times New Roman" w:hAnsi="Times New Roman" w:cs="Times New Roman" w:hint="eastAsia"/>
-          <w:bCs/>
-          <w:lang w:eastAsia="zh-CN"/>
-        </w:rPr>
-        <w:t xml:space="preserve"> Agent </w:t>
-      </w:r>
-      <w:r>
-        <w:rPr>
-          <w:rFonts w:ascii="Times New Roman" w:hAnsi="Times New Roman" w:cs="Times New Roman"/>
-          <w:bCs/>
-          <w:lang w:eastAsia="zh-CN"/>
-        </w:rPr>
-        <w:t>回答的前提下</w:t>
-      </w:r>
-      <w:r>
-        <w:rPr>
-          <w:rFonts w:ascii="Times New Roman" w:hAnsi="Times New Roman" w:cs="Times New Roman"/>
-          <w:bCs/>
-          <w:lang w:eastAsia="zh-CN"/>
-        </w:rPr>
-        <w:t>，</w:t>
-      </w:r>
-      <w:r>
-        <w:rPr>
-          <w:rFonts w:ascii="Times New Roman" w:hAnsi="Times New Roman" w:cs="Times New Roman"/>
-          <w:bCs/>
-          <w:lang w:eastAsia="zh-CN"/>
-        </w:rPr>
-        <w:t>结合</w:t>
-      </w:r>
-      <w:r>
-        <w:rPr>
-          <w:rFonts w:ascii="Times New Roman" w:hAnsi="Times New Roman" w:cs="Times New Roman"/>
-          <w:bCs/>
-          <w:lang w:eastAsia="zh-CN"/>
-        </w:rPr>
-        <w:t>用户状态和对话历史</w:t>
-      </w:r>
-      <w:r>
-        <w:rPr>
-          <w:rFonts w:ascii="Times New Roman" w:hAnsi="Times New Roman" w:cs="Times New Roman"/>
-          <w:bCs/>
-          <w:lang w:eastAsia="zh-CN"/>
-        </w:rPr>
-        <w:t>异步生成个性化教学引导</w:t>
-      </w:r>
-      <w:r>
-        <w:rPr>
-          <w:rFonts w:ascii="Times New Roman" w:hAnsi="Times New Roman" w:cs="Times New Roman" w:hint="eastAsia"/>
-          <w:bCs/>
-          <w:lang w:eastAsia="zh-CN"/>
-        </w:rPr>
-        <w:t>，并在下一轮</w:t>
-      </w:r>
-      <w:r>
-        <w:rPr>
-          <w:rFonts w:ascii="Times New Roman" w:hAnsi="Times New Roman" w:cs="Times New Roman"/>
-          <w:bCs/>
-          <w:lang w:eastAsia="zh-CN"/>
-        </w:rPr>
-        <w:t>基于最新</w:t>
-      </w:r>
-      <w:r>
-        <w:rPr>
-          <w:rFonts w:ascii="Times New Roman" w:hAnsi="Times New Roman" w:cs="Times New Roman"/>
-          <w:bCs/>
-          <w:lang w:eastAsia="zh-CN"/>
-        </w:rPr>
-        <w:t xml:space="preserve"> Query </w:t>
-      </w:r>
-      <w:r>
-        <w:rPr>
-          <w:rFonts w:ascii="Times New Roman" w:hAnsi="Times New Roman" w:cs="Times New Roman"/>
-          <w:bCs/>
-          <w:lang w:eastAsia="zh-CN"/>
-        </w:rPr>
-        <w:t>实时校验后按需</w:t>
-      </w:r>
-      <w:r>
-        <w:rPr>
-          <w:rFonts w:ascii="Times New Roman" w:hAnsi="Times New Roman" w:cs="Times New Roman" w:hint="eastAsia"/>
-          <w:bCs/>
-          <w:lang w:eastAsia="zh-CN"/>
-        </w:rPr>
-        <w:t>投递</w:t>
-      </w:r>
-      <w:r>
-        <w:rPr>
-          <w:rFonts w:ascii="Times New Roman" w:hAnsi="Times New Roman" w:cs="Times New Roman"/>
-          <w:bCs/>
-          <w:lang w:eastAsia="zh-CN"/>
-        </w:rPr>
-        <w:t>。</w:t>
-      </w:r>
-    </w:p>
-    <w:p>
-      <w:pPr>
-        <w:numPr>
-          <w:ilvl w:val="0"/>
-          <w:numId w:val="10"/>
-        </w:numPr>
-        <w:spacing w:after="32" w:line="250" w:lineRule="auto"/>
-        <w:rPr>
-          <w:rFonts w:ascii="Times New Roman" w:hAnsi="Times New Roman" w:cs="Times New Roman"/>
-          <w:bCs/>
-          <w:lang w:eastAsia="zh-CN"/>
-        </w:rPr>
-      </w:pPr>
-      <w:r>
-        <w:rPr>
-          <w:rFonts w:ascii="Times New Roman" w:hAnsi="Times New Roman" w:cs="Times New Roman"/>
-          <w:bCs/>
-          <w:lang w:eastAsia="zh-CN"/>
-        </w:rPr>
-        <w:t>设计异步</w:t>
-      </w:r>
-      <w:r>
-        <w:rPr>
-          <w:rFonts w:ascii="Times New Roman" w:hAnsi="Times New Roman" w:cs="Times New Roman"/>
-          <w:bCs/>
-          <w:lang w:eastAsia="zh-CN"/>
-        </w:rPr>
-        <w:t xml:space="preserve"> Event</w:t>
-      </w:r>
-      <w:r>
-        <w:rPr>
-          <w:rFonts w:ascii="Times New Roman" w:hAnsi="Times New Roman" w:cs="Times New Roman" w:hint="eastAsia"/>
-          <w:bCs/>
-          <w:lang w:eastAsia="zh-CN"/>
-        </w:rPr>
-        <w:t xml:space="preserve"> </w:t>
-      </w:r>
-      <w:r>
-        <w:rPr>
-          <w:rFonts w:ascii="Times New Roman" w:hAnsi="Times New Roman" w:cs="Times New Roman"/>
-          <w:bCs/>
-          <w:lang w:eastAsia="zh-CN"/>
-        </w:rPr>
-        <w:t>“</w:t>
-      </w:r>
-      <w:r>
-        <w:rPr>
-          <w:rFonts w:ascii="Times New Roman" w:hAnsi="Times New Roman" w:cs="Times New Roman"/>
-          <w:bCs/>
-          <w:lang w:eastAsia="zh-CN"/>
-        </w:rPr>
-        <w:t>门铃</w:t>
-      </w:r>
-      <w:r>
-        <w:rPr>
-          <w:rFonts w:ascii="Times New Roman" w:hAnsi="Times New Roman" w:cs="Times New Roman"/>
-          <w:bCs/>
-          <w:lang w:eastAsia="zh-CN"/>
-        </w:rPr>
-        <w:t>”</w:t>
-      </w:r>
-      <w:r>
-        <w:rPr>
-          <w:rFonts w:ascii="Times New Roman" w:hAnsi="Times New Roman" w:cs="Times New Roman"/>
-          <w:bCs/>
-          <w:lang w:eastAsia="zh-CN"/>
-        </w:rPr>
-        <w:t>机制</w:t>
-      </w:r>
-      <w:r>
-        <w:rPr>
-          <w:rFonts w:ascii="Times New Roman" w:hAnsi="Times New Roman" w:cs="Times New Roman" w:hint="eastAsia"/>
-          <w:bCs/>
-          <w:lang w:eastAsia="zh-CN"/>
-        </w:rPr>
-        <w:t>，</w:t>
-      </w:r>
-      <w:r>
-        <w:rPr>
-          <w:rFonts w:ascii="Times New Roman" w:hAnsi="Times New Roman" w:cs="Times New Roman"/>
-          <w:bCs/>
-          <w:lang w:eastAsia="zh-CN"/>
-        </w:rPr>
-        <w:t>每轮</w:t>
-      </w:r>
-      <w:r>
-        <w:rPr>
-          <w:rFonts w:ascii="Times New Roman" w:hAnsi="Times New Roman" w:cs="Times New Roman" w:hint="eastAsia"/>
-          <w:bCs/>
-          <w:lang w:eastAsia="zh-CN"/>
-        </w:rPr>
-        <w:t xml:space="preserve"> </w:t>
-      </w:r>
-      <w:r>
-        <w:rPr>
-          <w:rFonts w:ascii="Times New Roman" w:hAnsi="Times New Roman" w:cs="Times New Roman" w:hint="eastAsia"/>
-          <w:bCs/>
-          <w:lang w:eastAsia="zh-CN"/>
-        </w:rPr>
-        <w:t>Agent</w:t>
-      </w:r>
-      <w:r>
-        <w:rPr>
-          <w:rFonts w:ascii="Times New Roman" w:hAnsi="Times New Roman" w:cs="Times New Roman"/>
-          <w:bCs/>
-          <w:lang w:eastAsia="zh-CN"/>
-        </w:rPr>
-        <w:t>回答结束后</w:t>
-      </w:r>
-      <w:r>
-        <w:rPr>
-          <w:rFonts w:ascii="Times New Roman" w:hAnsi="Times New Roman" w:cs="Times New Roman" w:hint="eastAsia"/>
-          <w:bCs/>
-          <w:lang w:eastAsia="zh-CN"/>
-        </w:rPr>
-        <w:t>，</w:t>
-      </w:r>
-      <w:r>
-        <w:rPr>
-          <w:rFonts w:ascii="Times New Roman" w:hAnsi="Times New Roman" w:cs="Times New Roman"/>
-          <w:bCs/>
-          <w:lang w:eastAsia="zh-CN"/>
-        </w:rPr>
-        <w:t>仅</w:t>
-      </w:r>
-      <w:r>
-        <w:rPr>
-          <w:rFonts w:ascii="Times New Roman" w:hAnsi="Times New Roman" w:cs="Times New Roman" w:hint="eastAsia"/>
-          <w:bCs/>
-          <w:lang w:eastAsia="zh-CN"/>
-        </w:rPr>
-        <w:t>向主动服务</w:t>
-      </w:r>
-      <w:r>
-        <w:rPr>
-          <w:rFonts w:ascii="Times New Roman" w:hAnsi="Times New Roman" w:cs="Times New Roman"/>
-          <w:bCs/>
-          <w:lang w:eastAsia="zh-CN"/>
-        </w:rPr>
-        <w:t>发送事件通知，由主动</w:t>
-      </w:r>
-      <w:proofErr w:type="gramStart"/>
-      <w:r>
-        <w:rPr>
-          <w:rFonts w:ascii="Times New Roman" w:hAnsi="Times New Roman" w:cs="Times New Roman"/>
-          <w:bCs/>
-          <w:lang w:eastAsia="zh-CN"/>
-        </w:rPr>
-        <w:t>服务回捞</w:t>
-      </w:r>
-      <w:proofErr w:type="gramEnd"/>
-      <w:r>
-        <w:rPr>
-          <w:rFonts w:ascii="Times New Roman" w:hAnsi="Times New Roman" w:cs="Times New Roman"/>
-          <w:bCs/>
-          <w:lang w:eastAsia="zh-CN"/>
-        </w:rPr>
-        <w:t>会话</w:t>
-      </w:r>
-      <w:r>
-        <w:rPr>
-          <w:rFonts w:ascii="Times New Roman" w:hAnsi="Times New Roman" w:cs="Times New Roman" w:hint="eastAsia"/>
-          <w:bCs/>
-          <w:lang w:eastAsia="zh-CN"/>
-        </w:rPr>
-        <w:t>历史与用户</w:t>
-      </w:r>
-      <w:r>
-        <w:rPr>
-          <w:rFonts w:ascii="Times New Roman" w:hAnsi="Times New Roman" w:cs="Times New Roman"/>
-          <w:bCs/>
-          <w:lang w:eastAsia="zh-CN"/>
-        </w:rPr>
-        <w:t>画像，</w:t>
-      </w:r>
-      <w:r>
-        <w:rPr>
-          <w:rFonts w:ascii="Times New Roman" w:hAnsi="Times New Roman" w:cs="Times New Roman" w:hint="eastAsia"/>
-          <w:bCs/>
-          <w:lang w:eastAsia="zh-CN"/>
-        </w:rPr>
-        <w:t>后台</w:t>
-      </w:r>
-      <w:r>
-        <w:rPr>
-          <w:rFonts w:ascii="Times New Roman" w:hAnsi="Times New Roman" w:cs="Times New Roman"/>
-          <w:bCs/>
-          <w:lang w:eastAsia="zh-CN"/>
-        </w:rPr>
-        <w:t>完成规则准入、</w:t>
-      </w:r>
-      <w:r>
-        <w:rPr>
-          <w:rFonts w:ascii="Times New Roman" w:hAnsi="Times New Roman" w:cs="Times New Roman"/>
-          <w:bCs/>
-          <w:lang w:eastAsia="zh-CN"/>
-        </w:rPr>
-        <w:t>教学引导机会判断与候选内容生成</w:t>
-      </w:r>
-      <w:r>
-        <w:rPr>
-          <w:rFonts w:ascii="Times New Roman" w:hAnsi="Times New Roman" w:cs="Times New Roman"/>
-          <w:bCs/>
-          <w:lang w:eastAsia="zh-CN"/>
-        </w:rPr>
-        <w:t>，</w:t>
-      </w:r>
-      <w:r>
-        <w:rPr>
-          <w:rFonts w:ascii="Times New Roman" w:hAnsi="Times New Roman" w:cs="Times New Roman"/>
-          <w:bCs/>
-          <w:lang w:eastAsia="zh-CN"/>
-        </w:rPr>
-        <w:t>并将结果暂存为跨轮候选，避免复杂推理阻塞</w:t>
-      </w:r>
-      <w:r>
-        <w:rPr>
-          <w:rFonts w:ascii="Times New Roman" w:hAnsi="Times New Roman" w:cs="Times New Roman"/>
-          <w:bCs/>
-          <w:lang w:eastAsia="zh-CN"/>
-        </w:rPr>
-        <w:t xml:space="preserve"> </w:t>
-      </w:r>
-      <w:proofErr w:type="spellStart"/>
-      <w:r>
-        <w:rPr>
-          <w:rFonts w:ascii="Times New Roman" w:hAnsi="Times New Roman" w:cs="Times New Roman"/>
-          <w:bCs/>
-          <w:lang w:eastAsia="zh-CN"/>
-        </w:rPr>
-        <w:t>Agent</w:t>
-      </w:r>
-      <w:proofErr w:type="spellEnd"/>
-      <w:r>
-        <w:rPr>
-          <w:rFonts w:ascii="Times New Roman" w:hAnsi="Times New Roman" w:cs="Times New Roman"/>
-          <w:bCs/>
-          <w:lang w:eastAsia="zh-CN"/>
-        </w:rPr>
-        <w:t xml:space="preserve"> </w:t>
-      </w:r>
-      <w:r>
-        <w:rPr>
-          <w:rFonts w:ascii="Times New Roman" w:hAnsi="Times New Roman" w:cs="Times New Roman"/>
-          <w:bCs/>
-          <w:lang w:eastAsia="zh-CN"/>
-        </w:rPr>
-        <w:t>回答链路</w:t>
-      </w:r>
-      <w:r>
-        <w:rPr>
-          <w:rFonts w:ascii="Times New Roman" w:hAnsi="Times New Roman" w:cs="Times New Roman"/>
-          <w:bCs/>
-          <w:lang w:eastAsia="zh-CN"/>
-        </w:rPr>
-        <w:t>。下一轮请求到达时，</w:t>
-      </w:r>
-      <w:r>
-        <w:rPr>
-          <w:rFonts w:ascii="Times New Roman" w:hAnsi="Times New Roman" w:cs="Times New Roman"/>
-          <w:bCs/>
-          <w:lang w:eastAsia="zh-CN"/>
-        </w:rPr>
-        <w:t>由</w:t>
-      </w:r>
-      <w:r>
-        <w:rPr>
-          <w:rFonts w:ascii="Times New Roman" w:hAnsi="Times New Roman" w:cs="Times New Roman"/>
-          <w:bCs/>
-          <w:lang w:eastAsia="zh-CN"/>
-        </w:rPr>
-        <w:t xml:space="preserve"> Agent </w:t>
-      </w:r>
-      <w:r>
-        <w:rPr>
-          <w:rFonts w:ascii="Times New Roman" w:hAnsi="Times New Roman" w:cs="Times New Roman"/>
-          <w:bCs/>
-          <w:lang w:eastAsia="zh-CN"/>
-        </w:rPr>
-        <w:t>携带最新</w:t>
-      </w:r>
-      <w:r>
-        <w:rPr>
-          <w:rFonts w:ascii="Times New Roman" w:hAnsi="Times New Roman" w:cs="Times New Roman"/>
-          <w:bCs/>
-          <w:lang w:eastAsia="zh-CN"/>
-        </w:rPr>
-        <w:t xml:space="preserve"> Query </w:t>
-      </w:r>
-      <w:r>
-        <w:rPr>
-          <w:rFonts w:ascii="Times New Roman" w:hAnsi="Times New Roman" w:cs="Times New Roman"/>
-          <w:bCs/>
-          <w:lang w:eastAsia="zh-CN"/>
-        </w:rPr>
-        <w:t>调用</w:t>
-      </w:r>
-      <w:r>
-        <w:rPr>
-          <w:rFonts w:ascii="Times New Roman" w:hAnsi="Times New Roman" w:cs="Times New Roman"/>
-          <w:bCs/>
-          <w:lang w:eastAsia="zh-CN"/>
-        </w:rPr>
-        <w:t xml:space="preserve"> Gate</w:t>
-      </w:r>
-      <w:r>
-        <w:rPr>
-          <w:rFonts w:ascii="Times New Roman" w:hAnsi="Times New Roman" w:cs="Times New Roman"/>
-          <w:bCs/>
-          <w:lang w:eastAsia="zh-CN"/>
-        </w:rPr>
-        <w:t>，</w:t>
-      </w:r>
-      <w:r>
-        <w:rPr>
-          <w:rFonts w:ascii="Times New Roman" w:hAnsi="Times New Roman" w:cs="Times New Roman" w:hint="eastAsia"/>
-          <w:bCs/>
-          <w:lang w:eastAsia="zh-CN"/>
-        </w:rPr>
-        <w:t>仅</w:t>
-      </w:r>
-      <w:r>
-        <w:rPr>
-          <w:rFonts w:ascii="Times New Roman" w:hAnsi="Times New Roman" w:cs="Times New Roman"/>
-          <w:bCs/>
-          <w:lang w:eastAsia="zh-CN"/>
-        </w:rPr>
-        <w:t>召回与当前意图仍匹配的上一轮候选。</w:t>
-      </w:r>
-    </w:p>
-    <w:p>
-      <w:pPr>
-        <w:numPr>
-          <w:ilvl w:val="0"/>
-          <w:numId w:val="10"/>
-        </w:numPr>
-        <w:spacing w:after="32" w:line="250" w:lineRule="auto"/>
-        <w:rPr>
-          <w:rFonts w:ascii="Times New Roman" w:hAnsi="Times New Roman" w:cs="Times New Roman"/>
-          <w:bCs/>
-          <w:lang w:eastAsia="zh-CN"/>
-        </w:rPr>
-      </w:pPr>
-      <w:r>
-        <w:rPr>
-          <w:rFonts w:ascii="Times New Roman" w:hAnsi="Times New Roman" w:cs="Times New Roman"/>
-          <w:bCs/>
-          <w:lang w:eastAsia="zh-CN"/>
-        </w:rPr>
-        <w:t>工程侧，面向异步跨轮与多实例部署，构建内存与</w:t>
-      </w:r>
-      <w:r>
-        <w:rPr>
-          <w:rFonts w:ascii="Times New Roman" w:hAnsi="Times New Roman" w:cs="Times New Roman"/>
-          <w:bCs/>
-          <w:lang w:eastAsia="zh-CN"/>
-        </w:rPr>
-        <w:t xml:space="preserve"> Redis </w:t>
-      </w:r>
-      <w:r>
-        <w:rPr>
-          <w:rFonts w:ascii="Times New Roman" w:hAnsi="Times New Roman" w:cs="Times New Roman"/>
-          <w:bCs/>
-          <w:lang w:eastAsia="zh-CN"/>
-        </w:rPr>
-        <w:t>两级候选存储，结合</w:t>
-      </w:r>
-      <w:r>
-        <w:rPr>
-          <w:rFonts w:ascii="Times New Roman" w:hAnsi="Times New Roman" w:cs="Times New Roman"/>
-          <w:bCs/>
-          <w:lang w:eastAsia="zh-CN"/>
-        </w:rPr>
-        <w:t xml:space="preserve"> TTL </w:t>
-      </w:r>
-      <w:proofErr w:type="gramStart"/>
-      <w:r>
-        <w:rPr>
-          <w:rFonts w:ascii="Times New Roman" w:hAnsi="Times New Roman" w:cs="Times New Roman"/>
-          <w:bCs/>
-          <w:lang w:eastAsia="zh-CN"/>
-        </w:rPr>
-        <w:t>与频控</w:t>
-      </w:r>
-      <w:proofErr w:type="gramEnd"/>
-      <w:r>
-        <w:rPr>
-          <w:rFonts w:ascii="Times New Roman" w:hAnsi="Times New Roman" w:cs="Times New Roman"/>
-          <w:bCs/>
-          <w:lang w:eastAsia="zh-CN"/>
-        </w:rPr>
-        <w:t>机制，提升引导候选的跨实例可达性，并控制内容时效与干预频率</w:t>
-      </w:r>
-      <w:r>
-        <w:rPr>
-          <w:rFonts w:ascii="Times New Roman" w:hAnsi="Times New Roman" w:cs="Times New Roman" w:hint="eastAsia"/>
-          <w:bCs/>
-          <w:lang w:eastAsia="zh-CN"/>
-        </w:rPr>
-        <w:t>；</w:t>
-      </w:r>
-      <w:r>
-        <w:rPr>
-          <w:rFonts w:ascii="Times New Roman" w:hAnsi="Times New Roman" w:cs="Times New Roman"/>
-          <w:bCs/>
-          <w:lang w:eastAsia="zh-CN"/>
-        </w:rPr>
-        <w:t>后台</w:t>
-      </w:r>
-      <w:r>
-        <w:rPr>
-          <w:rFonts w:ascii="Times New Roman" w:hAnsi="Times New Roman" w:cs="Times New Roman"/>
-          <w:bCs/>
-          <w:lang w:eastAsia="zh-CN"/>
-        </w:rPr>
-        <w:t xml:space="preserve"> Pipeline </w:t>
-      </w:r>
-      <w:r>
-        <w:rPr>
-          <w:rFonts w:ascii="Times New Roman" w:hAnsi="Times New Roman" w:cs="Times New Roman"/>
-          <w:bCs/>
-          <w:lang w:eastAsia="zh-CN"/>
-        </w:rPr>
-        <w:t>采用基于会话版本号的乐观</w:t>
-      </w:r>
-      <w:r>
-        <w:rPr>
-          <w:rFonts w:ascii="Times New Roman" w:hAnsi="Times New Roman" w:cs="Times New Roman" w:hint="eastAsia"/>
-          <w:bCs/>
-          <w:lang w:eastAsia="zh-CN"/>
-        </w:rPr>
-        <w:t>锁</w:t>
-      </w:r>
-      <w:r>
-        <w:rPr>
-          <w:rFonts w:ascii="Times New Roman" w:hAnsi="Times New Roman" w:cs="Times New Roman"/>
-          <w:bCs/>
-          <w:lang w:eastAsia="zh-CN"/>
-        </w:rPr>
-        <w:t>，在候选提交阶段拒绝过期结果写入</w:t>
-      </w:r>
-      <w:r>
-        <w:rPr>
-          <w:rFonts w:ascii="Times New Roman" w:hAnsi="Times New Roman" w:cs="Times New Roman" w:hint="eastAsia"/>
-          <w:bCs/>
-          <w:lang w:eastAsia="zh-CN"/>
-        </w:rPr>
-        <w:t>，避免</w:t>
-      </w:r>
-      <w:proofErr w:type="gramStart"/>
-      <w:r>
-        <w:rPr>
-          <w:rFonts w:ascii="Times New Roman" w:hAnsi="Times New Roman" w:cs="Times New Roman"/>
-          <w:bCs/>
-          <w:lang w:eastAsia="zh-CN"/>
-        </w:rPr>
-        <w:t>旧结果</w:t>
-      </w:r>
-      <w:proofErr w:type="gramEnd"/>
-      <w:r>
-        <w:rPr>
-          <w:rFonts w:ascii="Times New Roman" w:hAnsi="Times New Roman" w:cs="Times New Roman"/>
-          <w:bCs/>
-          <w:lang w:eastAsia="zh-CN"/>
-        </w:rPr>
-        <w:t>覆盖</w:t>
-      </w:r>
-      <w:r>
-        <w:rPr>
-          <w:rFonts w:ascii="Times New Roman" w:hAnsi="Times New Roman" w:cs="Times New Roman"/>
-          <w:bCs/>
-          <w:lang w:eastAsia="zh-CN"/>
-        </w:rPr>
-        <w:t>新候选</w:t>
-      </w:r>
-      <w:r>
-        <w:rPr>
-          <w:rFonts w:ascii="Times New Roman" w:hAnsi="Times New Roman" w:cs="Times New Roman" w:hint="eastAsia"/>
-          <w:bCs/>
-          <w:lang w:eastAsia="zh-CN"/>
-        </w:rPr>
-        <w:t>。</w:t>
-      </w:r>
-    </w:p>
-    <w:p>
-      <w:pPr>
-        <w:numPr>
-          <w:ilvl w:val="0"/>
-          <w:numId w:val="10"/>
-        </w:numPr>
-        <w:spacing w:after="32" w:line="250" w:lineRule="auto"/>
-        <w:rPr>
-          <w:rFonts w:ascii="Times New Roman" w:hAnsi="Times New Roman" w:cs="Times New Roman" w:hint="eastAsia"/>
-          <w:bCs/>
-          <w:lang w:eastAsia="zh-CN"/>
-        </w:rPr>
-      </w:pPr>
-      <w:r>
-        <w:rPr>
-          <w:rFonts w:ascii="Times New Roman" w:hAnsi="Times New Roman" w:cs="Times New Roman"/>
-          <w:bCs/>
-          <w:lang w:eastAsia="zh-CN"/>
-        </w:rPr>
-        <w:t>线上</w:t>
-      </w:r>
-      <w:r>
-        <w:rPr>
-          <w:rFonts w:ascii="Times New Roman" w:hAnsi="Times New Roman" w:cs="Times New Roman"/>
-          <w:bCs/>
-          <w:lang w:eastAsia="zh-CN"/>
-        </w:rPr>
-        <w:t xml:space="preserve"> A/B </w:t>
-      </w:r>
-      <w:r>
-        <w:rPr>
-          <w:rFonts w:ascii="Times New Roman" w:hAnsi="Times New Roman" w:cs="Times New Roman"/>
-          <w:bCs/>
-          <w:lang w:eastAsia="zh-CN"/>
-        </w:rPr>
-        <w:t>实验观察，相较对照组，实验组平均</w:t>
-      </w:r>
-      <w:r>
-        <w:rPr>
-          <w:rFonts w:ascii="Times New Roman" w:hAnsi="Times New Roman" w:cs="Times New Roman" w:hint="eastAsia"/>
-          <w:bCs/>
-          <w:lang w:eastAsia="zh-CN"/>
-        </w:rPr>
-        <w:t>对话</w:t>
-      </w:r>
-      <w:r>
-        <w:rPr>
-          <w:rFonts w:ascii="Times New Roman" w:hAnsi="Times New Roman" w:cs="Times New Roman"/>
-          <w:bCs/>
-          <w:lang w:eastAsia="zh-CN"/>
-        </w:rPr>
-        <w:t>轮次增加</w:t>
-      </w:r>
-      <w:r>
-        <w:rPr>
-          <w:rFonts w:ascii="Times New Roman" w:hAnsi="Times New Roman" w:cs="Times New Roman"/>
-          <w:bCs/>
-          <w:lang w:eastAsia="zh-CN"/>
-        </w:rPr>
-        <w:t xml:space="preserve"> 0.48</w:t>
-      </w:r>
-      <w:r>
-        <w:rPr>
-          <w:rFonts w:ascii="Times New Roman" w:hAnsi="Times New Roman" w:cs="Times New Roman"/>
-          <w:bCs/>
-          <w:lang w:eastAsia="zh-CN"/>
-        </w:rPr>
-        <w:t>，深度对话率提升</w:t>
-      </w:r>
-      <w:r>
-        <w:rPr>
-          <w:rFonts w:ascii="Times New Roman" w:hAnsi="Times New Roman" w:cs="Times New Roman"/>
-          <w:bCs/>
-          <w:lang w:eastAsia="zh-CN"/>
-        </w:rPr>
-        <w:t xml:space="preserve"> 1.66pp</w:t>
-      </w:r>
-      <w:r>
-        <w:rPr>
-          <w:rFonts w:ascii="Times New Roman" w:hAnsi="Times New Roman" w:cs="Times New Roman"/>
-          <w:bCs/>
-          <w:lang w:eastAsia="zh-CN"/>
-        </w:rPr>
-        <w:t>，平均会话时长增加</w:t>
-      </w:r>
-      <w:r>
-        <w:rPr>
-          <w:rFonts w:ascii="Times New Roman" w:hAnsi="Times New Roman" w:cs="Times New Roman"/>
-          <w:bCs/>
-          <w:lang w:eastAsia="zh-CN"/>
-        </w:rPr>
-        <w:t xml:space="preserve"> 12.67 </w:t>
-      </w:r>
-      <w:r>
-        <w:rPr>
-          <w:rFonts w:ascii="Times New Roman" w:hAnsi="Times New Roman" w:cs="Times New Roman"/>
-          <w:bCs/>
-          <w:lang w:eastAsia="zh-CN"/>
-        </w:rPr>
-        <w:t>秒</w:t>
-      </w:r>
-      <w:r>
-        <w:rPr>
-          <w:rFonts w:ascii="Times New Roman" w:hAnsi="Times New Roman" w:cs="Times New Roman" w:hint="eastAsia"/>
-          <w:bCs/>
-          <w:lang w:eastAsia="zh-CN"/>
-        </w:rPr>
-        <w:t>。</w:t>
-      </w:r>
-    </w:p>
-    <w:p>
-      <w:pPr>
-        <w:tabs>
-          <w:tab w:val="right" w:pos="10322"/>
-        </w:tabs>
-        <w:spacing w:after="30"/>
-        <w:rPr>
-          <w:rFonts w:ascii="Times New Roman" w:hAnsi="Times New Roman" w:cs="Times New Roman"/>
-          <w:bCs/>
-          <w:lang w:eastAsia="zh-CN"/>
-        </w:rPr>
-      </w:pPr>
-      <w:proofErr w:type="gramStart"/>
-      <w:r>
-        <w:rPr>
-          <w:rFonts w:ascii="Times New Roman" w:hAnsi="Times New Roman" w:cs="Times New Roman"/>
-          <w:bCs/>
-          <w:lang w:eastAsia="zh-CN"/>
-        </w:rPr>
-        <w:t>高途教育</w:t>
-      </w:r>
-      <w:proofErr w:type="gramEnd"/>
-      <w:r>
-        <w:rPr>
-          <w:rFonts w:ascii="Times New Roman" w:hAnsi="Times New Roman" w:cs="Times New Roman"/>
-          <w:bCs/>
-          <w:lang w:eastAsia="zh-CN"/>
-        </w:rPr>
-        <w:t>集团｜用户研发部｜算法</w:t>
-      </w:r>
-      <w:proofErr w:type="gramStart"/>
-      <w:r>
-        <w:rPr>
-          <w:rFonts w:ascii="Times New Roman" w:hAnsi="Times New Roman" w:cs="Times New Roman"/>
-          <w:bCs/>
-          <w:lang w:eastAsia="zh-CN"/>
-        </w:rPr>
-        <w:t>研发组</w:t>
-      </w:r>
-      <w:proofErr w:type="gramEnd"/>
-      <w:r>
-        <w:rPr>
-          <w:rFonts w:ascii="Times New Roman" w:hAnsi="Times New Roman" w:cs="Times New Roman"/>
-          <w:bCs/>
-          <w:lang w:eastAsia="zh-CN"/>
-        </w:rPr>
-        <w:t xml:space="preserve">    </w:t>
-      </w:r>
-      <w:r>
-        <w:rPr>
-          <w:rFonts w:ascii="Times New Roman" w:hAnsi="Times New Roman" w:cs="Times New Roman"/>
-          <w:bCs/>
-          <w:lang w:eastAsia="zh-CN"/>
-        </w:rPr>
-        <w:t>大模型应用开发实习生</w:t>
-      </w:r>
-      <w:r>
-        <w:rPr>
-          <w:rFonts w:ascii="Times New Roman" w:hAnsi="Times New Roman" w:cs="Times New Roman"/>
-          <w:bCs/>
-          <w:lang w:eastAsia="zh-CN"/>
-        </w:rPr>
-        <w:tab/>
-        <w:t>2026.02 - 2026.04</w:t>
-      </w:r>
-    </w:p>
-    <w:p>
-      <w:pPr>
-        <w:pStyle w:val="21"/>
-        <w:spacing w:after="30"/>
-        <w:rPr>
-          <w:rFonts w:ascii="Times New Roman" w:hAnsi="Times New Roman" w:cs="Times New Roman"/>
-          <w:b w:val="0"/>
-          <w:lang w:eastAsia="zh-CN"/>
-        </w:rPr>
-      </w:pPr>
-      <w:r>
-        <w:rPr>
-          <w:rFonts w:ascii="Times New Roman" w:hAnsi="Times New Roman" w:cs="Times New Roman"/>
-          <w:b w:val="0"/>
-          <w:lang w:eastAsia="zh-CN"/>
-        </w:rPr>
-        <w:t>智能搜索</w:t>
-      </w:r>
-      <w:r>
-        <w:rPr>
-          <w:rFonts w:ascii="微软雅黑" w:eastAsia="微软雅黑" w:hAnsi="微软雅黑" w:cs="微软雅黑" w:hint="eastAsia"/>
-          <w:b w:val="0"/>
-          <w:lang w:eastAsia="zh-CN"/>
-        </w:rPr>
-        <w:t>对话</w:t>
-      </w:r>
-      <w:r>
-        <w:rPr>
-          <w:rFonts w:ascii="MS Gothic" w:eastAsia="MS Gothic" w:hAnsi="MS Gothic" w:cs="MS Gothic" w:hint="eastAsia"/>
-          <w:b w:val="0"/>
-          <w:lang w:eastAsia="zh-CN"/>
-        </w:rPr>
-        <w:t>系</w:t>
-      </w:r>
-      <w:r>
-        <w:rPr>
-          <w:rFonts w:ascii="微软雅黑" w:eastAsia="微软雅黑" w:hAnsi="微软雅黑" w:cs="微软雅黑" w:hint="eastAsia"/>
-          <w:b w:val="0"/>
-          <w:lang w:eastAsia="zh-CN"/>
-        </w:rPr>
-        <w:t>统</w:t>
-      </w:r>
-      <w:r>
-        <w:rPr>
-          <w:rFonts w:ascii="Times New Roman" w:hAnsi="Times New Roman" w:cs="Times New Roman"/>
-          <w:b w:val="0"/>
-          <w:color w:val="667085"/>
-          <w:lang w:eastAsia="zh-CN"/>
-        </w:rPr>
-        <w:t xml:space="preserve">  |  </w:t>
-      </w:r>
-      <w:r>
-        <w:rPr>
-          <w:rFonts w:ascii="Times New Roman" w:hAnsi="Times New Roman" w:cs="Times New Roman"/>
-          <w:b w:val="0"/>
-          <w:color w:val="667085"/>
-          <w:lang w:eastAsia="zh-CN"/>
-        </w:rPr>
-        <w:t>核心成</w:t>
-      </w:r>
-      <w:r>
-        <w:rPr>
-          <w:rFonts w:ascii="微软雅黑" w:eastAsia="微软雅黑" w:hAnsi="微软雅黑" w:cs="微软雅黑" w:hint="eastAsia"/>
-          <w:b w:val="0"/>
-          <w:color w:val="667085"/>
-          <w:lang w:eastAsia="zh-CN"/>
-        </w:rPr>
-        <w:t>员</w:t>
-      </w:r>
-    </w:p>
-    <w:p>
-      <w:pPr>
-        <w:numPr>
-          <w:ilvl w:val="0"/>
-          <w:numId w:val="10"/>
-        </w:numPr>
-        <w:spacing w:after="32" w:line="250" w:lineRule="auto"/>
-        <w:rPr>
-          <w:rFonts w:ascii="Times New Roman" w:hAnsi="Times New Roman" w:cs="Times New Roman"/>
-          <w:bCs/>
-          <w:lang w:eastAsia="zh-CN"/>
-        </w:rPr>
-      </w:pPr>
-      <w:r>
-        <w:rPr>
-          <w:rFonts w:ascii="Times New Roman" w:hAnsi="Times New Roman" w:cs="Times New Roman"/>
-          <w:bCs/>
-          <w:lang w:eastAsia="zh-CN"/>
-        </w:rPr>
-        <w:t>深度参与公司</w:t>
-      </w:r>
-      <w:r>
-        <w:rPr>
-          <w:rFonts w:ascii="Times New Roman" w:hAnsi="Times New Roman" w:cs="Times New Roman"/>
-          <w:bCs/>
-          <w:lang w:eastAsia="zh-CN"/>
-        </w:rPr>
-        <w:t xml:space="preserve"> C </w:t>
-      </w:r>
-      <w:proofErr w:type="gramStart"/>
-      <w:r>
-        <w:rPr>
-          <w:rFonts w:ascii="Times New Roman" w:hAnsi="Times New Roman" w:cs="Times New Roman"/>
-          <w:bCs/>
-          <w:lang w:eastAsia="zh-CN"/>
-        </w:rPr>
-        <w:t>端主</w:t>
-      </w:r>
-      <w:proofErr w:type="gramEnd"/>
-      <w:r>
-        <w:rPr>
-          <w:rFonts w:ascii="Times New Roman" w:hAnsi="Times New Roman" w:cs="Times New Roman"/>
-          <w:bCs/>
-          <w:lang w:eastAsia="zh-CN"/>
-        </w:rPr>
-        <w:t xml:space="preserve"> App </w:t>
-      </w:r>
-      <w:r>
-        <w:rPr>
-          <w:rFonts w:ascii="Times New Roman" w:hAnsi="Times New Roman" w:cs="Times New Roman"/>
-          <w:bCs/>
-          <w:lang w:eastAsia="zh-CN"/>
-        </w:rPr>
-        <w:t>搜索功能的算法链路重构，覆盖</w:t>
-      </w:r>
-      <w:r>
-        <w:rPr>
-          <w:rFonts w:ascii="Times New Roman" w:hAnsi="Times New Roman" w:cs="Times New Roman"/>
-          <w:bCs/>
-          <w:lang w:eastAsia="zh-CN"/>
-        </w:rPr>
-        <w:t xml:space="preserve"> Query </w:t>
-      </w:r>
-      <w:r>
-        <w:rPr>
-          <w:rFonts w:ascii="Times New Roman" w:hAnsi="Times New Roman" w:cs="Times New Roman"/>
-          <w:bCs/>
-          <w:lang w:eastAsia="zh-CN"/>
-        </w:rPr>
-        <w:t>预处理、实体识别、意图分类、检索路由与上下文管理全链路。</w:t>
-      </w:r>
-    </w:p>
-    <w:p>
-      <w:pPr>
-        <w:numPr>
-          <w:ilvl w:val="0"/>
-          <w:numId w:val="10"/>
-        </w:numPr>
-        <w:spacing w:after="32" w:line="250" w:lineRule="auto"/>
-        <w:rPr>
-          <w:rFonts w:ascii="Times New Roman" w:hAnsi="Times New Roman" w:cs="Times New Roman"/>
-          <w:bCs/>
-          <w:lang w:eastAsia="zh-CN"/>
-        </w:rPr>
-      </w:pPr>
-      <w:r>
-        <w:rPr>
-          <w:rFonts w:ascii="Times New Roman" w:hAnsi="Times New Roman" w:cs="Times New Roman"/>
-          <w:bCs/>
-          <w:lang w:eastAsia="zh-CN"/>
-        </w:rPr>
-        <w:t>负责会话上下文管理，整合当前</w:t>
-      </w:r>
-      <w:r>
-        <w:rPr>
-          <w:rFonts w:ascii="Times New Roman" w:hAnsi="Times New Roman" w:cs="Times New Roman"/>
-          <w:bCs/>
-          <w:lang w:eastAsia="zh-CN"/>
-        </w:rPr>
-        <w:t xml:space="preserve"> session </w:t>
-      </w:r>
-      <w:r>
-        <w:rPr>
-          <w:rFonts w:ascii="Times New Roman" w:hAnsi="Times New Roman" w:cs="Times New Roman"/>
-          <w:bCs/>
-          <w:lang w:eastAsia="zh-CN"/>
-        </w:rPr>
-        <w:t>近期轮次、历史会话召回与用户长期记忆，结合</w:t>
-      </w:r>
-      <w:r>
-        <w:rPr>
-          <w:rFonts w:ascii="Times New Roman" w:hAnsi="Times New Roman" w:cs="Times New Roman"/>
-          <w:bCs/>
-          <w:lang w:eastAsia="zh-CN"/>
-        </w:rPr>
-        <w:t xml:space="preserve"> token </w:t>
-      </w:r>
-      <w:r>
-        <w:rPr>
-          <w:rFonts w:ascii="Times New Roman" w:hAnsi="Times New Roman" w:cs="Times New Roman"/>
-          <w:bCs/>
-          <w:lang w:eastAsia="zh-CN"/>
-        </w:rPr>
-        <w:t>预算控制、超长会话压缩与历史会话</w:t>
-      </w:r>
-      <w:r>
-        <w:rPr>
-          <w:rFonts w:ascii="Times New Roman" w:hAnsi="Times New Roman" w:cs="Times New Roman"/>
-          <w:bCs/>
-          <w:lang w:eastAsia="zh-CN"/>
-        </w:rPr>
-        <w:t xml:space="preserve"> </w:t>
-      </w:r>
-      <w:r>
-        <w:rPr>
-          <w:rFonts w:ascii="Times New Roman" w:hAnsi="Times New Roman" w:cs="Times New Roman"/>
-          <w:bCs/>
-          <w:lang w:eastAsia="zh-CN"/>
-        </w:rPr>
-        <w:t>摘要，提升多轮会话场景下的上下文承接、历史记忆继承与连续查询理解能力。</w:t>
-      </w:r>
-    </w:p>
-    <w:p>
-      <w:pPr>
-        <w:numPr>
-          <w:ilvl w:val="0"/>
-          <w:numId w:val="10"/>
-        </w:numPr>
-        <w:spacing w:after="32" w:line="250" w:lineRule="auto"/>
-        <w:rPr>
-          <w:rFonts w:ascii="Times New Roman" w:hAnsi="Times New Roman" w:cs="Times New Roman"/>
-          <w:bCs/>
-        </w:rPr>
+        <w:pStyle w:val="a0"/>
+        <w:keepLines/>
+        <w:spacing w:after="32" w:line="320" w:lineRule="exact"/>
+        <w:ind w:left="397" w:right="227" w:hanging="193"/>
       </w:pPr>
       <w:proofErr w:type="spellStart"/>
       <w:r>
-        <w:rPr>
-          <w:rFonts w:ascii="Times New Roman" w:hAnsi="Times New Roman" w:cs="Times New Roman"/>
-        </w:rPr>
-        <w:lastRenderedPageBreak/>
-        <w:t>负责</w:t>
+        <w:t>画像侧</w:t>
       </w:r>
       <w:proofErr w:type="spellEnd"/>
       <w:r>
         <w:rPr>
-          <w:rFonts w:ascii="Times New Roman" w:hAnsi="Times New Roman" w:cs="Times New Roman"/>
-        </w:rPr>
-        <w:t xml:space="preserve"> BERT </w:t>
+          <w:rFonts w:hint="eastAsia"/>
+          <w:lang w:eastAsia="zh-CN"/>
+        </w:rPr>
+        <w:t>，</w:t>
       </w:r>
       <w:proofErr w:type="spellStart"/>
       <w:r>
-        <w:rPr>
-          <w:rFonts w:ascii="Times New Roman" w:hAnsi="Times New Roman" w:cs="Times New Roman"/>
-        </w:rPr>
-        <w:t>意图识别训练链路建设，基于真实用户问句，利用实体标注机制实现新实体零改动泛化，结合</w:t>
+        <w:t>构建</w:t>
       </w:r>
       <w:proofErr w:type="spellEnd"/>
       <w:r>
-        <w:rPr>
-          <w:rFonts w:ascii="Times New Roman" w:hAnsi="Times New Roman" w:cs="Times New Roman"/>
-        </w:rPr>
-        <w:t xml:space="preserve"> Focal </w:t>
+        <w:t xml:space="preserve"> </w:t>
       </w:r>
       <w:proofErr w:type="spellStart"/>
       <w:r>
-        <w:rPr>
-          <w:rFonts w:ascii="Times New Roman" w:hAnsi="Times New Roman" w:cs="Times New Roman"/>
-        </w:rPr>
-        <w:t>Loss</w:t>
-      </w:r>
-      <w:r>
-        <w:rPr>
-          <w:rFonts w:ascii="Times New Roman" w:hAnsi="Times New Roman" w:cs="Times New Roman"/>
-        </w:rPr>
-        <w:t>、</w:t>
-      </w:r>
-      <w:r>
-        <w:rPr>
-          <w:rFonts w:ascii="Times New Roman" w:hAnsi="Times New Roman" w:cs="Times New Roman"/>
-        </w:rPr>
-        <w:t>Label</w:t>
+        <w:t>L1</w:t>
       </w:r>
       <w:proofErr w:type="spellEnd"/>
       <w:r>
-        <w:rPr>
-          <w:rFonts w:ascii="Times New Roman" w:hAnsi="Times New Roman" w:cs="Times New Roman"/>
-        </w:rPr>
-        <w:t xml:space="preserve"> Smoothing </w:t>
+        <w:t xml:space="preserve"> </w:t>
       </w:r>
       <w:proofErr w:type="spellStart"/>
       <w:r>
-        <w:rPr>
-          <w:rFonts w:ascii="Times New Roman" w:hAnsi="Times New Roman" w:cs="Times New Roman"/>
-        </w:rPr>
-        <w:t>与类别权重优化</w:t>
+        <w:t>StaticProfile</w:t>
       </w:r>
       <w:proofErr w:type="spellEnd"/>
       <w:r>
-        <w:rPr>
-          <w:rFonts w:ascii="Times New Roman" w:hAnsi="Times New Roman" w:cs="Times New Roman"/>
-        </w:rPr>
-        <w:t xml:space="preserve"> hard case </w:t>
+        <w:t xml:space="preserve"> + </w:t>
       </w:r>
       <w:proofErr w:type="spellStart"/>
       <w:r>
-        <w:rPr>
-          <w:rFonts w:ascii="Times New Roman" w:hAnsi="Times New Roman" w:cs="Times New Roman"/>
-        </w:rPr>
-        <w:t>和歧义样本识别，</w:t>
-      </w:r>
-      <w:proofErr w:type="gramStart"/>
-      <w:r>
-        <w:rPr>
-          <w:rFonts w:ascii="Times New Roman" w:hAnsi="Times New Roman" w:cs="Times New Roman"/>
-        </w:rPr>
-        <w:t>设计</w:t>
-      </w:r>
-      <w:r>
-        <w:rPr>
-          <w:rFonts w:ascii="Times New Roman" w:hAnsi="Times New Roman" w:cs="Times New Roman"/>
-        </w:rPr>
-        <w:t>“</w:t>
-      </w:r>
-      <w:proofErr w:type="gramEnd"/>
-      <w:r>
-        <w:rPr>
-          <w:rFonts w:ascii="Times New Roman" w:hAnsi="Times New Roman" w:cs="Times New Roman"/>
-        </w:rPr>
-        <w:t>本地</w:t>
+        <w:t>L2</w:t>
       </w:r>
       <w:proofErr w:type="spellEnd"/>
       <w:r>
-        <w:rPr>
-          <w:rFonts w:ascii="Times New Roman" w:hAnsi="Times New Roman" w:cs="Times New Roman"/>
-        </w:rPr>
-        <w:t xml:space="preserve"> BERT </w:t>
+        <w:t xml:space="preserve"> </w:t>
       </w:r>
       <w:proofErr w:type="spellStart"/>
       <w:r>
-        <w:rPr>
-          <w:rFonts w:ascii="Times New Roman" w:hAnsi="Times New Roman" w:cs="Times New Roman"/>
-        </w:rPr>
-        <w:t>优先</w:t>
+        <w:t>StatProfile</w:t>
       </w:r>
       <w:proofErr w:type="spellEnd"/>
       <w:r>
-        <w:rPr>
-          <w:rFonts w:ascii="Times New Roman" w:hAnsi="Times New Roman" w:cs="Times New Roman"/>
-        </w:rPr>
-        <w:t>—</w:t>
+        <w:t xml:space="preserve"> + </w:t>
       </w:r>
       <w:proofErr w:type="spellStart"/>
       <w:r>
-        <w:rPr>
-          <w:rFonts w:ascii="Times New Roman" w:hAnsi="Times New Roman" w:cs="Times New Roman"/>
-        </w:rPr>
-        <w:t>低置信度回退轻量</w:t>
+        <w:t>L3</w:t>
       </w:r>
       <w:proofErr w:type="spellEnd"/>
       <w:r>
-        <w:rPr>
-          <w:rFonts w:ascii="Times New Roman" w:hAnsi="Times New Roman" w:cs="Times New Roman"/>
-        </w:rPr>
         <w:t xml:space="preserve"> </w:t>
       </w:r>
       <w:proofErr w:type="spellStart"/>
-      <w:proofErr w:type="gramStart"/>
-      <w:r>
-        <w:rPr>
-          <w:rFonts w:ascii="Times New Roman" w:hAnsi="Times New Roman" w:cs="Times New Roman"/>
-        </w:rPr>
-        <w:t>LLM”</w:t>
-      </w:r>
-      <w:r>
-        <w:rPr>
-          <w:rFonts w:ascii="Times New Roman" w:hAnsi="Times New Roman" w:cs="Times New Roman"/>
-        </w:rPr>
-        <w:t>回退机制</w:t>
+      <w:r>
+        <w:t>InterestProfile</w:t>
       </w:r>
       <w:proofErr w:type="spellEnd"/>
-      <w:proofErr w:type="gramEnd"/>
-      <w:r>
-        <w:rPr>
-          <w:rFonts w:ascii="Times New Roman" w:hAnsi="Times New Roman" w:cs="Times New Roman"/>
-        </w:rPr>
+      <w:r>
+        <w:t xml:space="preserve"> </w:t>
+      </w:r>
+      <w:proofErr w:type="spellStart"/>
+      <w:r>
+        <w:t>三层用户画像，分别基于规则映射、统计特征、长期记忆与近期行为摘要生成，为搜索个性化与长期用户建模提供结构化输入</w:t>
+      </w:r>
+      <w:proofErr w:type="spellEnd"/>
+      <w:r>
         <w:t>。</w:t>
-      </w:r>
-    </w:p>
-    <w:p>
-      <w:pPr>
-        <w:numPr>
-          <w:ilvl w:val="0"/>
-          <w:numId w:val="10"/>
-        </w:numPr>
-        <w:spacing w:after="32" w:line="250" w:lineRule="auto"/>
-        <w:rPr>
-          <w:rFonts w:ascii="Times New Roman" w:hAnsi="Times New Roman" w:cs="Times New Roman"/>
-          <w:bCs/>
-          <w:lang w:eastAsia="zh-CN"/>
-        </w:rPr>
-      </w:pPr>
-      <w:r>
-        <w:rPr>
-          <w:rFonts w:ascii="Times New Roman" w:hAnsi="Times New Roman" w:cs="Times New Roman"/>
-          <w:bCs/>
-          <w:lang w:eastAsia="zh-CN"/>
-        </w:rPr>
-        <w:t>基于意图识别结果设计差异化</w:t>
-      </w:r>
-      <w:r>
-        <w:rPr>
-          <w:rFonts w:ascii="Times New Roman" w:hAnsi="Times New Roman" w:cs="Times New Roman"/>
-          <w:bCs/>
-          <w:lang w:eastAsia="zh-CN"/>
-        </w:rPr>
-        <w:t xml:space="preserve"> Prompt </w:t>
-      </w:r>
-      <w:r>
-        <w:rPr>
-          <w:rFonts w:ascii="Times New Roman" w:hAnsi="Times New Roman" w:cs="Times New Roman"/>
-          <w:bCs/>
-          <w:lang w:eastAsia="zh-CN"/>
-        </w:rPr>
-        <w:t>模板，构建模版</w:t>
-      </w:r>
-      <w:r>
-        <w:rPr>
-          <w:rFonts w:ascii="Times New Roman" w:hAnsi="Times New Roman" w:cs="Times New Roman"/>
-          <w:bCs/>
-          <w:lang w:eastAsia="zh-CN"/>
-        </w:rPr>
-        <w:t>/</w:t>
-      </w:r>
-      <w:r>
-        <w:rPr>
-          <w:rFonts w:ascii="Times New Roman" w:hAnsi="Times New Roman" w:cs="Times New Roman"/>
-          <w:bCs/>
-          <w:lang w:eastAsia="zh-CN"/>
-        </w:rPr>
-        <w:t>模型路由机制，将不同查询类型分流到对应</w:t>
-      </w:r>
-      <w:r>
-        <w:rPr>
-          <w:rFonts w:ascii="Times New Roman" w:hAnsi="Times New Roman" w:cs="Times New Roman"/>
-          <w:bCs/>
-          <w:lang w:eastAsia="zh-CN"/>
-        </w:rPr>
-        <w:t xml:space="preserve"> Prompt </w:t>
-      </w:r>
-      <w:r>
-        <w:rPr>
-          <w:rFonts w:ascii="Times New Roman" w:hAnsi="Times New Roman" w:cs="Times New Roman"/>
-          <w:bCs/>
-          <w:lang w:eastAsia="zh-CN"/>
-        </w:rPr>
-        <w:t>和模型，保障不同</w:t>
-      </w:r>
-      <w:proofErr w:type="gramStart"/>
-      <w:r>
-        <w:rPr>
-          <w:rFonts w:ascii="Times New Roman" w:hAnsi="Times New Roman" w:cs="Times New Roman"/>
-          <w:bCs/>
-          <w:lang w:eastAsia="zh-CN"/>
-        </w:rPr>
-        <w:t>搜索场</w:t>
-      </w:r>
-      <w:proofErr w:type="gramEnd"/>
-      <w:r>
-        <w:rPr>
-          <w:rFonts w:ascii="Times New Roman" w:hAnsi="Times New Roman" w:cs="Times New Roman"/>
-          <w:bCs/>
-          <w:lang w:eastAsia="zh-CN"/>
-        </w:rPr>
-        <w:t xml:space="preserve"> </w:t>
-      </w:r>
-      <w:r>
-        <w:rPr>
-          <w:rFonts w:ascii="Times New Roman" w:hAnsi="Times New Roman" w:cs="Times New Roman"/>
-          <w:bCs/>
-          <w:lang w:eastAsia="zh-CN"/>
-        </w:rPr>
-        <w:t>景下用户体验的同时，有效控制推理成本。</w:t>
-      </w:r>
-    </w:p>
-    <w:p>
-      <w:pPr>
-        <w:pStyle w:val="21"/>
-        <w:spacing w:after="30"/>
-        <w:rPr>
-          <w:rFonts w:ascii="Times New Roman" w:hAnsi="Times New Roman" w:cs="Times New Roman"/>
-          <w:b w:val="0"/>
-          <w:lang w:eastAsia="zh-CN"/>
-        </w:rPr>
-      </w:pPr>
-      <w:r>
-        <w:rPr>
-          <w:rFonts w:ascii="Times New Roman" w:hAnsi="Times New Roman" w:cs="Times New Roman"/>
-          <w:b w:val="0"/>
-          <w:lang w:eastAsia="zh-CN"/>
-        </w:rPr>
-        <w:t>用</w:t>
-      </w:r>
-      <w:r>
-        <w:rPr>
-          <w:rFonts w:ascii="微软雅黑" w:eastAsia="微软雅黑" w:hAnsi="微软雅黑" w:cs="微软雅黑" w:hint="eastAsia"/>
-          <w:b w:val="0"/>
-          <w:lang w:eastAsia="zh-CN"/>
-        </w:rPr>
-        <w:t>户</w:t>
-      </w:r>
-      <w:r>
-        <w:rPr>
-          <w:rFonts w:ascii="MS Gothic" w:eastAsia="MS Gothic" w:hAnsi="MS Gothic" w:cs="MS Gothic" w:hint="eastAsia"/>
-          <w:b w:val="0"/>
-          <w:lang w:eastAsia="zh-CN"/>
-        </w:rPr>
-        <w:t>画像与</w:t>
-      </w:r>
-      <w:r>
-        <w:rPr>
-          <w:rFonts w:ascii="微软雅黑" w:eastAsia="微软雅黑" w:hAnsi="微软雅黑" w:cs="微软雅黑" w:hint="eastAsia"/>
-          <w:b w:val="0"/>
-          <w:lang w:eastAsia="zh-CN"/>
-        </w:rPr>
-        <w:t>长</w:t>
-      </w:r>
-      <w:r>
-        <w:rPr>
-          <w:rFonts w:ascii="MS Gothic" w:eastAsia="MS Gothic" w:hAnsi="MS Gothic" w:cs="MS Gothic" w:hint="eastAsia"/>
-          <w:b w:val="0"/>
-          <w:lang w:eastAsia="zh-CN"/>
-        </w:rPr>
-        <w:t>期</w:t>
-      </w:r>
-      <w:r>
-        <w:rPr>
-          <w:rFonts w:ascii="微软雅黑" w:eastAsia="微软雅黑" w:hAnsi="微软雅黑" w:cs="微软雅黑" w:hint="eastAsia"/>
-          <w:b w:val="0"/>
-          <w:lang w:eastAsia="zh-CN"/>
-        </w:rPr>
-        <w:t>记忆</w:t>
-      </w:r>
-      <w:r>
-        <w:rPr>
-          <w:rFonts w:ascii="Times New Roman" w:hAnsi="Times New Roman" w:cs="Times New Roman"/>
-          <w:b w:val="0"/>
-          <w:color w:val="667085"/>
-          <w:lang w:eastAsia="zh-CN"/>
-        </w:rPr>
-        <w:t xml:space="preserve">  |  </w:t>
-      </w:r>
-      <w:r>
-        <w:rPr>
-          <w:rFonts w:ascii="微软雅黑" w:eastAsia="微软雅黑" w:hAnsi="微软雅黑" w:cs="微软雅黑" w:hint="eastAsia"/>
-          <w:b w:val="0"/>
-          <w:color w:val="667085"/>
-          <w:lang w:eastAsia="zh-CN"/>
-        </w:rPr>
-        <w:t>负责</w:t>
-      </w:r>
-      <w:r>
-        <w:rPr>
-          <w:rFonts w:ascii="MS Gothic" w:eastAsia="MS Gothic" w:hAnsi="MS Gothic" w:cs="MS Gothic" w:hint="eastAsia"/>
-          <w:b w:val="0"/>
-          <w:color w:val="667085"/>
-          <w:lang w:eastAsia="zh-CN"/>
-        </w:rPr>
-        <w:t>人</w:t>
-      </w:r>
-    </w:p>
-    <w:p>
-      <w:pPr>
-        <w:numPr>
-          <w:ilvl w:val="0"/>
-          <w:numId w:val="10"/>
-        </w:numPr>
-        <w:spacing w:after="32" w:line="250" w:lineRule="auto"/>
-        <w:rPr>
-          <w:rFonts w:ascii="Times New Roman" w:hAnsi="Times New Roman" w:cs="Times New Roman"/>
-          <w:bCs/>
-        </w:rPr>
-      </w:pPr>
-      <w:proofErr w:type="spellStart"/>
-      <w:r>
-        <w:rPr>
-          <w:rFonts w:ascii="Times New Roman" w:hAnsi="Times New Roman" w:cs="Times New Roman"/>
-          <w:bCs/>
-        </w:rPr>
-        <w:t>独立设计并实现教育场景用户画像与长期记忆离线构建系统，从</w:t>
-      </w:r>
-      <w:proofErr w:type="spellEnd"/>
-      <w:r>
-        <w:rPr>
-          <w:rFonts w:ascii="Times New Roman" w:hAnsi="Times New Roman" w:cs="Times New Roman"/>
-          <w:bCs/>
-        </w:rPr>
-        <w:t xml:space="preserve"> 0 </w:t>
-      </w:r>
-      <w:r>
-        <w:rPr>
-          <w:rFonts w:ascii="Times New Roman" w:hAnsi="Times New Roman" w:cs="Times New Roman"/>
-          <w:bCs/>
-        </w:rPr>
-        <w:t>到</w:t>
-      </w:r>
-      <w:r>
-        <w:rPr>
-          <w:rFonts w:ascii="Times New Roman" w:hAnsi="Times New Roman" w:cs="Times New Roman"/>
-          <w:bCs/>
-        </w:rPr>
-        <w:t xml:space="preserve"> 1 </w:t>
-      </w:r>
-      <w:proofErr w:type="spellStart"/>
-      <w:proofErr w:type="gramStart"/>
-      <w:r>
-        <w:rPr>
-          <w:rFonts w:ascii="Times New Roman" w:hAnsi="Times New Roman" w:cs="Times New Roman"/>
-          <w:bCs/>
-        </w:rPr>
-        <w:t>搭建</w:t>
-      </w:r>
-      <w:r>
-        <w:rPr>
-          <w:rFonts w:ascii="Times New Roman" w:hAnsi="Times New Roman" w:cs="Times New Roman"/>
-          <w:bCs/>
-        </w:rPr>
-        <w:t>“</w:t>
-      </w:r>
-      <w:proofErr w:type="gramEnd"/>
-      <w:r>
-        <w:rPr>
-          <w:rFonts w:ascii="Times New Roman" w:hAnsi="Times New Roman" w:cs="Times New Roman"/>
-          <w:bCs/>
-        </w:rPr>
-        <w:t>多源行为数据</w:t>
-      </w:r>
-      <w:proofErr w:type="spellEnd"/>
-      <w:r>
-        <w:rPr>
-          <w:rFonts w:ascii="Times New Roman" w:hAnsi="Times New Roman" w:cs="Times New Roman"/>
-          <w:bCs/>
-        </w:rPr>
-        <w:t xml:space="preserve"> → </w:t>
-      </w:r>
-      <w:proofErr w:type="spellStart"/>
-      <w:r>
-        <w:rPr>
-          <w:rFonts w:ascii="Times New Roman" w:hAnsi="Times New Roman" w:cs="Times New Roman"/>
-          <w:bCs/>
-        </w:rPr>
-        <w:t>HistoryEvent</w:t>
-      </w:r>
-      <w:proofErr w:type="spellEnd"/>
-      <w:r>
-        <w:rPr>
-          <w:rFonts w:ascii="Times New Roman" w:hAnsi="Times New Roman" w:cs="Times New Roman"/>
-          <w:bCs/>
-        </w:rPr>
-        <w:t xml:space="preserve"> → </w:t>
-      </w:r>
-      <w:proofErr w:type="spellStart"/>
-      <w:r>
-        <w:rPr>
-          <w:rFonts w:ascii="Times New Roman" w:hAnsi="Times New Roman" w:cs="Times New Roman"/>
-          <w:bCs/>
-        </w:rPr>
-        <w:t>EventSummary</w:t>
-      </w:r>
-      <w:proofErr w:type="spellEnd"/>
-      <w:r>
-        <w:rPr>
-          <w:rFonts w:ascii="Times New Roman" w:hAnsi="Times New Roman" w:cs="Times New Roman"/>
-          <w:bCs/>
-        </w:rPr>
-        <w:t xml:space="preserve"> → </w:t>
-      </w:r>
-      <w:proofErr w:type="spellStart"/>
-      <w:r>
-        <w:rPr>
-          <w:rFonts w:ascii="Times New Roman" w:hAnsi="Times New Roman" w:cs="Times New Roman"/>
-          <w:bCs/>
-        </w:rPr>
-        <w:t>FactMemory</w:t>
-      </w:r>
-      <w:proofErr w:type="spellEnd"/>
-      <w:r>
-        <w:rPr>
-          <w:rFonts w:ascii="Times New Roman" w:hAnsi="Times New Roman" w:cs="Times New Roman"/>
-          <w:bCs/>
-        </w:rPr>
-        <w:t xml:space="preserve"> / </w:t>
-      </w:r>
-      <w:proofErr w:type="spellStart"/>
-      <w:proofErr w:type="gramStart"/>
-      <w:r>
-        <w:rPr>
-          <w:rFonts w:ascii="Times New Roman" w:hAnsi="Times New Roman" w:cs="Times New Roman"/>
-          <w:bCs/>
-        </w:rPr>
-        <w:t>UserProfile”</w:t>
-      </w:r>
-      <w:r>
-        <w:rPr>
-          <w:rFonts w:ascii="Times New Roman" w:hAnsi="Times New Roman" w:cs="Times New Roman"/>
-          <w:bCs/>
-        </w:rPr>
-        <w:t>的完整</w:t>
-      </w:r>
-      <w:proofErr w:type="spellEnd"/>
-      <w:proofErr w:type="gramEnd"/>
-      <w:r>
-        <w:rPr>
-          <w:rFonts w:ascii="Times New Roman" w:hAnsi="Times New Roman" w:cs="Times New Roman"/>
-          <w:bCs/>
-        </w:rPr>
-        <w:t xml:space="preserve"> Pipeline</w:t>
-      </w:r>
-      <w:r>
-        <w:rPr>
-          <w:rFonts w:ascii="Times New Roman" w:hAnsi="Times New Roman" w:cs="Times New Roman"/>
-          <w:bCs/>
-        </w:rPr>
-        <w:t>。</w:t>
-      </w:r>
-    </w:p>
-    <w:p>
-      <w:pPr>
-        <w:numPr>
-          <w:ilvl w:val="0"/>
-          <w:numId w:val="10"/>
-        </w:numPr>
-        <w:spacing w:after="32" w:line="250" w:lineRule="auto"/>
-        <w:rPr>
-          <w:rFonts w:ascii="Times New Roman" w:hAnsi="Times New Roman" w:cs="Times New Roman"/>
-          <w:bCs/>
-          <w:lang w:eastAsia="zh-CN"/>
-        </w:rPr>
-      </w:pPr>
-      <w:r>
-        <w:rPr>
-          <w:rFonts w:ascii="Times New Roman" w:hAnsi="Times New Roman" w:cs="Times New Roman"/>
-          <w:bCs/>
-          <w:lang w:eastAsia="zh-CN"/>
-        </w:rPr>
-        <w:t>设计三层记忆链路，基于规则</w:t>
-      </w:r>
-      <w:r>
-        <w:rPr>
-          <w:rFonts w:ascii="Times New Roman" w:hAnsi="Times New Roman" w:cs="Times New Roman"/>
-          <w:bCs/>
-          <w:lang w:eastAsia="zh-CN"/>
-        </w:rPr>
-        <w:t xml:space="preserve"> + </w:t>
-      </w:r>
-      <w:r>
-        <w:rPr>
-          <w:rFonts w:ascii="Times New Roman" w:hAnsi="Times New Roman" w:cs="Times New Roman"/>
-          <w:bCs/>
-          <w:lang w:eastAsia="zh-CN"/>
-        </w:rPr>
-        <w:t>统计</w:t>
-      </w:r>
-      <w:r>
-        <w:rPr>
-          <w:rFonts w:ascii="Times New Roman" w:hAnsi="Times New Roman" w:cs="Times New Roman"/>
-          <w:bCs/>
-          <w:lang w:eastAsia="zh-CN"/>
-        </w:rPr>
-        <w:t xml:space="preserve"> + LLM </w:t>
-      </w:r>
-      <w:r>
-        <w:rPr>
-          <w:rFonts w:ascii="Times New Roman" w:hAnsi="Times New Roman" w:cs="Times New Roman"/>
-          <w:bCs/>
-          <w:lang w:eastAsia="zh-CN"/>
-        </w:rPr>
-        <w:t>对搜索、课程、订单、社区等多</w:t>
-      </w:r>
-      <w:proofErr w:type="gramStart"/>
-      <w:r>
-        <w:rPr>
-          <w:rFonts w:ascii="Times New Roman" w:hAnsi="Times New Roman" w:cs="Times New Roman"/>
-          <w:bCs/>
-          <w:lang w:eastAsia="zh-CN"/>
-        </w:rPr>
-        <w:t>源行为</w:t>
-      </w:r>
-      <w:proofErr w:type="gramEnd"/>
-      <w:r>
-        <w:rPr>
-          <w:rFonts w:ascii="Times New Roman" w:hAnsi="Times New Roman" w:cs="Times New Roman"/>
-          <w:bCs/>
-          <w:lang w:eastAsia="zh-CN"/>
-        </w:rPr>
-        <w:t>进行结构化、</w:t>
-      </w:r>
-      <w:proofErr w:type="gramStart"/>
-      <w:r>
-        <w:rPr>
-          <w:rFonts w:ascii="Times New Roman" w:hAnsi="Times New Roman" w:cs="Times New Roman"/>
-          <w:bCs/>
-          <w:lang w:eastAsia="zh-CN"/>
-        </w:rPr>
-        <w:t>去噪与</w:t>
-      </w:r>
-      <w:proofErr w:type="gramEnd"/>
-      <w:r>
-        <w:rPr>
-          <w:rFonts w:ascii="Times New Roman" w:hAnsi="Times New Roman" w:cs="Times New Roman"/>
-          <w:bCs/>
-          <w:lang w:eastAsia="zh-CN"/>
-        </w:rPr>
-        <w:t>窗口聚合，抽取学习状态、需</w:t>
-      </w:r>
-      <w:r>
-        <w:rPr>
-          <w:rFonts w:ascii="Times New Roman" w:hAnsi="Times New Roman" w:cs="Times New Roman"/>
-          <w:bCs/>
-          <w:lang w:eastAsia="zh-CN"/>
-        </w:rPr>
-        <w:t xml:space="preserve"> </w:t>
-      </w:r>
-      <w:r>
-        <w:rPr>
-          <w:rFonts w:ascii="Times New Roman" w:hAnsi="Times New Roman" w:cs="Times New Roman"/>
-          <w:bCs/>
-          <w:lang w:eastAsia="zh-CN"/>
-        </w:rPr>
-        <w:t>求偏好、能力特征等用户信息，最终沉淀为可用于长期建模的</w:t>
-      </w:r>
-      <w:r>
-        <w:rPr>
-          <w:rFonts w:ascii="Times New Roman" w:hAnsi="Times New Roman" w:cs="Times New Roman"/>
-          <w:bCs/>
-          <w:lang w:eastAsia="zh-CN"/>
-        </w:rPr>
-        <w:t xml:space="preserve"> </w:t>
-      </w:r>
-      <w:proofErr w:type="spellStart"/>
-      <w:r>
-        <w:rPr>
-          <w:rFonts w:ascii="Times New Roman" w:hAnsi="Times New Roman" w:cs="Times New Roman"/>
-          <w:bCs/>
-          <w:lang w:eastAsia="zh-CN"/>
-        </w:rPr>
-        <w:t>FactMemory</w:t>
-      </w:r>
-      <w:proofErr w:type="spellEnd"/>
-      <w:r>
-        <w:rPr>
-          <w:rFonts w:ascii="Times New Roman" w:hAnsi="Times New Roman" w:cs="Times New Roman"/>
-          <w:bCs/>
-          <w:lang w:eastAsia="zh-CN"/>
-        </w:rPr>
-        <w:t xml:space="preserve"> </w:t>
-      </w:r>
-      <w:r>
-        <w:rPr>
-          <w:rFonts w:ascii="Times New Roman" w:hAnsi="Times New Roman" w:cs="Times New Roman"/>
-          <w:bCs/>
-          <w:lang w:eastAsia="zh-CN"/>
-        </w:rPr>
-        <w:t>与</w:t>
-      </w:r>
-      <w:r>
-        <w:rPr>
-          <w:rFonts w:ascii="Times New Roman" w:hAnsi="Times New Roman" w:cs="Times New Roman"/>
-          <w:bCs/>
-          <w:lang w:eastAsia="zh-CN"/>
-        </w:rPr>
-        <w:t xml:space="preserve"> </w:t>
-      </w:r>
-      <w:proofErr w:type="spellStart"/>
-      <w:r>
-        <w:rPr>
-          <w:rFonts w:ascii="Times New Roman" w:hAnsi="Times New Roman" w:cs="Times New Roman"/>
-          <w:bCs/>
-          <w:lang w:eastAsia="zh-CN"/>
-        </w:rPr>
-        <w:t>UserProfile</w:t>
-      </w:r>
-      <w:proofErr w:type="spellEnd"/>
-      <w:r>
-        <w:rPr>
-          <w:rFonts w:ascii="Times New Roman" w:hAnsi="Times New Roman" w:cs="Times New Roman"/>
-          <w:bCs/>
-          <w:lang w:eastAsia="zh-CN"/>
-        </w:rPr>
-        <w:t>。</w:t>
-      </w:r>
-    </w:p>
-    <w:p>
-      <w:pPr>
-        <w:numPr>
-          <w:ilvl w:val="0"/>
-          <w:numId w:val="10"/>
-        </w:numPr>
-        <w:spacing w:after="32" w:line="250" w:lineRule="auto"/>
-        <w:rPr>
-          <w:rFonts w:ascii="Times New Roman" w:hAnsi="Times New Roman" w:cs="Times New Roman"/>
-          <w:bCs/>
-          <w:lang w:eastAsia="zh-CN"/>
-        </w:rPr>
-      </w:pPr>
-      <w:r>
-        <w:rPr>
-          <w:rFonts w:ascii="Times New Roman" w:hAnsi="Times New Roman" w:cs="Times New Roman"/>
-          <w:lang w:eastAsia="zh-CN"/>
-        </w:rPr>
-        <w:t>设计基于两级标签体系的</w:t>
-      </w:r>
-      <w:r>
-        <w:rPr>
-          <w:rFonts w:ascii="Times New Roman" w:hAnsi="Times New Roman" w:cs="Times New Roman"/>
-          <w:lang w:eastAsia="zh-CN"/>
-        </w:rPr>
-        <w:t xml:space="preserve"> </w:t>
-      </w:r>
-      <w:proofErr w:type="spellStart"/>
-      <w:r>
-        <w:rPr>
-          <w:rFonts w:ascii="Times New Roman" w:hAnsi="Times New Roman" w:cs="Times New Roman"/>
-          <w:lang w:eastAsia="zh-CN"/>
-        </w:rPr>
-        <w:t>FactMemory</w:t>
-      </w:r>
-      <w:proofErr w:type="spellEnd"/>
-      <w:r>
-        <w:rPr>
-          <w:rFonts w:ascii="Times New Roman" w:hAnsi="Times New Roman" w:cs="Times New Roman"/>
-          <w:lang w:eastAsia="zh-CN"/>
-        </w:rPr>
-        <w:t xml:space="preserve"> </w:t>
-      </w:r>
-      <w:r>
-        <w:rPr>
-          <w:rFonts w:ascii="Times New Roman" w:hAnsi="Times New Roman" w:cs="Times New Roman"/>
-          <w:lang w:eastAsia="zh-CN"/>
-        </w:rPr>
-        <w:t>生命周期治理机制，以规则优先</w:t>
-      </w:r>
-      <w:r>
-        <w:rPr>
-          <w:rFonts w:ascii="Times New Roman" w:hAnsi="Times New Roman" w:cs="Times New Roman"/>
-          <w:lang w:eastAsia="zh-CN"/>
-        </w:rPr>
-        <w:t xml:space="preserve"> + LLM </w:t>
-      </w:r>
-      <w:r>
-        <w:rPr>
-          <w:rFonts w:ascii="Times New Roman" w:hAnsi="Times New Roman" w:cs="Times New Roman"/>
-          <w:lang w:eastAsia="zh-CN"/>
-        </w:rPr>
-        <w:t>兜底的分层合并策略为核心，结合</w:t>
-      </w:r>
-      <w:r>
-        <w:rPr>
-          <w:rFonts w:ascii="Times New Roman" w:hAnsi="Times New Roman" w:cs="Times New Roman"/>
-          <w:lang w:eastAsia="zh-CN"/>
-        </w:rPr>
-        <w:t xml:space="preserve"> Hash </w:t>
-      </w:r>
-      <w:r>
-        <w:rPr>
-          <w:rFonts w:ascii="Times New Roman" w:hAnsi="Times New Roman" w:cs="Times New Roman"/>
-          <w:lang w:eastAsia="zh-CN"/>
-        </w:rPr>
-        <w:t>缓存复用与</w:t>
-      </w:r>
-      <w:r>
-        <w:rPr>
-          <w:rFonts w:ascii="Times New Roman" w:hAnsi="Times New Roman" w:cs="Times New Roman"/>
-          <w:lang w:eastAsia="zh-CN"/>
-        </w:rPr>
-        <w:t xml:space="preserve"> Token </w:t>
-      </w:r>
-      <w:r>
-        <w:rPr>
-          <w:rFonts w:ascii="Times New Roman" w:hAnsi="Times New Roman" w:cs="Times New Roman"/>
-          <w:lang w:eastAsia="zh-CN"/>
-        </w:rPr>
-        <w:t>用量追踪，实现长期记忆的归类组织、增量更新与时效管控，兼顾记忆质量与离线构建成本。</w:t>
-      </w:r>
-    </w:p>
-    <w:p>
-      <w:pPr>
-        <w:numPr>
-          <w:ilvl w:val="0"/>
-          <w:numId w:val="10"/>
-        </w:numPr>
-        <w:spacing w:after="32" w:line="250" w:lineRule="auto"/>
-        <w:rPr>
-          <w:rFonts w:ascii="Times New Roman" w:hAnsi="Times New Roman" w:cs="Times New Roman"/>
-          <w:bCs/>
-          <w:lang w:eastAsia="zh-CN"/>
-        </w:rPr>
-      </w:pPr>
-      <w:r>
-        <w:rPr>
-          <w:rFonts w:ascii="Times New Roman" w:hAnsi="Times New Roman" w:cs="Times New Roman"/>
-          <w:bCs/>
-          <w:lang w:eastAsia="zh-CN"/>
-        </w:rPr>
-        <w:t>构建</w:t>
-      </w:r>
-      <w:r>
-        <w:rPr>
-          <w:rFonts w:ascii="Times New Roman" w:hAnsi="Times New Roman" w:cs="Times New Roman"/>
-          <w:bCs/>
-          <w:lang w:eastAsia="zh-CN"/>
-        </w:rPr>
-        <w:t xml:space="preserve"> L1 </w:t>
-      </w:r>
-      <w:proofErr w:type="spellStart"/>
-      <w:r>
-        <w:rPr>
-          <w:rFonts w:ascii="Times New Roman" w:hAnsi="Times New Roman" w:cs="Times New Roman"/>
-          <w:bCs/>
-          <w:lang w:eastAsia="zh-CN"/>
-        </w:rPr>
-        <w:t>StaticProfile</w:t>
-      </w:r>
-      <w:proofErr w:type="spellEnd"/>
-      <w:r>
-        <w:rPr>
-          <w:rFonts w:ascii="Times New Roman" w:hAnsi="Times New Roman" w:cs="Times New Roman"/>
-          <w:bCs/>
-          <w:lang w:eastAsia="zh-CN"/>
-        </w:rPr>
-        <w:t xml:space="preserve"> + L2 </w:t>
-      </w:r>
-      <w:proofErr w:type="spellStart"/>
-      <w:r>
-        <w:rPr>
-          <w:rFonts w:ascii="Times New Roman" w:hAnsi="Times New Roman" w:cs="Times New Roman"/>
-          <w:bCs/>
-          <w:lang w:eastAsia="zh-CN"/>
-        </w:rPr>
-        <w:t>StatProfile</w:t>
-      </w:r>
-      <w:proofErr w:type="spellEnd"/>
-      <w:r>
-        <w:rPr>
-          <w:rFonts w:ascii="Times New Roman" w:hAnsi="Times New Roman" w:cs="Times New Roman"/>
-          <w:bCs/>
-          <w:lang w:eastAsia="zh-CN"/>
-        </w:rPr>
-        <w:t xml:space="preserve"> + L3 </w:t>
-      </w:r>
-      <w:proofErr w:type="spellStart"/>
-      <w:r>
-        <w:rPr>
-          <w:rFonts w:ascii="Times New Roman" w:hAnsi="Times New Roman" w:cs="Times New Roman"/>
-          <w:bCs/>
-          <w:lang w:eastAsia="zh-CN"/>
-        </w:rPr>
-        <w:t>InterestProfile</w:t>
-      </w:r>
-      <w:proofErr w:type="spellEnd"/>
-      <w:r>
-        <w:rPr>
-          <w:rFonts w:ascii="Times New Roman" w:hAnsi="Times New Roman" w:cs="Times New Roman"/>
-          <w:bCs/>
-          <w:lang w:eastAsia="zh-CN"/>
-        </w:rPr>
-        <w:t xml:space="preserve"> </w:t>
-      </w:r>
-      <w:r>
-        <w:rPr>
-          <w:rFonts w:ascii="Times New Roman" w:hAnsi="Times New Roman" w:cs="Times New Roman"/>
-          <w:bCs/>
-          <w:lang w:eastAsia="zh-CN"/>
-        </w:rPr>
-        <w:t>三层用户画像，分别基于规则映射、统计特征、长期记忆与近期行为摘要</w:t>
-      </w:r>
-      <w:r>
-        <w:rPr>
-          <w:rFonts w:ascii="Times New Roman" w:hAnsi="Times New Roman" w:cs="Times New Roman"/>
-          <w:bCs/>
-          <w:lang w:eastAsia="zh-CN"/>
-        </w:rPr>
-        <w:t xml:space="preserve"> </w:t>
-      </w:r>
-      <w:r>
-        <w:rPr>
-          <w:rFonts w:ascii="Times New Roman" w:hAnsi="Times New Roman" w:cs="Times New Roman"/>
-          <w:bCs/>
-          <w:lang w:eastAsia="zh-CN"/>
-        </w:rPr>
-        <w:t>生成用户稳定画像与动态兴趣画像，为搜索个性化与长期用户建模提供结构化输入。</w:t>
       </w:r>
     </w:p>
     <w:p>
       <w:pPr>
         <w:pStyle w:val="1"/>
         <w:pBdr>
-          <w:bottom w:val="single" w:sz="9" w:space="2" w:color="1F4E79"/>
+          <w:bottom w:val="single" w:sz="16" w:space="3" w:color="000000"/>
         </w:pBdr>
-        <w:rPr>
-          <w:rFonts w:ascii="Times New Roman" w:hAnsi="Times New Roman" w:cs="Times New Roman"/>
-          <w:b w:val="0"/>
-        </w:rPr>
+        <w:spacing w:before="130" w:after="90" w:line="320" w:lineRule="exact"/>
       </w:pPr>
       <w:proofErr w:type="spellStart"/>
       <w:r>
         <w:rPr>
-          <w:rFonts w:ascii="Times New Roman" w:hAnsi="Times New Roman" w:cs="Times New Roman"/>
-          <w:b w:val="0"/>
+          <w:rFonts w:ascii="Arial" w:eastAsia="微软雅黑" w:hAnsi="Arial" w:cs="Arial"/>
         </w:rPr>
         <w:t>相关技能</w:t>
       </w:r>
@@ -3902,453 +2587,237 @@
     </w:p>
     <w:p>
       <w:pPr>
-        <w:numPr>
-          <w:ilvl w:val="0"/>
-          <w:numId w:val="10"/>
-        </w:numPr>
-        <w:spacing w:after="24" w:line="247" w:lineRule="auto"/>
-        <w:rPr>
-          <w:rFonts w:ascii="Times New Roman" w:hAnsi="Times New Roman" w:cs="Times New Roman"/>
-          <w:bCs/>
-        </w:rPr>
+        <w:pStyle w:val="a0"/>
+        <w:keepLines/>
+        <w:spacing w:after="30" w:line="320" w:lineRule="exact"/>
+        <w:ind w:left="397" w:right="227" w:hanging="193"/>
       </w:pPr>
       <w:proofErr w:type="spellStart"/>
       <w:r>
         <w:rPr>
-          <w:rFonts w:ascii="Times New Roman" w:hAnsi="Times New Roman" w:cs="Times New Roman"/>
-          <w:bCs/>
-        </w:rPr>
-        <w:t>语言</w:t>
+          <w:b/>
+        </w:rPr>
+        <w:t>语言与工具：</w:t>
+      </w:r>
+      <w:r>
+        <w:t>Python</w:t>
+      </w:r>
+      <w:r>
+        <w:t>、</w:t>
+      </w:r>
+      <w:r>
+        <w:t>SQL</w:t>
+      </w:r>
+      <w:r>
+        <w:t>、</w:t>
+      </w:r>
+      <w:r>
+        <w:t>C</w:t>
       </w:r>
       <w:proofErr w:type="spellEnd"/>
       <w:r>
-        <w:rPr>
-          <w:rFonts w:ascii="Times New Roman" w:hAnsi="Times New Roman" w:cs="Times New Roman" w:hint="eastAsia"/>
-          <w:bCs/>
-          <w:lang w:eastAsia="zh-CN"/>
-        </w:rPr>
-        <w:t>与工具</w:t>
-      </w:r>
-      <w:r>
-        <w:rPr>
-          <w:rFonts w:ascii="Times New Roman" w:hAnsi="Times New Roman" w:cs="Times New Roman"/>
-          <w:bCs/>
-        </w:rPr>
-        <w:t>：</w:t>
+        <w:t>++</w:t>
+      </w:r>
+      <w:r>
+        <w:t>、</w:t>
       </w:r>
       <w:proofErr w:type="spellStart"/>
       <w:r>
-        <w:rPr>
-          <w:rFonts w:ascii="Times New Roman" w:hAnsi="Times New Roman" w:cs="Times New Roman"/>
-          <w:bCs/>
-        </w:rPr>
-        <w:t>Python</w:t>
-      </w:r>
-      <w:r>
-        <w:rPr>
-          <w:rFonts w:ascii="Times New Roman" w:hAnsi="Times New Roman" w:cs="Times New Roman"/>
-          <w:bCs/>
-        </w:rPr>
+        <w:t>MATLAB</w:t>
+      </w:r>
+      <w:r>
+        <w:t>；</w:t>
+      </w:r>
+      <w:r>
+        <w:t>Redis</w:t>
+      </w:r>
+      <w:r>
         <w:t>、</w:t>
       </w:r>
       <w:r>
-        <w:rPr>
-          <w:rFonts w:ascii="Times New Roman" w:hAnsi="Times New Roman" w:cs="Times New Roman"/>
-          <w:bCs/>
-        </w:rPr>
-        <w:t>SQL</w:t>
-      </w:r>
-      <w:r>
-        <w:rPr>
-          <w:rFonts w:ascii="Times New Roman" w:hAnsi="Times New Roman" w:cs="Times New Roman"/>
-          <w:bCs/>
-        </w:rPr>
+        <w:t>Git</w:t>
+      </w:r>
+      <w:r>
         <w:t>、</w:t>
       </w:r>
       <w:r>
-        <w:rPr>
-          <w:rFonts w:ascii="Times New Roman" w:hAnsi="Times New Roman" w:cs="Times New Roman"/>
-          <w:bCs/>
-        </w:rPr>
-        <w:t>C</w:t>
+        <w:t>Docker</w:t>
+      </w:r>
+      <w:r>
+        <w:t>、</w:t>
+      </w:r>
+      <w:r>
+        <w:t>Linux</w:t>
       </w:r>
       <w:proofErr w:type="spellEnd"/>
       <w:r>
         <w:rPr>
-          <w:rFonts w:ascii="Times New Roman" w:hAnsi="Times New Roman" w:cs="Times New Roman"/>
-          <w:bCs/>
-        </w:rPr>
-        <w:t>++</w:t>
-      </w:r>
-      <w:r>
-        <w:rPr>
-          <w:rFonts w:ascii="Times New Roman" w:hAnsi="Times New Roman" w:cs="Times New Roman" w:hint="eastAsia"/>
-          <w:bCs/>
-          <w:lang w:eastAsia="zh-CN"/>
-        </w:rPr>
-        <w:t>、</w:t>
-      </w:r>
-      <w:proofErr w:type="spellStart"/>
-      <w:r>
-        <w:rPr>
-          <w:rFonts w:ascii="Times New Roman" w:hAnsi="Times New Roman" w:cs="Times New Roman" w:hint="eastAsia"/>
-          <w:bCs/>
-          <w:lang w:eastAsia="zh-CN"/>
-        </w:rPr>
-        <w:t>Matlab</w:t>
-      </w:r>
-      <w:proofErr w:type="spellEnd"/>
-      <w:r>
-        <w:rPr>
-          <w:rFonts w:ascii="Times New Roman" w:hAnsi="Times New Roman" w:cs="Times New Roman" w:hint="eastAsia"/>
-          <w:bCs/>
+          <w:rFonts w:hint="eastAsia"/>
           <w:lang w:eastAsia="zh-CN"/>
         </w:rPr>
         <w:t>；</w:t>
       </w:r>
       <w:r>
         <w:rPr>
-          <w:rFonts w:ascii="Times New Roman" w:hAnsi="Times New Roman" w:cs="Times New Roman"/>
-          <w:bCs/>
-          <w:lang w:eastAsia="zh-CN"/>
-        </w:rPr>
-        <w:t>Redis</w:t>
-      </w:r>
-      <w:r>
-        <w:rPr>
-          <w:rFonts w:ascii="Times New Roman" w:hAnsi="Times New Roman" w:cs="Times New Roman"/>
-          <w:bCs/>
-          <w:lang w:eastAsia="zh-CN"/>
-        </w:rPr>
-        <w:t>、</w:t>
-      </w:r>
-      <w:r>
-        <w:rPr>
-          <w:rFonts w:ascii="Times New Roman" w:hAnsi="Times New Roman" w:cs="Times New Roman"/>
-          <w:bCs/>
-          <w:lang w:eastAsia="zh-CN"/>
-        </w:rPr>
-        <w:t>Git</w:t>
-      </w:r>
-      <w:r>
-        <w:rPr>
-          <w:rFonts w:ascii="Times New Roman" w:hAnsi="Times New Roman" w:cs="Times New Roman"/>
-          <w:bCs/>
-          <w:lang w:eastAsia="zh-CN"/>
-        </w:rPr>
-        <w:t>、</w:t>
-      </w:r>
-      <w:r>
-        <w:rPr>
-          <w:rFonts w:ascii="Times New Roman" w:hAnsi="Times New Roman" w:cs="Times New Roman"/>
-          <w:bCs/>
-          <w:lang w:eastAsia="zh-CN"/>
-        </w:rPr>
-        <w:t>Docker</w:t>
-      </w:r>
-      <w:r>
-        <w:rPr>
-          <w:rFonts w:ascii="Times New Roman" w:hAnsi="Times New Roman" w:cs="Times New Roman"/>
-          <w:bCs/>
-          <w:lang w:eastAsia="zh-CN"/>
-        </w:rPr>
-        <w:t>、</w:t>
-      </w:r>
-      <w:r>
-        <w:rPr>
-          <w:rFonts w:ascii="Times New Roman" w:hAnsi="Times New Roman" w:cs="Times New Roman"/>
-          <w:bCs/>
-          <w:lang w:eastAsia="zh-CN"/>
-        </w:rPr>
-        <w:t>Linux</w:t>
+          <w:lang w:eastAsia="zh-CN"/>
+        </w:rPr>
+        <w:t>英语</w:t>
+      </w:r>
+      <w:r>
+        <w:rPr>
+          <w:lang w:eastAsia="zh-CN"/>
+        </w:rPr>
+        <w:t xml:space="preserve"> CET-6</w:t>
       </w:r>
     </w:p>
     <w:p>
       <w:pPr>
-        <w:numPr>
-          <w:ilvl w:val="0"/>
-          <w:numId w:val="10"/>
-        </w:numPr>
-        <w:spacing w:after="24" w:line="247" w:lineRule="auto"/>
-        <w:rPr>
-          <w:rFonts w:ascii="Times New Roman" w:hAnsi="Times New Roman" w:cs="Times New Roman"/>
-          <w:bCs/>
-        </w:rPr>
+        <w:pStyle w:val="a0"/>
+        <w:keepLines/>
+        <w:spacing w:after="30" w:line="320" w:lineRule="exact"/>
+        <w:ind w:left="397" w:right="227" w:hanging="193"/>
       </w:pPr>
       <w:proofErr w:type="spellStart"/>
       <w:r>
         <w:rPr>
-          <w:rFonts w:ascii="Times New Roman" w:hAnsi="Times New Roman" w:cs="Times New Roman"/>
-          <w:bCs/>
+          <w:b/>
         </w:rPr>
         <w:t>大模型应用：</w:t>
       </w:r>
       <w:r>
-        <w:rPr>
-          <w:rFonts w:ascii="Times New Roman" w:hAnsi="Times New Roman" w:cs="Times New Roman" w:hint="eastAsia"/>
-          <w:bCs/>
-          <w:lang w:eastAsia="zh-CN"/>
-        </w:rPr>
+        <w:t>Multi-Agent</w:t>
+      </w:r>
+      <w:proofErr w:type="spellEnd"/>
+      <w:r>
+        <w:t xml:space="preserve"> Systems</w:t>
+      </w:r>
+      <w:r>
+        <w:rPr>
+          <w:rFonts w:hint="eastAsia"/>
+          <w:lang w:eastAsia="zh-CN"/>
+        </w:rPr>
+        <w:t>、</w:t>
+      </w:r>
+      <w:r>
+        <w:rPr>
+          <w:lang w:eastAsia="zh-CN"/>
+        </w:rPr>
+        <w:t>Agent Routing</w:t>
+      </w:r>
+      <w:r>
+        <w:rPr>
+          <w:rFonts w:hint="eastAsia"/>
+          <w:lang w:eastAsia="zh-CN"/>
+        </w:rPr>
+        <w:t>、</w:t>
+      </w:r>
+      <w:proofErr w:type="spellStart"/>
+      <w:r>
         <w:t>MCP</w:t>
       </w:r>
       <w:r>
-        <w:rPr>
-          <w:rFonts w:ascii="Times New Roman" w:hAnsi="Times New Roman" w:cs="Times New Roman"/>
-          <w:bCs/>
-        </w:rPr>
         <w:t>、</w:t>
       </w:r>
       <w:r>
-        <w:rPr>
-          <w:rFonts w:ascii="Times New Roman" w:hAnsi="Times New Roman" w:cs="Times New Roman"/>
-          <w:bCs/>
-        </w:rPr>
         <w:t>Context</w:t>
       </w:r>
       <w:proofErr w:type="spellEnd"/>
       <w:r>
-        <w:rPr>
-          <w:rFonts w:ascii="Times New Roman" w:hAnsi="Times New Roman" w:cs="Times New Roman"/>
-          <w:bCs/>
-        </w:rPr>
         <w:t xml:space="preserve"> </w:t>
       </w:r>
       <w:proofErr w:type="spellStart"/>
       <w:r>
-        <w:rPr>
-          <w:rFonts w:ascii="Times New Roman" w:hAnsi="Times New Roman" w:cs="Times New Roman"/>
-          <w:bCs/>
-        </w:rPr>
         <w:t>Engineering</w:t>
       </w:r>
       <w:r>
-        <w:rPr>
-          <w:rFonts w:ascii="Times New Roman" w:hAnsi="Times New Roman" w:cs="Times New Roman"/>
-          <w:bCs/>
-        </w:rPr>
         <w:t>、</w:t>
       </w:r>
       <w:r>
-        <w:rPr>
-          <w:rFonts w:ascii="Times New Roman" w:hAnsi="Times New Roman" w:cs="Times New Roman"/>
-          <w:bCs/>
-        </w:rPr>
         <w:t>Long-term</w:t>
       </w:r>
       <w:proofErr w:type="spellEnd"/>
       <w:r>
-        <w:rPr>
-          <w:rFonts w:ascii="Times New Roman" w:hAnsi="Times New Roman" w:cs="Times New Roman"/>
-          <w:bCs/>
-        </w:rPr>
         <w:t xml:space="preserve"> </w:t>
       </w:r>
       <w:proofErr w:type="spellStart"/>
       <w:r>
-        <w:rPr>
-          <w:rFonts w:ascii="Times New Roman" w:hAnsi="Times New Roman" w:cs="Times New Roman"/>
-          <w:bCs/>
-        </w:rPr>
         <w:t>Memory</w:t>
       </w:r>
       <w:r>
-        <w:rPr>
-          <w:rFonts w:ascii="Times New Roman" w:hAnsi="Times New Roman" w:cs="Times New Roman"/>
-          <w:bCs/>
-        </w:rPr>
         <w:t>、</w:t>
       </w:r>
       <w:r>
-        <w:rPr>
-          <w:rFonts w:ascii="Times New Roman" w:hAnsi="Times New Roman" w:cs="Times New Roman"/>
-          <w:bCs/>
-        </w:rPr>
         <w:t>RAG</w:t>
       </w:r>
       <w:r>
-        <w:rPr>
-          <w:rFonts w:ascii="Times New Roman" w:hAnsi="Times New Roman" w:cs="Times New Roman"/>
-          <w:bCs/>
-        </w:rPr>
         <w:t>、</w:t>
       </w:r>
       <w:r>
-        <w:rPr>
-          <w:rFonts w:ascii="Times New Roman" w:hAnsi="Times New Roman" w:cs="Times New Roman"/>
-          <w:bCs/>
-        </w:rPr>
         <w:t>Prompt</w:t>
       </w:r>
       <w:proofErr w:type="spellEnd"/>
       <w:r>
-        <w:rPr>
-          <w:rFonts w:ascii="Times New Roman" w:hAnsi="Times New Roman" w:cs="Times New Roman"/>
-          <w:bCs/>
-        </w:rPr>
         <w:t xml:space="preserve"> </w:t>
       </w:r>
       <w:proofErr w:type="spellStart"/>
       <w:r>
-        <w:rPr>
-          <w:rFonts w:ascii="Times New Roman" w:hAnsi="Times New Roman" w:cs="Times New Roman"/>
-          <w:bCs/>
-        </w:rPr>
         <w:t>Engineering</w:t>
       </w:r>
       <w:r>
-        <w:rPr>
-          <w:rFonts w:ascii="Times New Roman" w:hAnsi="Times New Roman" w:cs="Times New Roman"/>
-          <w:bCs/>
-        </w:rPr>
         <w:t>、</w:t>
       </w:r>
       <w:r>
-        <w:rPr>
-          <w:rFonts w:ascii="Times New Roman" w:hAnsi="Times New Roman" w:cs="Times New Roman"/>
-          <w:bCs/>
-        </w:rPr>
         <w:t>Tool</w:t>
       </w:r>
       <w:proofErr w:type="spellEnd"/>
       <w:r>
-        <w:rPr>
-          <w:rFonts w:ascii="Times New Roman" w:hAnsi="Times New Roman" w:cs="Times New Roman"/>
-          <w:bCs/>
-        </w:rPr>
         <w:t xml:space="preserve"> Calling</w:t>
       </w:r>
     </w:p>
     <w:p>
       <w:pPr>
-        <w:numPr>
-          <w:ilvl w:val="0"/>
-          <w:numId w:val="10"/>
-        </w:numPr>
-        <w:spacing w:after="24" w:line="247" w:lineRule="auto"/>
-        <w:rPr>
-          <w:rFonts w:ascii="Times New Roman" w:hAnsi="Times New Roman" w:cs="Times New Roman"/>
-          <w:bCs/>
-        </w:rPr>
+        <w:pStyle w:val="a0"/>
+        <w:keepLines/>
+        <w:spacing w:after="30" w:line="320" w:lineRule="exact"/>
+        <w:ind w:left="397" w:right="227" w:hanging="193"/>
       </w:pPr>
-      <w:proofErr w:type="spellStart"/>
-      <w:r>
-        <w:rPr>
-          <w:rFonts w:ascii="Times New Roman" w:hAnsi="Times New Roman" w:cs="Times New Roman"/>
-          <w:bCs/>
-        </w:rPr>
-        <w:t>算法与框架</w:t>
-      </w:r>
-      <w:proofErr w:type="spellEnd"/>
-      <w:r>
-        <w:rPr>
-          <w:rFonts w:ascii="Times New Roman" w:hAnsi="Times New Roman" w:cs="Times New Roman"/>
-          <w:bCs/>
-        </w:rPr>
-        <w:t>：</w:t>
-      </w:r>
-      <w:r>
-        <w:rPr>
-          <w:rFonts w:ascii="Times New Roman" w:hAnsi="Times New Roman" w:cs="Times New Roman"/>
-          <w:bCs/>
-        </w:rPr>
-        <w:t xml:space="preserve"> </w:t>
-      </w:r>
-      <w:proofErr w:type="spellStart"/>
-      <w:r>
-        <w:rPr>
-          <w:rFonts w:ascii="Times New Roman" w:hAnsi="Times New Roman" w:cs="Times New Roman"/>
-          <w:bCs/>
-        </w:rPr>
+      <w:r>
+        <w:rPr>
+          <w:b/>
+        </w:rPr>
+        <w:t>算法与框架：</w:t>
+      </w:r>
+      <w:r>
         <w:t>Transformer</w:t>
       </w:r>
       <w:r>
-        <w:rPr>
-          <w:rFonts w:ascii="Times New Roman" w:hAnsi="Times New Roman" w:cs="Times New Roman"/>
-          <w:bCs/>
-        </w:rPr>
         <w:t>、</w:t>
       </w:r>
       <w:r>
-        <w:rPr>
-          <w:rFonts w:ascii="Times New Roman" w:hAnsi="Times New Roman" w:cs="Times New Roman"/>
-          <w:bCs/>
-        </w:rPr>
         <w:t>BERT</w:t>
       </w:r>
-      <w:proofErr w:type="spellEnd"/>
-      <w:r>
-        <w:rPr>
-          <w:rFonts w:ascii="Times New Roman" w:hAnsi="Times New Roman" w:cs="Times New Roman"/>
-          <w:bCs/>
-        </w:rPr>
-        <w:t xml:space="preserve"> </w:t>
-      </w:r>
-      <w:r>
-        <w:rPr>
-          <w:rFonts w:ascii="Times New Roman" w:hAnsi="Times New Roman" w:cs="Times New Roman"/>
-          <w:bCs/>
-        </w:rPr>
+      <w:r>
         <w:t>、</w:t>
       </w:r>
       <w:r>
-        <w:rPr>
-          <w:rFonts w:ascii="Times New Roman" w:hAnsi="Times New Roman" w:cs="Times New Roman" w:hint="eastAsia"/>
-          <w:bCs/>
-          <w:lang w:eastAsia="zh-CN"/>
-        </w:rPr>
         <w:t>LLM</w:t>
       </w:r>
       <w:r>
-        <w:rPr>
-          <w:rFonts w:ascii="Times New Roman" w:hAnsi="Times New Roman" w:cs="Times New Roman" w:hint="eastAsia"/>
-          <w:bCs/>
-          <w:lang w:eastAsia="zh-CN"/>
-        </w:rPr>
         <w:t>、</w:t>
       </w:r>
       <w:r>
-        <w:rPr>
-          <w:rFonts w:ascii="Times New Roman" w:hAnsi="Times New Roman" w:cs="Times New Roman" w:hint="eastAsia"/>
-          <w:bCs/>
-          <w:lang w:eastAsia="zh-CN"/>
-        </w:rPr>
-        <w:t>M</w:t>
-      </w:r>
-      <w:r>
-        <w:rPr>
-          <w:rFonts w:ascii="Times New Roman" w:hAnsi="Times New Roman" w:cs="Times New Roman"/>
-          <w:bCs/>
-        </w:rPr>
-        <w:t xml:space="preserve"> LLM</w:t>
-      </w:r>
-      <w:r>
-        <w:rPr>
-          <w:rFonts w:ascii="Times New Roman" w:hAnsi="Times New Roman" w:cs="Times New Roman"/>
-          <w:bCs/>
-        </w:rPr>
+        <w:t>MLLM</w:t>
+      </w:r>
+      <w:r>
         <w:t>、</w:t>
       </w:r>
       <w:r>
-        <w:rPr>
-          <w:rFonts w:ascii="Times New Roman" w:hAnsi="Times New Roman" w:cs="Times New Roman"/>
-          <w:bCs/>
-        </w:rPr>
         <w:t>SFT/PEFT</w:t>
       </w:r>
       <w:r>
-        <w:rPr>
-          <w:rFonts w:ascii="Times New Roman" w:hAnsi="Times New Roman" w:cs="Times New Roman" w:hint="eastAsia"/>
-          <w:bCs/>
-          <w:lang w:eastAsia="zh-CN"/>
-        </w:rPr>
         <w:t>、</w:t>
       </w:r>
       <w:r>
-        <w:rPr>
-          <w:rFonts w:ascii="Times New Roman" w:hAnsi="Times New Roman" w:cs="Times New Roman" w:hint="eastAsia"/>
-          <w:bCs/>
-          <w:lang w:eastAsia="zh-CN"/>
-        </w:rPr>
         <w:t>RL</w:t>
       </w:r>
     </w:p>
@@ -4356,254 +2825,209 @@
       <w:pPr>
         <w:pStyle w:val="1"/>
         <w:pBdr>
-          <w:bottom w:val="single" w:sz="9" w:space="2" w:color="1F4E79"/>
+          <w:bottom w:val="single" w:sz="16" w:space="3" w:color="000000"/>
         </w:pBdr>
-        <w:rPr>
-          <w:rFonts w:ascii="Times New Roman" w:hAnsi="Times New Roman" w:cs="Times New Roman"/>
-          <w:b w:val="0"/>
-        </w:rPr>
+        <w:spacing w:before="130" w:after="90" w:line="320" w:lineRule="exact"/>
       </w:pPr>
-      <w:proofErr w:type="spellStart"/>
-      <w:r>
-        <w:rPr>
-          <w:rFonts w:ascii="微软雅黑" w:eastAsia="微软雅黑" w:hAnsi="微软雅黑" w:cs="微软雅黑" w:hint="eastAsia"/>
-          <w:b w:val="0"/>
-        </w:rPr>
-        <w:t>论</w:t>
-      </w:r>
-      <w:r>
-        <w:rPr>
-          <w:rFonts w:ascii="MS Gothic" w:eastAsia="MS Gothic" w:hAnsi="MS Gothic" w:cs="MS Gothic" w:hint="eastAsia"/>
-          <w:b w:val="0"/>
-        </w:rPr>
-        <w:t>文及知</w:t>
-      </w:r>
-      <w:r>
-        <w:rPr>
-          <w:rFonts w:ascii="微软雅黑" w:eastAsia="微软雅黑" w:hAnsi="微软雅黑" w:cs="微软雅黑" w:hint="eastAsia"/>
-          <w:b w:val="0"/>
-        </w:rPr>
-        <w:t>识产权</w:t>
-      </w:r>
-      <w:proofErr w:type="spellEnd"/>
+      <w:r>
+        <w:rPr>
+          <w:rFonts w:ascii="Arial" w:eastAsia="微软雅黑" w:hAnsi="Arial" w:cs="Arial"/>
+        </w:rPr>
+        <w:t>论文及知识产权</w:t>
+      </w:r>
     </w:p>
     <w:p>
       <w:pPr>
-        <w:numPr>
-          <w:ilvl w:val="0"/>
-          <w:numId w:val="10"/>
-        </w:numPr>
-        <w:spacing w:after="24" w:line="247" w:lineRule="auto"/>
-        <w:rPr>
-          <w:rFonts w:ascii="Times New Roman" w:hAnsi="Times New Roman" w:cs="Times New Roman"/>
-          <w:bCs/>
-        </w:rPr>
+        <w:pStyle w:val="a0"/>
+        <w:keepLines/>
+        <w:spacing w:after="30" w:line="320" w:lineRule="exact"/>
+        <w:ind w:left="397" w:right="227" w:hanging="193"/>
       </w:pPr>
       <w:r>
         <w:rPr>
-          <w:rFonts w:ascii="Times New Roman" w:hAnsi="Times New Roman" w:cs="Times New Roman"/>
-          <w:bCs/>
-        </w:rPr>
-        <w:t>ISPRS 2026 Congress (TC II), Abstract Accepted</w:t>
-      </w:r>
-      <w:r>
-        <w:rPr>
-          <w:rFonts w:ascii="Times New Roman" w:hAnsi="Times New Roman" w:cs="Times New Roman"/>
-          <w:bCs/>
+          <w:b/>
+        </w:rPr>
+        <w:t>XXV</w:t>
+      </w:r>
+      <w:r>
+        <w:rPr>
+          <w:b/>
+        </w:rPr>
+        <w:t xml:space="preserve"> </w:t>
+      </w:r>
+      <w:r>
+        <w:rPr>
+          <w:b/>
+        </w:rPr>
+        <w:t>ISPRS 2026 Congress (TC II)</w:t>
+      </w:r>
+      <w:r>
+        <w:rPr>
+          <w:b/>
         </w:rPr>
         <w:t>：</w:t>
       </w:r>
       <w:r>
-        <w:rPr>
-          <w:rFonts w:ascii="Times New Roman" w:hAnsi="Times New Roman" w:cs="Times New Roman"/>
-          <w:bCs/>
-        </w:rPr>
-        <w:t>Image-Assisted Aerial LiDAR Completion with Morphology-Guided Gaussian Ellipsoids</w:t>
-      </w:r>
-      <w:r>
-        <w:rPr>
-          <w:rFonts w:ascii="Times New Roman" w:hAnsi="Times New Roman" w:cs="Times New Roman"/>
-          <w:bCs/>
-        </w:rPr>
+        <w:t xml:space="preserve">Image-assisted aerial LiDAR completion with morphology-guided gaussian </w:t>
+      </w:r>
+      <w:proofErr w:type="spellStart"/>
+      <w:r>
+        <w:t>splatting</w:t>
+      </w:r>
+      <w:r>
         <w:t>（</w:t>
       </w:r>
       <w:r>
-        <w:rPr>
-          <w:rFonts w:ascii="Times New Roman" w:hAnsi="Times New Roman" w:cs="Times New Roman"/>
-          <w:bCs/>
-        </w:rPr>
         <w:t>Co-author</w:t>
       </w:r>
       <w:r>
-        <w:rPr>
-          <w:rFonts w:ascii="Times New Roman" w:hAnsi="Times New Roman" w:cs="Times New Roman"/>
-          <w:bCs/>
-        </w:rPr>
         <w:t>；重建</w:t>
       </w:r>
-      <w:r>
-        <w:rPr>
-          <w:rFonts w:ascii="Times New Roman" w:hAnsi="Times New Roman" w:cs="Times New Roman"/>
-          <w:bCs/>
-        </w:rPr>
+      <w:proofErr w:type="spellEnd"/>
+      <w:r>
         <w:t>/</w:t>
       </w:r>
-      <w:r>
-        <w:rPr>
-          <w:rFonts w:ascii="Times New Roman" w:hAnsi="Times New Roman" w:cs="Times New Roman"/>
-          <w:bCs/>
-        </w:rPr>
+      <w:proofErr w:type="spellStart"/>
+      <w:r>
         <w:t>数据</w:t>
       </w:r>
-      <w:r>
-        <w:rPr>
-          <w:rFonts w:ascii="Times New Roman" w:hAnsi="Times New Roman" w:cs="Times New Roman"/>
-          <w:bCs/>
-        </w:rPr>
-        <w:t xml:space="preserve"> Pipeline</w:t>
-      </w:r>
-      <w:r>
-        <w:rPr>
-          <w:rFonts w:ascii="Times New Roman" w:hAnsi="Times New Roman" w:cs="Times New Roman"/>
-          <w:bCs/>
-        </w:rPr>
-        <w:t>、实验与可视化）</w:t>
+      <w:proofErr w:type="spellEnd"/>
+      <w:r>
+        <w:t xml:space="preserve"> </w:t>
+      </w:r>
+      <w:proofErr w:type="spellStart"/>
+      <w:r>
+        <w:t>Pipeline</w:t>
+      </w:r>
+      <w:r>
+        <w:t>、实验与可视化</w:t>
+      </w:r>
+      <w:proofErr w:type="spellEnd"/>
+      <w:r>
+        <w:t>）</w:t>
       </w:r>
     </w:p>
     <w:p>
       <w:pPr>
-        <w:numPr>
-          <w:ilvl w:val="0"/>
-          <w:numId w:val="10"/>
-        </w:numPr>
-        <w:spacing w:after="24" w:line="247" w:lineRule="auto"/>
-        <w:rPr>
-          <w:rFonts w:ascii="Times New Roman" w:hAnsi="Times New Roman" w:cs="Times New Roman"/>
-          <w:bCs/>
+        <w:pStyle w:val="a0"/>
+        <w:keepLines/>
+        <w:spacing w:after="30" w:line="320" w:lineRule="exact"/>
+        <w:ind w:left="397" w:right="227" w:hanging="193"/>
+        <w:rPr>
+          <w:lang w:eastAsia="zh-CN"/>
         </w:rPr>
       </w:pPr>
       <w:r>
         <w:rPr>
-          <w:rFonts w:ascii="Times New Roman" w:hAnsi="Times New Roman" w:cs="Times New Roman"/>
-          <w:bCs/>
-        </w:rPr>
-        <w:t>《地理空间信息》投稿（</w:t>
-      </w:r>
-      <w:r>
-        <w:rPr>
-          <w:rFonts w:ascii="Times New Roman" w:hAnsi="Times New Roman" w:cs="Times New Roman"/>
-          <w:bCs/>
-        </w:rPr>
-        <w:t>2025.11</w:t>
-      </w:r>
-      <w:r>
-        <w:rPr>
-          <w:rFonts w:ascii="Times New Roman" w:hAnsi="Times New Roman" w:cs="Times New Roman"/>
-          <w:bCs/>
-        </w:rPr>
-        <w:t>，</w:t>
-      </w:r>
-      <w:r>
-        <w:rPr>
-          <w:rFonts w:ascii="Times New Roman" w:hAnsi="Times New Roman" w:cs="Times New Roman"/>
-          <w:bCs/>
-        </w:rPr>
-        <w:t>Under Review</w:t>
-      </w:r>
-      <w:r>
-        <w:rPr>
-          <w:rFonts w:ascii="Times New Roman" w:hAnsi="Times New Roman" w:cs="Times New Roman"/>
-          <w:bCs/>
-        </w:rPr>
-        <w:t>）：《土地利用数据综合的改进型</w:t>
-      </w:r>
-      <w:r>
-        <w:rPr>
-          <w:rFonts w:ascii="Times New Roman" w:hAnsi="Times New Roman" w:cs="Times New Roman"/>
-          <w:bCs/>
-        </w:rPr>
-        <w:t xml:space="preserve"> Pix2Pix </w:t>
-      </w:r>
-      <w:r>
-        <w:rPr>
-          <w:rFonts w:ascii="Times New Roman" w:hAnsi="Times New Roman" w:cs="Times New Roman"/>
-          <w:bCs/>
+          <w:b/>
+          <w:lang w:eastAsia="zh-CN"/>
+        </w:rPr>
+        <w:t>《地理空间信息》：</w:t>
+      </w:r>
+      <w:r>
+        <w:rPr>
+          <w:lang w:eastAsia="zh-CN"/>
+        </w:rPr>
+        <w:t>《土地利用数据综合的改进型</w:t>
+      </w:r>
+      <w:r>
+        <w:rPr>
+          <w:lang w:eastAsia="zh-CN"/>
+        </w:rPr>
+        <w:t xml:space="preserve"> </w:t>
+      </w:r>
+      <w:proofErr w:type="spellStart"/>
+      <w:r>
+        <w:rPr>
+          <w:lang w:eastAsia="zh-CN"/>
+        </w:rPr>
+        <w:t>Pix2Pix</w:t>
+      </w:r>
+      <w:proofErr w:type="spellEnd"/>
+      <w:r>
+        <w:rPr>
+          <w:lang w:eastAsia="zh-CN"/>
+        </w:rPr>
+        <w:t xml:space="preserve"> </w:t>
+      </w:r>
+      <w:r>
+        <w:rPr>
+          <w:lang w:eastAsia="zh-CN"/>
         </w:rPr>
         <w:t>深度学习模型》（</w:t>
       </w:r>
       <w:r>
         <w:rPr>
-          <w:rFonts w:ascii="Times New Roman" w:hAnsi="Times New Roman" w:cs="Times New Roman"/>
-          <w:bCs/>
+          <w:lang w:eastAsia="zh-CN"/>
         </w:rPr>
         <w:t>Co-author</w:t>
       </w:r>
       <w:r>
         <w:rPr>
-          <w:rFonts w:ascii="Times New Roman" w:hAnsi="Times New Roman" w:cs="Times New Roman"/>
-          <w:bCs/>
+          <w:lang w:eastAsia="zh-CN"/>
         </w:rPr>
         <w:t>；数据清洗、改进点梳理）</w:t>
       </w:r>
     </w:p>
     <w:p>
       <w:pPr>
-        <w:numPr>
-          <w:ilvl w:val="0"/>
-          <w:numId w:val="10"/>
-        </w:numPr>
-        <w:spacing w:after="24" w:line="247" w:lineRule="auto"/>
-        <w:rPr>
-          <w:rFonts w:ascii="Times New Roman" w:hAnsi="Times New Roman" w:cs="Times New Roman"/>
-          <w:bCs/>
+        <w:pStyle w:val="a0"/>
+        <w:keepLines/>
+        <w:spacing w:after="30" w:line="320" w:lineRule="exact"/>
+        <w:ind w:left="397" w:right="227" w:hanging="193"/>
+        <w:rPr>
           <w:lang w:eastAsia="zh-CN"/>
         </w:rPr>
       </w:pPr>
       <w:r>
         <w:rPr>
-          <w:rFonts w:ascii="Times New Roman" w:hAnsi="Times New Roman" w:cs="Times New Roman"/>
-          <w:bCs/>
-          <w:lang w:eastAsia="zh-CN"/>
-        </w:rPr>
-        <w:t>软件著作权（受理）：《基于深度学习的土地利用数据多尺度更新软件（</w:t>
-      </w:r>
-      <w:r>
-        <w:rPr>
-          <w:rFonts w:ascii="Times New Roman" w:hAnsi="Times New Roman" w:cs="Times New Roman"/>
-          <w:bCs/>
-          <w:lang w:eastAsia="zh-CN"/>
-        </w:rPr>
-        <w:t>MSLC-GAN</w:t>
-      </w:r>
-      <w:r>
-        <w:rPr>
-          <w:rFonts w:ascii="Times New Roman" w:hAnsi="Times New Roman" w:cs="Times New Roman"/>
-          <w:bCs/>
+          <w:b/>
+          <w:lang w:eastAsia="zh-CN"/>
+        </w:rPr>
+        <w:t>软件著作权：</w:t>
+      </w:r>
+      <w:r>
+        <w:rPr>
+          <w:lang w:eastAsia="zh-CN"/>
+        </w:rPr>
+        <w:t>《基于深度学习的土地利用数据多尺度更新软件（</w:t>
+      </w:r>
+      <w:proofErr w:type="spellStart"/>
+      <w:r>
+        <w:rPr>
+          <w:lang w:eastAsia="zh-CN"/>
+        </w:rPr>
+        <w:t>MSLC</w:t>
+      </w:r>
+      <w:proofErr w:type="spellEnd"/>
+      <w:r>
+        <w:rPr>
+          <w:lang w:eastAsia="zh-CN"/>
+        </w:rPr>
+        <w:t>-GAN</w:t>
+      </w:r>
+      <w:r>
+        <w:rPr>
           <w:lang w:eastAsia="zh-CN"/>
         </w:rPr>
         <w:t>）》（</w:t>
       </w:r>
       <w:r>
         <w:rPr>
-          <w:rFonts w:ascii="Times New Roman" w:hAnsi="Times New Roman" w:cs="Times New Roman"/>
-          <w:bCs/>
           <w:lang w:eastAsia="zh-CN"/>
         </w:rPr>
         <w:t>Co-author</w:t>
       </w:r>
       <w:r>
         <w:rPr>
-          <w:rFonts w:ascii="Times New Roman" w:hAnsi="Times New Roman" w:cs="Times New Roman"/>
-          <w:bCs/>
           <w:lang w:eastAsia="zh-CN"/>
         </w:rPr>
         <w:t>；数据清洗、软件封装）</w:t>
       </w:r>
     </w:p>
     <w:sectPr>
-      <w:footerReference w:type="default" r:id="rId8"/>
       <w:pgSz w:w="11906" w:h="16838"/>
-      <w:pgMar w:top="792" w:right="792" w:bottom="792" w:left="792" w:header="288" w:footer="360" w:gutter="0"/>
+      <w:pgMar w:top="283" w:right="1417" w:bottom="510" w:left="1417" w:header="227" w:footer="227" w:gutter="0"/>
       <w:cols w:space="720"/>
       <w:docGrid w:linePitch="360"/>
     </w:sectPr>
@@ -4616,7 +3040,7 @@
   <w:endnote w:type="separator" w:id="-1">
     <w:p>
       <w:pPr>
-        <w:spacing w:after="0" w:line="240" w:lineRule="auto"/>
+        <w:spacing w:line="240" w:lineRule="auto"/>
       </w:pPr>
       <w:r>
         <w:separator/>
@@ -4626,7 +3050,7 @@
   <w:endnote w:type="continuationSeparator" w:id="0">
     <w:p>
       <w:pPr>
-        <w:spacing w:after="0" w:line="240" w:lineRule="auto"/>
+        <w:spacing w:line="240" w:lineRule="auto"/>
       </w:pPr>
       <w:r>
         <w:continuationSeparator/>
@@ -4634,28 +3058,6 @@
     </w:p>
   </w:endnote>
 </w:endnotes>
-</file>
-
-<file path=word/footer1.xml><?xml version="1.0" encoding="utf-8"?>
-<w:ftr xmlns:wpc="http://schemas.microsoft.com/office/word/2010/wordprocessingCanvas" xmlns:cx="http://schemas.microsoft.com/office/drawing/2014/chartex" xmlns:cx1="http://schemas.microsoft.com/office/drawing/2015/9/8/chartex" xmlns:cx2="http://schemas.microsoft.com/office/drawing/2015/10/21/chartex" xmlns:cx3="http://schemas.microsoft.com/office/drawing/2016/5/9/chartex" xmlns:cx4="http://schemas.microsoft.com/office/drawing/2016/5/10/chartex" xmlns:cx5="http://schemas.microsoft.com/office/drawing/2016/5/11/chartex" xmlns:cx6="http://schemas.microsoft.com/office/drawing/2016/5/12/chartex" xmlns:cx7="http://schemas.microsoft.com/office/drawing/2016/5/13/chartex" xmlns:cx8="http://schemas.microsoft.com/office/drawing/2016/5/14/chartex" xmlns:mc="http://schemas.openxmlformats.org/markup-compatibility/2006" xmlns:aink="http://schemas.microsoft.com/office/drawing/2016/ink" xmlns:am3d="http://schemas.microsoft.com/office/drawing/2017/model3d" xmlns:o="urn:schemas-microsoft-com:office:office" xmlns:oel="http://schemas.microsoft.com/office/2019/extlst" xmlns:r="http://schemas.openxmlformats.org/officeDocument/2006/relationships" xmlns:m="http://schemas.openxmlformats.org/officeDocument/2006/math" xmlns:v="urn:schemas-microsoft-com:vml" xmlns:wp14="http://schemas.microsoft.com/office/word/2010/wordprocessingDrawing" xmlns:wp="http://schemas.openxmlformats.org/drawingml/2006/wordprocessingDrawing" xmlns:w10="urn:schemas-microsoft-com:office:word" xmlns:w="http://schemas.openxmlformats.org/wordprocessingml/2006/main" xmlns:w14="http://schemas.microsoft.com/office/word/2010/wordml" xmlns:w15="http://schemas.microsoft.com/office/word/2012/wordml" xmlns:w16cex="http://schemas.microsoft.com/office/word/2018/wordml/cex" xmlns:w16cid="http://schemas.microsoft.com/office/word/2016/wordml/cid" xmlns:w16="http://schemas.microsoft.com/office/word/2018/wordml" xmlns:w16du="http://schemas.microsoft.com/office/word/2023/wordml/word16du" xmlns:w16sdtdh="http://schemas.microsoft.com/office/word/2020/wordml/sdtdatahash" xmlns:w16sdtfl="http://schemas.microsoft.com/office/word/2024/wordml/sdtformatlock" xmlns:w16se="http://schemas.microsoft.com/office/word/2015/wordml/symex" xmlns:wpg="http://schemas.microsoft.com/office/word/2010/wordprocessingGroup" xmlns:wpi="http://schemas.microsoft.com/office/word/2010/wordprocessingInk" xmlns:wne="http://schemas.microsoft.com/office/word/2006/wordml" xmlns:wps="http://schemas.microsoft.com/office/word/2010/wordprocessingShape" mc:Ignorable="w14 w15 w16se w16cid w16 w16cex w16sdtdh w16sdtfl w16du wp14">
-  <w:p>
-    <w:pPr>
-      <w:pStyle w:val="a7"/>
-      <w:jc w:val="center"/>
-      <w:rPr>
-        <w:lang w:eastAsia="zh-CN"/>
-      </w:rPr>
-    </w:pPr>
-    <w:r>
-      <w:rPr>
-        <w:color w:val="667085"/>
-        <w:sz w:val="15"/>
-        <w:lang w:eastAsia="zh-CN"/>
-      </w:rPr>
-      <w:t>内容扩展版｜投递前请删除所有【待确认】字段并按岗位压缩</w:t>
-    </w:r>
-  </w:p>
-</w:ftr>
 </file>
 
 <file path=word/footnotes.xml><?xml version="1.0" encoding="utf-8"?>
@@ -4663,7 +3065,7 @@
   <w:footnote w:type="separator" w:id="-1">
     <w:p>
       <w:pPr>
-        <w:spacing w:after="0" w:line="240" w:lineRule="auto"/>
+        <w:spacing w:line="240" w:lineRule="auto"/>
       </w:pPr>
       <w:r>
         <w:separator/>
@@ -4673,7 +3075,7 @@
   <w:footnote w:type="continuationSeparator" w:id="0">
     <w:p>
       <w:pPr>
-        <w:spacing w:after="0" w:line="240" w:lineRule="auto"/>
+        <w:spacing w:line="240" w:lineRule="auto"/>
       </w:pPr>
       <w:r>
         <w:continuationSeparator/>
@@ -4856,56 +3258,32 @@
       </w:rPr>
     </w:lvl>
   </w:abstractNum>
-  <w:abstractNum w:abstractNumId="9" w15:restartNumberingAfterBreak="0">
-    <w:nsid w:val="6D2456B8"/>
-    <w:multiLevelType w:val="singleLevel"/>
-    <w:tmpl w:val="54DE4440"/>
-    <w:lvl w:ilvl="0">
-      <w:start w:val="1"/>
-      <w:numFmt w:val="bullet"/>
-      <w:lvlText w:val="•"/>
-      <w:lvlJc w:val="left"/>
-      <w:pPr>
-        <w:tabs>
-          <w:tab w:val="num" w:pos="540"/>
-        </w:tabs>
-        <w:spacing w:after="80" w:line="300" w:lineRule="auto"/>
-        <w:ind w:left="540" w:hanging="270"/>
-      </w:pPr>
-      <w:rPr>
-        <w:rFonts w:ascii="微软雅黑" w:eastAsia="微软雅黑" w:hAnsi="微软雅黑"/>
-      </w:rPr>
-    </w:lvl>
-  </w:abstractNum>
-  <w:num w:numId="1" w16cid:durableId="1547715327">
+  <w:num w:numId="1" w16cid:durableId="981353352">
     <w:abstractNumId w:val="8"/>
   </w:num>
-  <w:num w:numId="2" w16cid:durableId="2100175997">
+  <w:num w:numId="2" w16cid:durableId="1123619449">
     <w:abstractNumId w:val="6"/>
   </w:num>
-  <w:num w:numId="3" w16cid:durableId="1037587559">
+  <w:num w:numId="3" w16cid:durableId="341011019">
     <w:abstractNumId w:val="5"/>
   </w:num>
-  <w:num w:numId="4" w16cid:durableId="1771927347">
+  <w:num w:numId="4" w16cid:durableId="1351102975">
     <w:abstractNumId w:val="4"/>
   </w:num>
-  <w:num w:numId="5" w16cid:durableId="1320840773">
+  <w:num w:numId="5" w16cid:durableId="1218319613">
     <w:abstractNumId w:val="7"/>
   </w:num>
-  <w:num w:numId="6" w16cid:durableId="348801458">
+  <w:num w:numId="6" w16cid:durableId="991955856">
     <w:abstractNumId w:val="3"/>
   </w:num>
-  <w:num w:numId="7" w16cid:durableId="736243826">
+  <w:num w:numId="7" w16cid:durableId="594020967">
     <w:abstractNumId w:val="2"/>
   </w:num>
-  <w:num w:numId="8" w16cid:durableId="1104764466">
+  <w:num w:numId="8" w16cid:durableId="1498494455">
     <w:abstractNumId w:val="1"/>
   </w:num>
-  <w:num w:numId="9" w16cid:durableId="551619649">
+  <w:num w:numId="9" w16cid:durableId="1685743804">
     <w:abstractNumId w:val="0"/>
-  </w:num>
-  <w:num w:numId="10" w16cid:durableId="492723851">
-    <w:abstractNumId w:val="9"/>
   </w:num>
 </w:numbering>
 </file>
@@ -5299,14 +3677,14 @@
   <w:style w:type="paragraph" w:default="1" w:styleId="a1">
     <w:name w:val="Normal"/>
     <w:qFormat/>
-    <w:rsid w:val="00FD6D43"/>
+    <w:rsid w:val="00FC693F"/>
     <w:pPr>
-      <w:spacing w:after="44" w:line="259" w:lineRule="auto"/>
+      <w:spacing w:after="0" w:line="312" w:lineRule="exact"/>
     </w:pPr>
     <w:rPr>
-      <w:rFonts w:ascii="微软雅黑" w:eastAsia="微软雅黑" w:hAnsi="微软雅黑"/>
-      <w:color w:val="1F2937"/>
-      <w:sz w:val="18"/>
+      <w:rFonts w:ascii="Arial" w:eastAsia="微软雅黑" w:hAnsi="Arial" w:cs="Arial"/>
+      <w:color w:val="1F2328"/>
+      <w:sz w:val="20"/>
     </w:rPr>
   </w:style>
   <w:style w:type="paragraph" w:styleId="1">
@@ -5320,14 +3698,13 @@
     <w:pPr>
       <w:keepNext/>
       <w:keepLines/>
-      <w:spacing w:before="140" w:after="80"/>
       <w:outlineLvl w:val="0"/>
     </w:pPr>
     <w:rPr>
       <w:rFonts w:asciiTheme="majorHAnsi" w:eastAsiaTheme="majorEastAsia" w:hAnsiTheme="majorHAnsi" w:cstheme="majorBidi"/>
       <w:b/>
       <w:bCs/>
-      <w:sz w:val="27"/>
+      <w:sz w:val="28"/>
       <w:szCs w:val="28"/>
     </w:rPr>
   </w:style>
@@ -5343,14 +3720,12 @@
     <w:pPr>
       <w:keepNext/>
       <w:keepLines/>
-      <w:spacing w:before="80" w:after="40"/>
       <w:outlineLvl w:val="1"/>
     </w:pPr>
     <w:rPr>
       <w:rFonts w:asciiTheme="majorHAnsi" w:eastAsiaTheme="majorEastAsia" w:hAnsiTheme="majorHAnsi" w:cstheme="majorBidi"/>
       <w:b/>
       <w:bCs/>
-      <w:color w:val="1F4E79"/>
       <w:sz w:val="21"/>
       <w:szCs w:val="26"/>
     </w:rPr>
@@ -5367,14 +3742,14 @@
     <w:pPr>
       <w:keepNext/>
       <w:keepLines/>
-      <w:spacing w:before="40" w:after="20"/>
+      <w:spacing w:before="200"/>
       <w:outlineLvl w:val="2"/>
     </w:pPr>
     <w:rPr>
       <w:rFonts w:asciiTheme="majorHAnsi" w:eastAsiaTheme="majorEastAsia" w:hAnsiTheme="majorHAnsi" w:cstheme="majorBidi"/>
       <w:b/>
       <w:bCs/>
-      <w:sz w:val="19"/>
+      <w:color w:val="4F81BD" w:themeColor="accent1"/>
     </w:rPr>
   </w:style>
   <w:style w:type="paragraph" w:styleId="4">
@@ -5390,7 +3765,7 @@
     <w:pPr>
       <w:keepNext/>
       <w:keepLines/>
-      <w:spacing w:before="200" w:after="0"/>
+      <w:spacing w:before="200"/>
       <w:outlineLvl w:val="3"/>
     </w:pPr>
     <w:rPr>
@@ -5415,7 +3790,7 @@
     <w:pPr>
       <w:keepNext/>
       <w:keepLines/>
-      <w:spacing w:before="200" w:after="0"/>
+      <w:spacing w:before="200"/>
       <w:outlineLvl w:val="4"/>
     </w:pPr>
     <w:rPr>
@@ -5436,7 +3811,7 @@
     <w:pPr>
       <w:keepNext/>
       <w:keepLines/>
-      <w:spacing w:before="200" w:after="0"/>
+      <w:spacing w:before="200"/>
       <w:outlineLvl w:val="5"/>
     </w:pPr>
     <w:rPr>
@@ -5459,7 +3834,7 @@
     <w:pPr>
       <w:keepNext/>
       <w:keepLines/>
-      <w:spacing w:before="200" w:after="0"/>
+      <w:spacing w:before="200"/>
       <w:outlineLvl w:val="6"/>
     </w:pPr>
     <w:rPr>
@@ -5482,13 +3857,12 @@
     <w:pPr>
       <w:keepNext/>
       <w:keepLines/>
-      <w:spacing w:before="200" w:after="0"/>
+      <w:spacing w:before="200"/>
       <w:outlineLvl w:val="7"/>
     </w:pPr>
     <w:rPr>
       <w:rFonts w:asciiTheme="majorHAnsi" w:eastAsiaTheme="majorEastAsia" w:hAnsiTheme="majorHAnsi" w:cstheme="majorBidi"/>
       <w:color w:val="4F81BD" w:themeColor="accent1"/>
-      <w:sz w:val="20"/>
       <w:szCs w:val="20"/>
     </w:rPr>
   </w:style>
@@ -5505,7 +3879,7 @@
     <w:pPr>
       <w:keepNext/>
       <w:keepLines/>
-      <w:spacing w:before="200" w:after="0"/>
+      <w:spacing w:before="200"/>
       <w:outlineLvl w:val="8"/>
     </w:pPr>
     <w:rPr>
@@ -5513,7 +3887,6 @@
       <w:i/>
       <w:iCs/>
       <w:color w:val="404040" w:themeColor="text1" w:themeTint="BF"/>
-      <w:sz w:val="20"/>
       <w:szCs w:val="20"/>
     </w:rPr>
   </w:style>
@@ -5555,7 +3928,7 @@
         <w:tab w:val="center" w:pos="4680"/>
         <w:tab w:val="right" w:pos="9360"/>
       </w:tabs>
-      <w:spacing w:after="0" w:line="240" w:lineRule="auto"/>
+      <w:spacing w:line="240" w:lineRule="auto"/>
     </w:pPr>
   </w:style>
   <w:style w:type="character" w:customStyle="1" w:styleId="a6">
@@ -5577,7 +3950,7 @@
         <w:tab w:val="center" w:pos="4680"/>
         <w:tab w:val="right" w:pos="9360"/>
       </w:tabs>
-      <w:spacing w:after="0" w:line="240" w:lineRule="auto"/>
+      <w:spacing w:line="240" w:lineRule="auto"/>
     </w:pPr>
   </w:style>
   <w:style w:type="character" w:customStyle="1" w:styleId="a8">
@@ -5648,18 +4021,15 @@
     <w:qFormat/>
     <w:rsid w:val="00FC693F"/>
     <w:pPr>
-      <w:pBdr>
-        <w:bottom w:val="single" w:sz="8" w:space="4" w:color="4F81BD" w:themeColor="accent1"/>
-      </w:pBdr>
-      <w:spacing w:after="300" w:line="240" w:lineRule="auto"/>
+      <w:spacing w:line="240" w:lineRule="auto"/>
       <w:contextualSpacing/>
     </w:pPr>
     <w:rPr>
       <w:rFonts w:asciiTheme="majorHAnsi" w:eastAsiaTheme="majorEastAsia" w:hAnsiTheme="majorHAnsi" w:cstheme="majorBidi"/>
-      <w:color w:val="17365D" w:themeColor="text2" w:themeShade="BF"/>
+      <w:b/>
       <w:spacing w:val="5"/>
       <w:kern w:val="28"/>
-      <w:sz w:val="52"/>
+      <w:sz w:val="49"/>
       <w:szCs w:val="52"/>
     </w:rPr>
   </w:style>
@@ -6100,6 +4470,7 @@
       <w:b/>
       <w:bCs/>
       <w:color w:val="4F81BD" w:themeColor="accent1"/>
+      <w:sz w:val="18"/>
       <w:szCs w:val="18"/>
     </w:rPr>
   </w:style>

--- a/简历.docx
+++ b/简历.docx
@@ -725,7 +725,13 @@
               <w:rPr>
                 <w:lang w:eastAsia="zh-CN"/>
               </w:rPr>
-              <w:t>大模型应用研发实习生</w:t>
+              <w:t>AI</w:t>
+            </w:r>
+            <w:r>
+              <w:rPr>
+                <w:lang w:eastAsia="zh-CN"/>
+              </w:rPr>
+              <w:t>应用研发工程师</w:t>
             </w:r>
           </w:p>
         </w:tc>
@@ -1128,19 +1134,39 @@
         <w:rPr>
           <w:lang w:eastAsia="zh-CN"/>
         </w:rPr>
-        <w:t>实验观察，链路实际干预率为</w:t>
-      </w:r>
-      <w:r>
-        <w:rPr>
-          <w:lang w:eastAsia="zh-CN"/>
-        </w:rPr>
-        <w:t xml:space="preserve"> 6.7%</w:t>
-      </w:r>
-      <w:r>
-        <w:rPr>
-          <w:lang w:eastAsia="zh-CN"/>
-        </w:rPr>
-        <w:t>；相较对照组，实验组平均对话轮次增加</w:t>
+        <w:t>实验观察，</w:t>
+      </w:r>
+      <w:r>
+        <w:rPr>
+          <w:rFonts w:hint="eastAsia"/>
+          <w:lang w:eastAsia="zh-CN"/>
+        </w:rPr>
+        <w:t>实验组</w:t>
+      </w:r>
+      <w:r>
+        <w:rPr>
+          <w:lang w:eastAsia="zh-CN"/>
+        </w:rPr>
+        <w:t>链路实际干预率为</w:t>
+      </w:r>
+      <w:r>
+        <w:rPr>
+          <w:lang w:eastAsia="zh-CN"/>
+        </w:rPr>
+        <w:t>11.7%</w:t>
+      </w:r>
+      <w:r>
+        <w:rPr>
+          <w:rFonts w:hint="eastAsia"/>
+          <w:lang w:eastAsia="zh-CN"/>
+        </w:rPr>
+        <w:t>，</w:t>
+      </w:r>
+      <w:r>
+        <w:rPr>
+          <w:lang w:eastAsia="zh-CN"/>
+        </w:rPr>
+        <w:t>平均对话轮次增加</w:t>
       </w:r>
       <w:r>
         <w:rPr>
@@ -1215,9 +1241,16 @@
       <w:proofErr w:type="spellStart"/>
       <w:r>
         <w:rPr>
-          <w:lang w:eastAsia="zh-CN"/>
-        </w:rPr>
-        <w:t>2.5pp</w:t>
+          <w:rFonts w:hint="eastAsia"/>
+          <w:lang w:eastAsia="zh-CN"/>
+        </w:rPr>
+        <w:t>0.9</w:t>
+      </w:r>
+      <w:r>
+        <w:rPr>
+          <w:lang w:eastAsia="zh-CN"/>
+        </w:rPr>
+        <w:t>pp</w:t>
       </w:r>
       <w:proofErr w:type="spellEnd"/>
       <w:r>
@@ -1581,7 +1614,33 @@
         <w:rPr>
           <w:lang w:eastAsia="zh-CN"/>
         </w:rPr>
-        <w:t>实验观察，相较对照组，实验组平均对话轮次增加</w:t>
+        <w:t>实验观察，实验组</w:t>
+      </w:r>
+      <w:r>
+        <w:rPr>
+          <w:rFonts w:hint="eastAsia"/>
+          <w:lang w:eastAsia="zh-CN"/>
+        </w:rPr>
+        <w:t>引导注入率为</w:t>
+      </w:r>
+      <w:r>
+        <w:rPr>
+          <w:lang w:eastAsia="zh-CN"/>
+        </w:rPr>
+        <w:t>16.2%</w:t>
+      </w:r>
+      <w:r>
+        <w:rPr>
+          <w:rFonts w:hint="eastAsia"/>
+          <w:lang w:eastAsia="zh-CN"/>
+        </w:rPr>
+        <w:t>，</w:t>
+      </w:r>
+      <w:r>
+        <w:rPr>
+          <w:lang w:eastAsia="zh-CN"/>
+        </w:rPr>
+        <w:t>平均对话轮次增加</w:t>
       </w:r>
       <w:r>
         <w:rPr>
@@ -1731,9 +1790,10 @@
             </w:r>
             <w:r>
               <w:rPr>
+                <w:rFonts w:hint="eastAsia"/>
                 <w:lang w:eastAsia="zh-CN"/>
               </w:rPr>
-              <w:t>实习生</w:t>
+              <w:t>工程师</w:t>
             </w:r>
           </w:p>
         </w:tc>
@@ -2847,13 +2907,7 @@
         <w:rPr>
           <w:b/>
         </w:rPr>
-        <w:t>XXV</w:t>
-      </w:r>
-      <w:r>
-        <w:rPr>
-          <w:b/>
-        </w:rPr>
-        <w:t xml:space="preserve"> </w:t>
+        <w:t xml:space="preserve">XXV </w:t>
       </w:r>
       <w:r>
         <w:rPr>

--- a/简历.docx
+++ b/简历.docx
@@ -3294,7 +3294,7 @@
   <w:abstractNum w:abstractNumId="8" w15:restartNumberingAfterBreak="0">
     <w:nsid w:val="FFFFFF89"/>
     <w:multiLevelType w:val="singleLevel"/>
-    <w:tmpl w:val="29761A62"/>
+    <w:tmpl w:val="92D45ABC"/>
     <w:lvl w:ilvl="0">
       <w:start w:val="1"/>
       <w:numFmt w:val="bullet"/>
@@ -3303,9 +3303,9 @@
       <w:lvlJc w:val="left"/>
       <w:pPr>
         <w:tabs>
-          <w:tab w:val="num" w:pos="360"/>
+          <w:tab w:val="num" w:pos="4754"/>
         </w:tabs>
-        <w:ind w:left="360" w:hanging="360"/>
+        <w:ind w:left="4754" w:hanging="360"/>
       </w:pPr>
       <w:rPr>
         <w:rFonts w:ascii="Symbol" w:hAnsi="Symbol" w:hint="default"/>
@@ -3947,6 +3947,7 @@
   <w:style w:type="character" w:default="1" w:styleId="a2">
     <w:name w:val="Default Paragraph Font"/>
     <w:uiPriority w:val="1"/>
+    <w:semiHidden/>
     <w:unhideWhenUsed/>
   </w:style>
   <w:style w:type="table" w:default="1" w:styleId="a3">
